--- a/downloads/student/ai-1-week-14.docx
+++ b/downloads/student/ai-1-week-14.docx
@@ -1966,6 +1966,16 @@
       </w:r>
     </w:p>
     <w:p>
+      <w:r>
+        <w:t>Read the labelled picture: Trace 0 cm and explain why clarification is different from predicting short.</w:t>
+      </w:r>
+    </w:p>
+    <w:p>
+      <w:r>
+        <w:t>Change one thing: Provide length 9 with unit mm. Predict the result before checking the explanation. What remains the same?</w:t>
+      </w:r>
+    </w:p>
+    <w:p>
       <w:pPr>
         <w:pStyle w:val="Heading1"/>
       </w:pPr>
@@ -3719,6 +3729,187 @@
     <w:p>
       <w:r>
         <w:t>Attempt the independent case before hints. Record whether you worked alone, used a hint or followed a model. After feedback, fix the first unsupported step and explain why it changed. A later check uses a changed case, not a copied answer.</w:t>
+      </w:r>
+    </w:p>
+    <w:p>
+      <w:pPr>
+        <w:pStyle w:val="Heading1"/>
+      </w:pPr>
+      <w:r>
+        <w:t>15. Your lesson route</w:t>
+      </w:r>
+    </w:p>
+    <w:p>
+      <w:r>
+        <w:t>Start with this question: A fictional ribbon sorter uses a fixed instruction card called RibbonR.</w:t>
+      </w:r>
+    </w:p>
+    <w:tbl>
+      <w:tblPr>
+        <w:tblStyle w:val="LightShading-Accent1"/>
+        <w:tblW w:type="auto" w:w="0"/>
+        <w:tblLook w:firstColumn="1" w:firstRow="1" w:lastColumn="0" w:lastRow="0" w:noHBand="0" w:noVBand="1" w:val="04A0"/>
+      </w:tblPr>
+      <w:tblGrid>
+        <w:gridCol w:w="5112"/>
+        <w:gridCol w:w="5112"/>
+      </w:tblGrid>
+      <w:tr>
+        <w:trPr>
+          <w:tblHeader/>
+        </w:trPr>
+        <w:tc>
+          <w:tcPr>
+            <w:tcW w:type="dxa" w:w="5112"/>
+          </w:tcPr>
+          <w:p>
+            <w:r>
+              <w:t>By the end, I can</w:t>
+            </w:r>
+          </w:p>
+        </w:tc>
+        <w:tc>
+          <w:tcPr>
+            <w:tcW w:type="dxa" w:w="5112"/>
+          </w:tcPr>
+          <w:p>
+            <w:r>
+              <w:t>How I will show it</w:t>
+            </w:r>
+          </w:p>
+        </w:tc>
+      </w:tr>
+      <w:tr>
+        <w:tc>
+          <w:tcPr>
+            <w:tcW w:type="dxa" w:w="5112"/>
+          </w:tcPr>
+          <w:p>
+            <w:r>
+              <w:t>Construct a classifier with a stated input format, selected rule and recorded output</w:t>
+            </w:r>
+          </w:p>
+        </w:tc>
+        <w:tc>
+          <w:tcPr>
+            <w:tcW w:type="dxa" w:w="5112"/>
+          </w:tcPr>
+          <w:p>
+            <w:r>
+              <w:t>Explain the deciding step, show a trace or test, and state one limit.</w:t>
+            </w:r>
+          </w:p>
+        </w:tc>
+      </w:tr>
+      <w:tr>
+        <w:tc>
+          <w:tcPr>
+            <w:tcW w:type="dxa" w:w="5112"/>
+          </w:tcPr>
+          <w:p>
+            <w:r>
+              <w:t>Trace valid, boundary and invalid inputs through different paths</w:t>
+            </w:r>
+          </w:p>
+        </w:tc>
+        <w:tc>
+          <w:tcPr>
+            <w:tcW w:type="dxa" w:w="5112"/>
+          </w:tcPr>
+          <w:p>
+            <w:r>
+              <w:t>Explain the deciding step, show a trace or test, and state one limit.</w:t>
+            </w:r>
+          </w:p>
+        </w:tc>
+      </w:tr>
+      <w:tr>
+        <w:tc>
+          <w:tcPr>
+            <w:tcW w:type="dxa" w:w="5112"/>
+          </w:tcPr>
+          <w:p>
+            <w:r>
+              <w:t>Distinguish an input check from evidence that a prediction is correct</w:t>
+            </w:r>
+          </w:p>
+        </w:tc>
+        <w:tc>
+          <w:tcPr>
+            <w:tcW w:type="dxa" w:w="5112"/>
+          </w:tcPr>
+          <w:p>
+            <w:r>
+              <w:t>Explain the deciding step, show a trace or test, and state one limit.</w:t>
+            </w:r>
+          </w:p>
+        </w:tc>
+      </w:tr>
+    </w:tbl>
+    <w:p>
+      <w:r>
+        <w:t>Remember → watch and explain → try with help → investigate → try independently → keep project evidence. Your teacher may spread this lesson across several classes.</w:t>
+      </w:r>
+    </w:p>
+    <w:p>
+      <w:r>
+        <w:t>Keep your first prediction. Compare it with what the evidence shows and explain any change.</w:t>
+      </w:r>
+    </w:p>
+    <w:p>
+      <w:pPr>
+        <w:pStyle w:val="Heading1"/>
+      </w:pPr>
+      <w:r>
+        <w:t>16. Finish and return</w:t>
+      </w:r>
+    </w:p>
+    <w:p>
+      <w:r>
+        <w:t>Close your notes. Explain this goal in your own words: Construct a classifier with a stated input format, selected rule and recorded output</w:t>
+      </w:r>
+    </w:p>
+    <w:p>
+      <w:pPr>
+        <w:pStyle w:val="Heading3"/>
+      </w:pPr>
+      <w:r>
+        <w:t>My deciding step, evidence and one remaining question</w:t>
+      </w:r>
+    </w:p>
+    <w:p>
+      <w:r>
+        <w:t>________________________________________________________________</w:t>
+      </w:r>
+    </w:p>
+    <w:p>
+      <w:r>
+        <w:t>________________________________________________________________</w:t>
+      </w:r>
+    </w:p>
+    <w:p>
+      <w:r>
+        <w:t>________________________________________________________________</w:t>
+      </w:r>
+    </w:p>
+    <w:p>
+      <w:r>
+        <w:t>________________________________________________________________</w:t>
+      </w:r>
+    </w:p>
+    <w:p>
+      <w:r>
+        <w:t>________________________________________________________________</w:t>
+      </w:r>
+    </w:p>
+    <w:p>
+      <w:r>
+        <w:t>If you are unsure, return to the worked picture and explain one arrow. If you are ready, change an input or assumption and justify your prediction.</w:t>
+      </w:r>
+    </w:p>
+    <w:p>
+      <w:r>
+        <w:t>Save your workbook evidence. At the next review, try a different case before opening your old answer.</w:t>
       </w:r>
     </w:p>
     <w:sectPr>

--- a/downloads/student/ai-1-week-14.docx
+++ b/downloads/student/ai-1-week-14.docx
@@ -3910,6 +3910,207 @@
     <w:p>
       <w:r>
         <w:t>Save your workbook evidence. At the next review, try a different case before opening your old answer.</w:t>
+      </w:r>
+    </w:p>
+    <w:p>
+      <w:pPr>
+        <w:pStyle w:val="Heading1"/>
+      </w:pPr>
+      <w:r>
+        <w:t>17. Supported practice, repair and portfolio</w:t>
+      </w:r>
+    </w:p>
+    <w:p>
+      <w:r>
+        <w:t>Use this supported practice once, in the browser or on paper. Keep the reserved independent assessment for a separate first attempt before teacher feedback.</w:t>
+      </w:r>
+    </w:p>
+    <w:p>
+      <w:r>
+        <w:t>A fictional ribbon sorter uses a fixed instruction card called RibbonR.</w:t>
+      </w:r>
+    </w:p>
+    <w:p>
+      <w:pPr>
+        <w:pStyle w:val="Heading3"/>
+      </w:pPr>
+      <w:r>
+        <w:t>Practice 1: explain the deciding evidence</w:t>
+      </w:r>
+    </w:p>
+    <w:p>
+      <w:r>
+        <w:t>Which labelled step matches this detail? Store input, contract result, rule version and prediction.</w:t>
+      </w:r>
+    </w:p>
+    <w:p>
+      <w:r>
+        <w:t>1. Invalid cases</w:t>
+      </w:r>
+    </w:p>
+    <w:p>
+      <w:r>
+        <w:t>2. Input contract</w:t>
+      </w:r>
+    </w:p>
+    <w:p>
+      <w:r>
+        <w:t>3. Keep records</w:t>
+      </w:r>
+    </w:p>
+    <w:p>
+      <w:r>
+        <w:t>4. Valid cases</w:t>
+      </w:r>
+    </w:p>
+    <w:p>
+      <w:pPr>
+        <w:pStyle w:val="Heading3"/>
+      </w:pPr>
+      <w:r>
+        <w:t>My selected conclusion, deciding fact and explanation</w:t>
+      </w:r>
+    </w:p>
+    <w:p>
+      <w:r>
+        <w:t>________________________________________________________________</w:t>
+      </w:r>
+    </w:p>
+    <w:p>
+      <w:r>
+        <w:t>________________________________________________________________</w:t>
+      </w:r>
+    </w:p>
+    <w:p>
+      <w:r>
+        <w:t>________________________________________________________________</w:t>
+      </w:r>
+    </w:p>
+    <w:p>
+      <w:r>
+        <w:t>________________________________________________________________</w:t>
+      </w:r>
+    </w:p>
+    <w:p>
+      <w:r>
+        <w:t>________________________________________________________________</w:t>
+      </w:r>
+    </w:p>
+    <w:p>
+      <w:r>
+        <w:t>Hint if needed: Read the steps in the pictorial case. Match the supplied detail to the stage that performs or records it.</w:t>
+      </w:r>
+    </w:p>
+    <w:p>
+      <w:r>
+        <w:t>After your attempt, compare with the supported explanation: Keep records Store input, contract result, rule version and prediction. A prediction boundary answers a different question from input validation. Length 9 passes the contract and meets the long boundary. Length 16 must not receive long merely because it exceeds 9: it violates the allowed range first. Zero is permitted and receives short.</w:t>
+      </w:r>
+    </w:p>
+    <w:p>
+      <w:pPr>
+        <w:pStyle w:val="Heading3"/>
+      </w:pPr>
+      <w:r>
+        <w:t>Practice 2: explain the deciding evidence</w:t>
+      </w:r>
+    </w:p>
+    <w:p>
+      <w:r>
+        <w:t>Changed-case practice: Provide length 9 with unit mm. Which conclusion is supported by the supplied facts?</w:t>
+      </w:r>
+    </w:p>
+    <w:p>
+      <w:r>
+        <w:t>1. Request clarification rather than predicting long.</w:t>
+      </w:r>
+    </w:p>
+    <w:p>
+      <w:r>
+        <w:t>2. This one example guarantees correct results for every future input.</w:t>
+      </w:r>
+    </w:p>
+    <w:p>
+      <w:r>
+        <w:t>3. We can decide the result without examining the changed input or the procedure.</w:t>
+      </w:r>
+    </w:p>
+    <w:p>
+      <w:pPr>
+        <w:pStyle w:val="Heading3"/>
+      </w:pPr>
+      <w:r>
+        <w:t>My selected conclusion, deciding fact and explanation</w:t>
+      </w:r>
+    </w:p>
+    <w:p>
+      <w:r>
+        <w:t>________________________________________________________________</w:t>
+      </w:r>
+    </w:p>
+    <w:p>
+      <w:r>
+        <w:t>________________________________________________________________</w:t>
+      </w:r>
+    </w:p>
+    <w:p>
+      <w:r>
+        <w:t>________________________________________________________________</w:t>
+      </w:r>
+    </w:p>
+    <w:p>
+      <w:r>
+        <w:t>________________________________________________________________</w:t>
+      </w:r>
+    </w:p>
+    <w:p>
+      <w:r>
+        <w:t>________________________________________________________________</w:t>
+      </w:r>
+    </w:p>
+    <w:p>
+      <w:r>
+        <w:t>Hint if needed: Use the changed condition and the deciding step in the pictorial trace. The answer must say what follows from those facts.</w:t>
+      </w:r>
+    </w:p>
+    <w:p>
+      <w:r>
+        <w:t>After your attempt, compare with the supported explanation: Request clarification rather than predicting long. RibbonR requires cm; the unit mismatch fails its declared input contract.</w:t>
+      </w:r>
+    </w:p>
+    <w:p>
+      <w:pPr>
+        <w:pStyle w:val="Heading3"/>
+      </w:pPr>
+      <w:r>
+        <w:t>Repair a missing building block</w:t>
+      </w:r>
+    </w:p>
+    <w:p>
+      <w:r>
+        <w:t>Review Learning from Examples (ai-1/13). Goal: Fit a threshold by tracing predictions and counting disagreements for every candidate. Short practice: Which new measured length would reveal disagreement between the candidates?. Return to this week and explain what you changed.</w:t>
+      </w:r>
+    </w:p>
+    <w:p>
+      <w:r>
+        <w:t>Review Repeating Efficiently (ai-1/11). Goal: Trace a loop by testing its condition before every repetition. Short practice: Trace a fresh start of 9. How many additions occur, and must the report equal 10?. Return to this week and explain what you changed.</w:t>
+      </w:r>
+    </w:p>
+    <w:p>
+      <w:r>
+        <w:t>Review Features: Useful Clues (ai-1/8). Goal: Choose recorded properties that preserve distinctions needed for a stated task. Short practice: Point to the pair that tests pattern, then explain why the sticker is a bad early input.. Return to this week and explain what you changed.</w:t>
+      </w:r>
+    </w:p>
+    <w:p>
+      <w:pPr>
+        <w:pStyle w:val="Heading3"/>
+      </w:pPr>
+      <w:r>
+        <w:t>Keep your completed work</w:t>
+      </w:r>
+    </w:p>
+    <w:p>
+      <w:r>
+        <w:t>Use Download completed work in the hosted lesson to export your answers, reflections, practice feedback and code-run evidence. Open the HTML copy to read or print it. Drafts stay in this browser when storage is available; clear drafts on a shared device.</w:t>
       </w:r>
     </w:p>
     <w:sectPr>

--- a/downloads/student/ai-1-week-14.docx
+++ b/downloads/student/ai-1-week-14.docx
@@ -42,6 +42,11 @@
       </w:r>
     </w:p>
     <w:p>
+      <w:r>
+        <w:t>Start with the target: Construct a classifier with a stated input format, selected rule and recorded output. Try the recall before opening notes.</w:t>
+      </w:r>
+    </w:p>
+    <w:p>
       <w:pPr>
         <w:pStyle w:val="Heading3"/>
       </w:pPr>
@@ -50,18 +55,120 @@
       </w:r>
     </w:p>
     <w:p>
-      <w:r>
-        <w:t>I can construct a classifier with a stated input format, selected rule and recorded output.</w:t>
-      </w:r>
-    </w:p>
-    <w:p>
-      <w:r>
-        <w:t>I can trace valid, boundary and invalid inputs through different paths.</w:t>
-      </w:r>
-    </w:p>
-    <w:p>
-      <w:r>
-        <w:t>I can distinguish an input check from evidence that a prediction is correct.</w:t>
+      <w:pPr>
+        <w:spacing w:line="336" w:lineRule="auto" w:after="180"/>
+      </w:pPr>
+      <w:r>
+        <w:rPr>
+          <w:b w:val="0"/>
+        </w:rPr>
+        <w:t xml:space="preserve">I can construct a </w:t>
+      </w:r>
+      <w:r>
+        <w:rPr>
+          <w:b/>
+        </w:rPr>
+        <w:t>classifier</w:t>
+      </w:r>
+      <w:r>
+        <w:rPr>
+          <w:b w:val="0"/>
+        </w:rPr>
+        <w:t xml:space="preserve"> with a stated </w:t>
+      </w:r>
+      <w:r>
+        <w:rPr>
+          <w:b/>
+        </w:rPr>
+        <w:t>input</w:t>
+      </w:r>
+      <w:r>
+        <w:rPr>
+          <w:b w:val="0"/>
+        </w:rPr>
+        <w:t xml:space="preserve"> format, selected rule and recorded </w:t>
+      </w:r>
+      <w:r>
+        <w:rPr>
+          <w:b/>
+        </w:rPr>
+        <w:t>output</w:t>
+      </w:r>
+      <w:r>
+        <w:rPr>
+          <w:b w:val="0"/>
+        </w:rPr>
+        <w:t>.</w:t>
+      </w:r>
+    </w:p>
+    <w:p>
+      <w:pPr>
+        <w:spacing w:line="336" w:lineRule="auto" w:after="180"/>
+      </w:pPr>
+      <w:r>
+        <w:rPr>
+          <w:b w:val="0"/>
+        </w:rPr>
+        <w:t xml:space="preserve">I can trace valid, boundary and invalid </w:t>
+      </w:r>
+      <w:r>
+        <w:rPr>
+          <w:b/>
+        </w:rPr>
+        <w:t>input</w:t>
+      </w:r>
+      <w:r>
+        <w:rPr>
+          <w:b w:val="0"/>
+        </w:rPr>
+        <w:t>s through different paths.</w:t>
+      </w:r>
+    </w:p>
+    <w:p>
+      <w:pPr>
+        <w:spacing w:line="336" w:lineRule="auto" w:after="180"/>
+      </w:pPr>
+      <w:r>
+        <w:rPr>
+          <w:b w:val="0"/>
+        </w:rPr>
+        <w:t xml:space="preserve">I can distinguish an </w:t>
+      </w:r>
+      <w:r>
+        <w:rPr>
+          <w:b/>
+        </w:rPr>
+        <w:t>input</w:t>
+      </w:r>
+      <w:r>
+        <w:rPr>
+          <w:b w:val="0"/>
+        </w:rPr>
+        <w:t xml:space="preserve"> check from </w:t>
+      </w:r>
+      <w:r>
+        <w:rPr>
+          <w:b/>
+        </w:rPr>
+        <w:t>evidence</w:t>
+      </w:r>
+      <w:r>
+        <w:rPr>
+          <w:b w:val="0"/>
+        </w:rPr>
+        <w:t xml:space="preserve"> that a </w:t>
+      </w:r>
+      <w:r>
+        <w:rPr>
+          <w:b/>
+        </w:rPr>
+        <w:t>prediction</w:t>
+      </w:r>
+      <w:r>
+        <w:rPr>
+          <w:b w:val="0"/>
+        </w:rPr>
+        <w:t xml:space="preserve"> is correct.</w:t>
       </w:r>
     </w:p>
     <w:p>
@@ -73,33 +180,93 @@
       </w:r>
     </w:p>
     <w:p>
-      <w:r>
+      <w:pPr>
+        <w:spacing w:line="336" w:lineRule="auto" w:after="180"/>
+      </w:pPr>
+      <w:r>
+        <w:rPr>
+          <w:b w:val="0"/>
+        </w:rPr>
         <w:t>Close your notes first. A rough first answer helps us choose the right starting point; it is not a score for your ability.</w:t>
       </w:r>
     </w:p>
     <w:p>
-      <w:r>
+      <w:pPr>
+        <w:spacing w:line="336" w:lineRule="auto" w:after="180"/>
+      </w:pPr>
+      <w:r>
+        <w:rPr>
+          <w:b w:val="0"/>
+        </w:rPr>
         <w:t>Without opening the old lesson, explain one key idea from Learning from Examples. Give an example and a mistake that the idea helps you avoid.</w:t>
       </w:r>
     </w:p>
     <w:p>
-      <w:r>
+      <w:pPr>
+        <w:spacing w:line="336" w:lineRule="auto" w:after="180"/>
+      </w:pPr>
+      <w:r>
+        <w:rPr>
+          <w:b w:val="0"/>
+        </w:rPr>
         <w:t>Without opening the old lesson, explain one key idea from Repeating Efficiently. Give an example and a mistake that the idea helps you avoid.</w:t>
       </w:r>
     </w:p>
     <w:p>
-      <w:r>
+      <w:pPr>
+        <w:spacing w:line="336" w:lineRule="auto" w:after="180"/>
+      </w:pPr>
+      <w:r>
+        <w:rPr>
+          <w:b w:val="0"/>
+        </w:rPr>
         <w:t>Without opening the old lesson, explain one key idea from Features: Useful Clues. Give an example and a mistake that the idea helps you avoid.</w:t>
       </w:r>
     </w:p>
     <w:p>
-      <w:r>
-        <w:t>After trying, check the relevant lesson or ask your teacher. Change the part of your explanation that the evidence shows was wrong.</w:t>
-      </w:r>
-    </w:p>
-    <w:p>
-      <w:r>
-        <w:t>Classification maps features to a category using a decision boundary.</w:t>
+      <w:pPr>
+        <w:spacing w:line="336" w:lineRule="auto" w:after="180"/>
+      </w:pPr>
+      <w:r>
+        <w:rPr>
+          <w:b w:val="0"/>
+        </w:rPr>
+        <w:t xml:space="preserve">After trying, check the relevant lesson or ask your teacher. Change the part of your explanation that the </w:t>
+      </w:r>
+      <w:r>
+        <w:rPr>
+          <w:b/>
+        </w:rPr>
+        <w:t>evidence</w:t>
+      </w:r>
+      <w:r>
+        <w:rPr>
+          <w:b w:val="0"/>
+        </w:rPr>
+        <w:t xml:space="preserve"> shows was wrong.</w:t>
+      </w:r>
+    </w:p>
+    <w:p>
+      <w:pPr>
+        <w:spacing w:line="336" w:lineRule="auto" w:after="180"/>
+      </w:pPr>
+      <w:r>
+        <w:rPr>
+          <w:b w:val="0"/>
+        </w:rPr>
+        <w:t xml:space="preserve">Classification maps features to a category using a </w:t>
+      </w:r>
+      <w:r>
+        <w:rPr>
+          <w:b/>
+        </w:rPr>
+        <w:t>decision boundary</w:t>
+      </w:r>
+      <w:r>
+        <w:rPr>
+          <w:b w:val="0"/>
+        </w:rPr>
+        <w:t>.</w:t>
       </w:r>
     </w:p>
     <w:p>
@@ -139,12 +306,33 @@
       </w:r>
     </w:p>
     <w:p>
-      <w:r>
+      <w:pPr>
+        <w:pStyle w:val="Heading3"/>
+      </w:pPr>
+      <w:r>
+        <w:t>Your target</w:t>
+      </w:r>
+    </w:p>
+    <w:p>
+      <w:pPr>
+        <w:spacing w:line="336" w:lineRule="auto" w:after="180"/>
+        <w:shd w:fill="EDF7F3"/>
+      </w:pPr>
+      <w:r>
+        <w:rPr>
+          <w:b w:val="0"/>
+        </w:rPr>
         <w:t>LEARNING TARGET  A classroom rule labels anything with wings as a bird. Test a bat, a penguin and a toy aeroplane. Define the target independently, then propose a next step without pretending one visual clue solves biology.</w:t>
       </w:r>
     </w:p>
     <w:p>
-      <w:r>
+      <w:pPr>
+        <w:spacing w:line="336" w:lineRule="auto" w:after="180"/>
+      </w:pPr>
+      <w:r>
+        <w:rPr>
+          <w:b w:val="0"/>
+        </w:rPr>
         <w:t>Learner name:</w:t>
       </w:r>
     </w:p>
@@ -157,7 +345,14 @@
       </w:r>
     </w:p>
     <w:p>
-      <w:r>
+      <w:pPr>
+        <w:spacing w:line="336" w:lineRule="auto" w:after="180"/>
+        <w:shd w:fill="F5F1FB"/>
+      </w:pPr>
+      <w:r>
+        <w:rPr>
+          <w:b w:val="0"/>
+        </w:rPr>
         <w:t>A fitted rule predicts tall at a height of at least 6 cm and short otherwise. Predict at 5 and 6 cm. What should you check before applying it to a blank height?</w:t>
       </w:r>
     </w:p>
@@ -170,8 +365,38 @@
       </w:r>
     </w:p>
     <w:p>
-      <w:r>
-        <w:t>By the end, I can build a complete classifier that validates inputs before predicting.</w:t>
+      <w:pPr>
+        <w:spacing w:line="336" w:lineRule="auto" w:after="180"/>
+      </w:pPr>
+      <w:r>
+        <w:rPr>
+          <w:b w:val="0"/>
+        </w:rPr>
+        <w:t xml:space="preserve">By the end, I can build a complete </w:t>
+      </w:r>
+      <w:r>
+        <w:rPr>
+          <w:b/>
+        </w:rPr>
+        <w:t>classifier</w:t>
+      </w:r>
+      <w:r>
+        <w:rPr>
+          <w:b w:val="0"/>
+        </w:rPr>
+        <w:t xml:space="preserve"> that validates </w:t>
+      </w:r>
+      <w:r>
+        <w:rPr>
+          <w:b/>
+        </w:rPr>
+        <w:t>input</w:t>
+      </w:r>
+      <w:r>
+        <w:rPr>
+          <w:b w:val="0"/>
+        </w:rPr>
+        <w:t>s before predicting.</w:t>
       </w:r>
     </w:p>
     <w:p>
@@ -184,6 +409,17 @@
     </w:p>
     <w:p>
       <w:r>
+        <w:t>Investigate the supplied Build a Human Classifier case. Separate observations, given facts and assumptions before choosing an explanation.</w:t>
+      </w:r>
+    </w:p>
+    <w:p>
+      <w:pPr>
+        <w:spacing w:line="336" w:lineRule="auto" w:after="180"/>
+      </w:pPr>
+      <w:r>
+        <w:rPr>
+          <w:b/>
+        </w:rPr>
         <w:t>PICTURE STORY</w:t>
       </w:r>
     </w:p>
@@ -196,8 +432,26 @@
       </w:r>
     </w:p>
     <w:p>
-      <w:r>
-        <w:t>Pictures give clues; evidence tells us what the clues mean.</w:t>
+      <w:pPr>
+        <w:spacing w:line="336" w:lineRule="auto" w:after="180"/>
+      </w:pPr>
+      <w:r>
+        <w:rPr>
+          <w:b w:val="0"/>
+        </w:rPr>
+        <w:t xml:space="preserve">Pictures give clues; </w:t>
+      </w:r>
+      <w:r>
+        <w:rPr>
+          <w:b/>
+        </w:rPr>
+        <w:t>evidence</w:t>
+      </w:r>
+      <w:r>
+        <w:rPr>
+          <w:b w:val="0"/>
+        </w:rPr>
+        <w:t xml:space="preserve"> tells us what the clues mean.</w:t>
       </w:r>
     </w:p>
     <w:p>
@@ -237,7 +491,22 @@
       </w:r>
     </w:p>
     <w:p>
-      <w:r>
+      <w:pPr>
+        <w:pStyle w:val="Heading3"/>
+      </w:pPr>
+      <w:r>
+        <w:t>Start with this puzzle</w:t>
+      </w:r>
+    </w:p>
+    <w:p>
+      <w:pPr>
+        <w:spacing w:line="336" w:lineRule="auto" w:after="180"/>
+        <w:shd w:fill="F1F6FC"/>
+      </w:pPr>
+      <w:r>
+        <w:rPr>
+          <w:b w:val="0"/>
+        </w:rPr>
         <w:t>MYSTERY  Mystery creatures can be sorted using visible features such as antenna count and spot pattern, with the decision rule drawn on a feature map.</w:t>
       </w:r>
     </w:p>
@@ -250,33 +519,106 @@
       </w:r>
     </w:p>
     <w:p>
-      <w:r>
+      <w:pPr>
+        <w:spacing w:line="336" w:lineRule="auto" w:after="180"/>
+      </w:pPr>
+      <w:r>
+        <w:rPr>
+          <w:b w:val="0"/>
+        </w:rPr>
         <w:t>Name three visible details without explaining them yet.</w:t>
       </w:r>
     </w:p>
     <w:p>
-      <w:r>
+      <w:pPr>
+        <w:spacing w:line="336" w:lineRule="auto" w:after="180"/>
+      </w:pPr>
+      <w:r>
+        <w:rPr>
+          <w:b w:val="0"/>
+        </w:rPr>
         <w:t>Circle the detail most connected to the system's decision.</w:t>
       </w:r>
     </w:p>
     <w:p>
-      <w:r>
+      <w:pPr>
+        <w:spacing w:line="336" w:lineRule="auto" w:after="180"/>
+      </w:pPr>
+      <w:r>
+        <w:rPr>
+          <w:b w:val="0"/>
+        </w:rPr>
         <w:t>Name one detail that may be decoration or distraction.</w:t>
       </w:r>
     </w:p>
     <w:p>
-      <w:r>
-        <w:t>Make a first prediction and state the clue that supports it.</w:t>
-      </w:r>
-    </w:p>
-    <w:p>
-      <w:r>
-        <w:t>My observations, prediction, and evidence:</w:t>
-      </w:r>
-    </w:p>
-    <w:p>
-      <w:r>
-        <w:t>GOOD THINKING  A prediction can change when stronger evidence appears.</w:t>
+      <w:pPr>
+        <w:spacing w:line="336" w:lineRule="auto" w:after="180"/>
+      </w:pPr>
+      <w:r>
+        <w:rPr>
+          <w:b w:val="0"/>
+        </w:rPr>
+        <w:t xml:space="preserve">Make a first </w:t>
+      </w:r>
+      <w:r>
+        <w:rPr>
+          <w:b/>
+        </w:rPr>
+        <w:t>prediction</w:t>
+      </w:r>
+      <w:r>
+        <w:rPr>
+          <w:b w:val="0"/>
+        </w:rPr>
+        <w:t xml:space="preserve"> and state the clue that supports it.</w:t>
+      </w:r>
+    </w:p>
+    <w:p>
+      <w:pPr>
+        <w:spacing w:line="336" w:lineRule="auto" w:after="180"/>
+      </w:pPr>
+      <w:r>
+        <w:rPr>
+          <w:b w:val="0"/>
+        </w:rPr>
+        <w:t xml:space="preserve">My </w:t>
+      </w:r>
+      <w:r>
+        <w:rPr>
+          <w:b/>
+        </w:rPr>
+        <w:t>observation</w:t>
+      </w:r>
+      <w:r>
+        <w:rPr>
+          <w:b w:val="0"/>
+        </w:rPr>
+        <w:t xml:space="preserve">s, </w:t>
+      </w:r>
+      <w:r>
+        <w:rPr>
+          <w:b/>
+        </w:rPr>
+        <w:t>prediction</w:t>
+      </w:r>
+      <w:r>
+        <w:rPr>
+          <w:b w:val="0"/>
+        </w:rPr>
+        <w:t xml:space="preserve">, and </w:t>
+      </w:r>
+      <w:r>
+        <w:rPr>
+          <w:b/>
+        </w:rPr>
+        <w:t>evidence</w:t>
+      </w:r>
+      <w:r>
+        <w:rPr>
+          <w:b w:val="0"/>
+        </w:rPr>
+        <w:t>:</w:t>
       </w:r>
     </w:p>
     <w:p>
@@ -284,22 +626,201 @@
         <w:pStyle w:val="Heading3"/>
       </w:pPr>
       <w:r>
+        <w:t>Thinking habit</w:t>
+      </w:r>
+    </w:p>
+    <w:p>
+      <w:pPr>
+        <w:spacing w:line="336" w:lineRule="auto" w:after="180"/>
+        <w:shd w:fill="EDF7F3"/>
+      </w:pPr>
+      <w:r>
+        <w:rPr>
+          <w:b w:val="0"/>
+        </w:rPr>
+        <w:t xml:space="preserve">GOOD THINKING  A </w:t>
+      </w:r>
+      <w:r>
+        <w:rPr>
+          <w:b/>
+        </w:rPr>
+        <w:t>prediction</w:t>
+      </w:r>
+      <w:r>
+        <w:rPr>
+          <w:b w:val="0"/>
+        </w:rPr>
+        <w:t xml:space="preserve"> can change when stronger </w:t>
+      </w:r>
+      <w:r>
+        <w:rPr>
+          <w:b/>
+        </w:rPr>
+        <w:t>evidence</w:t>
+      </w:r>
+      <w:r>
+        <w:rPr>
+          <w:b w:val="0"/>
+        </w:rPr>
+        <w:t xml:space="preserve"> appears.</w:t>
+      </w:r>
+    </w:p>
+    <w:p>
+      <w:pPr>
+        <w:pStyle w:val="Heading3"/>
+      </w:pPr>
+      <w:r>
         <w:t>A closer explanation</w:t>
       </w:r>
     </w:p>
     <w:p>
-      <w:r>
-        <w:t>Your task is to build a paper classifier that another learner can operate without guessing your instructions. It will predict short or tall for imaginary towers. Use the threshold of 6 centimetres selected after adding the height 5 short example in Week 13. Name this selected model Tower1.</w:t>
-      </w:r>
-    </w:p>
-    <w:p>
-      <w:r>
-        <w:t>Write an input contract: one height recorded as a whole number of centimetres from 1 through 10, including both endpoints. Require the unit cm to be shown. This is a classroom design choice about what the procedure accepts. It is not a claim that every accepted height appeared in fitting or that towers outside this range cannot exist.</w:t>
-      </w:r>
-    </w:p>
-    <w:p>
-      <w:r>
-        <w:t>A complete classifier needs instructions for checking the input, applying Tower1 when the input is accepted, and recording the outcome. It must also say what happens when the input fails a check. The threshold alone does not provide these surrounding instructions.</w:t>
+      <w:pPr>
+        <w:spacing w:line="336" w:lineRule="auto" w:after="180"/>
+      </w:pPr>
+      <w:r>
+        <w:rPr>
+          <w:b w:val="0"/>
+        </w:rPr>
+        <w:t xml:space="preserve">Your task is to build a paper </w:t>
+      </w:r>
+      <w:r>
+        <w:rPr>
+          <w:b/>
+        </w:rPr>
+        <w:t>classifier</w:t>
+      </w:r>
+      <w:r>
+        <w:rPr>
+          <w:b w:val="0"/>
+        </w:rPr>
+        <w:t xml:space="preserve"> that another learner can operate without guessing your instructions. It will predict short or tall for imaginary towers.</w:t>
+      </w:r>
+    </w:p>
+    <w:p>
+      <w:pPr>
+        <w:spacing w:line="336" w:lineRule="auto" w:after="180"/>
+      </w:pPr>
+      <w:r>
+        <w:rPr>
+          <w:b w:val="0"/>
+        </w:rPr>
+        <w:t>Use the threshold of 6 centimetres selected after adding the height 5 short example in Week 13. Name this selected model Tower1.</w:t>
+      </w:r>
+    </w:p>
+    <w:p>
+      <w:pPr>
+        <w:spacing w:line="336" w:lineRule="auto" w:after="180"/>
+      </w:pPr>
+      <w:r>
+        <w:rPr>
+          <w:b w:val="0"/>
+        </w:rPr>
+        <w:t xml:space="preserve">Write an </w:t>
+      </w:r>
+      <w:r>
+        <w:rPr>
+          <w:b/>
+        </w:rPr>
+        <w:t>input contract</w:t>
+      </w:r>
+      <w:r>
+        <w:rPr>
+          <w:b w:val="0"/>
+        </w:rPr>
+        <w:t>: one height recorded as a whole number of centimetres from 1 through 10, including both endpoints. Require the unit cm to be shown. This is a classroom design choice about what the procedure accepts.</w:t>
+      </w:r>
+    </w:p>
+    <w:p>
+      <w:pPr>
+        <w:spacing w:line="336" w:lineRule="auto" w:after="180"/>
+      </w:pPr>
+      <w:r>
+        <w:rPr>
+          <w:b w:val="0"/>
+        </w:rPr>
+        <w:t xml:space="preserve">It is not a claim that every accepted height appeared in </w:t>
+      </w:r>
+      <w:r>
+        <w:rPr>
+          <w:b/>
+        </w:rPr>
+        <w:t>fitting</w:t>
+      </w:r>
+      <w:r>
+        <w:rPr>
+          <w:b w:val="0"/>
+        </w:rPr>
+        <w:t xml:space="preserve"> or that towers outside this range cannot exist.</w:t>
+      </w:r>
+    </w:p>
+    <w:p>
+      <w:pPr>
+        <w:spacing w:line="336" w:lineRule="auto" w:after="180"/>
+      </w:pPr>
+      <w:r>
+        <w:rPr>
+          <w:b w:val="0"/>
+        </w:rPr>
+        <w:t xml:space="preserve">A complete </w:t>
+      </w:r>
+      <w:r>
+        <w:rPr>
+          <w:b/>
+        </w:rPr>
+        <w:t>classifier</w:t>
+      </w:r>
+      <w:r>
+        <w:rPr>
+          <w:b w:val="0"/>
+        </w:rPr>
+        <w:t xml:space="preserve"> needs instructions for checking the </w:t>
+      </w:r>
+      <w:r>
+        <w:rPr>
+          <w:b/>
+        </w:rPr>
+        <w:t>input</w:t>
+      </w:r>
+      <w:r>
+        <w:rPr>
+          <w:b w:val="0"/>
+        </w:rPr>
+        <w:t xml:space="preserve">, applying Tower1 when the </w:t>
+      </w:r>
+      <w:r>
+        <w:rPr>
+          <w:b/>
+        </w:rPr>
+        <w:t>input</w:t>
+      </w:r>
+      <w:r>
+        <w:rPr>
+          <w:b w:val="0"/>
+        </w:rPr>
+        <w:t xml:space="preserve"> is accepted, and recording the outcome. It must also say what happens when the </w:t>
+      </w:r>
+      <w:r>
+        <w:rPr>
+          <w:b/>
+        </w:rPr>
+        <w:t>input</w:t>
+      </w:r>
+      <w:r>
+        <w:rPr>
+          <w:b w:val="0"/>
+        </w:rPr>
+        <w:t xml:space="preserve"> fails a check.</w:t>
+      </w:r>
+    </w:p>
+    <w:p>
+      <w:pPr>
+        <w:spacing w:line="336" w:lineRule="auto" w:after="180"/>
+      </w:pPr>
+      <w:r>
+        <w:rPr>
+          <w:b w:val="0"/>
+        </w:rPr>
+        <w:t>The threshold alone does not provide these surrounding instructions.</w:t>
       </w:r>
     </w:p>
     <w:p>
@@ -312,7 +833,24 @@
     </w:p>
     <w:p>
       <w:r>
-        <w:t>VISUAL MECHANISM</w:t>
+        <w:t>Follow the mechanism for Build a Human Classifier. Connect each labelled input, deciding step and result.</w:t>
+      </w:r>
+    </w:p>
+    <w:p>
+      <w:pPr>
+        <w:spacing w:line="336" w:lineRule="auto" w:after="180"/>
+      </w:pPr>
+      <w:r>
+        <w:rPr>
+          <w:b/>
+        </w:rPr>
+        <w:t xml:space="preserve">VISUAL </w:t>
+      </w:r>
+      <w:r>
+        <w:rPr>
+          <w:b/>
+        </w:rPr>
+        <w:t>MECHANISM</w:t>
       </w:r>
     </w:p>
     <w:p>
@@ -324,7 +862,13 @@
       </w:r>
     </w:p>
     <w:p>
-      <w:r>
+      <w:pPr>
+        <w:spacing w:line="336" w:lineRule="auto" w:after="180"/>
+      </w:pPr>
+      <w:r>
+        <w:rPr>
+          <w:b w:val="0"/>
+        </w:rPr>
         <w:t>Follow the information instead of imagining magic inside the machine.</w:t>
       </w:r>
     </w:p>
@@ -437,32 +981,188 @@
       </w:r>
     </w:p>
     <w:p>
-      <w:r>
-        <w:t>INPUT  creature features</w:t>
-      </w:r>
-    </w:p>
-    <w:p>
-      <w:r>
-        <w:t>PROCESS  compare the feature point with a boundary</w:t>
-      </w:r>
-    </w:p>
-    <w:p>
-      <w:r>
-        <w:t>OUTPUT  category A, category B, or not sure</w:t>
-      </w:r>
-    </w:p>
-    <w:p>
-      <w:r>
-        <w:t>CORE IDEA  Classification maps features to a category using a decision boundary.</w:t>
-      </w:r>
-    </w:p>
-    <w:p>
-      <w:r>
-        <w:t>UNDER THE HOOD  A classifier partitions feature space into decision regions. A decision boundary is where the predicted category changes. Different boundaries may fit the same training examples but behave differently on unseen or borderline inputs.</w:t>
-      </w:r>
-    </w:p>
-    <w:p>
-      <w:r>
+      <w:pPr>
+        <w:spacing w:line="336" w:lineRule="auto" w:after="180"/>
+      </w:pPr>
+      <w:r>
+        <w:rPr>
+          <w:b/>
+        </w:rPr>
+        <w:t>INPUT</w:t>
+      </w:r>
+      <w:r>
+        <w:rPr>
+          <w:b w:val="0"/>
+        </w:rPr>
+        <w:t xml:space="preserve">  creature features</w:t>
+      </w:r>
+    </w:p>
+    <w:p>
+      <w:pPr>
+        <w:spacing w:line="336" w:lineRule="auto" w:after="180"/>
+      </w:pPr>
+      <w:r>
+        <w:rPr>
+          <w:b/>
+        </w:rPr>
+        <w:t>PROCESS</w:t>
+      </w:r>
+      <w:r>
+        <w:rPr>
+          <w:b w:val="0"/>
+        </w:rPr>
+        <w:t xml:space="preserve">  compare the feature point with a boundary</w:t>
+      </w:r>
+    </w:p>
+    <w:p>
+      <w:pPr>
+        <w:spacing w:line="336" w:lineRule="auto" w:after="180"/>
+      </w:pPr>
+      <w:r>
+        <w:rPr>
+          <w:b/>
+        </w:rPr>
+        <w:t>OUTPUT</w:t>
+      </w:r>
+      <w:r>
+        <w:rPr>
+          <w:b w:val="0"/>
+        </w:rPr>
+        <w:t xml:space="preserve">  category A, category B, or not sure</w:t>
+      </w:r>
+    </w:p>
+    <w:p>
+      <w:pPr>
+        <w:pStyle w:val="Heading3"/>
+      </w:pPr>
+      <w:r>
+        <w:t>Key idea</w:t>
+      </w:r>
+    </w:p>
+    <w:p>
+      <w:pPr>
+        <w:spacing w:line="336" w:lineRule="auto" w:after="180"/>
+        <w:shd w:fill="EDF7F3"/>
+      </w:pPr>
+      <w:r>
+        <w:rPr>
+          <w:b w:val="0"/>
+        </w:rPr>
+        <w:t xml:space="preserve">CORE IDEA  Classification maps features to a category using a </w:t>
+      </w:r>
+      <w:r>
+        <w:rPr>
+          <w:b/>
+        </w:rPr>
+        <w:t>decision boundary</w:t>
+      </w:r>
+      <w:r>
+        <w:rPr>
+          <w:b w:val="0"/>
+        </w:rPr>
+        <w:t>.</w:t>
+      </w:r>
+    </w:p>
+    <w:p>
+      <w:pPr>
+        <w:pStyle w:val="Heading3"/>
+      </w:pPr>
+      <w:r>
+        <w:t>How the mechanism works</w:t>
+      </w:r>
+    </w:p>
+    <w:p>
+      <w:pPr>
+        <w:spacing w:line="336" w:lineRule="auto" w:after="180"/>
+        <w:shd w:fill="F1F6F8"/>
+      </w:pPr>
+      <w:r>
+        <w:rPr>
+          <w:b w:val="0"/>
+        </w:rPr>
+        <w:t xml:space="preserve">UNDER THE HOOD  A </w:t>
+      </w:r>
+      <w:r>
+        <w:rPr>
+          <w:b/>
+        </w:rPr>
+        <w:t>classifier</w:t>
+      </w:r>
+      <w:r>
+        <w:rPr>
+          <w:b w:val="0"/>
+        </w:rPr>
+        <w:t xml:space="preserve"> partitions </w:t>
+      </w:r>
+      <w:r>
+        <w:rPr>
+          <w:b/>
+        </w:rPr>
+        <w:t>feature space</w:t>
+      </w:r>
+      <w:r>
+        <w:rPr>
+          <w:b w:val="0"/>
+        </w:rPr>
+        <w:t xml:space="preserve"> into decision regions. A </w:t>
+      </w:r>
+      <w:r>
+        <w:rPr>
+          <w:b/>
+        </w:rPr>
+        <w:t>decision boundary</w:t>
+      </w:r>
+      <w:r>
+        <w:rPr>
+          <w:b w:val="0"/>
+        </w:rPr>
+        <w:t xml:space="preserve"> is where the predicted category changes.</w:t>
+      </w:r>
+    </w:p>
+    <w:p>
+      <w:pPr>
+        <w:spacing w:line="336" w:lineRule="auto" w:after="180"/>
+        <w:shd w:fill="F1F6F8"/>
+      </w:pPr>
+      <w:r>
+        <w:rPr>
+          <w:b w:val="0"/>
+        </w:rPr>
+        <w:t xml:space="preserve">Different boundaries may fit the same </w:t>
+      </w:r>
+      <w:r>
+        <w:rPr>
+          <w:b/>
+        </w:rPr>
+        <w:t>training</w:t>
+      </w:r>
+      <w:r>
+        <w:rPr>
+          <w:b w:val="0"/>
+        </w:rPr>
+        <w:t xml:space="preserve"> examples but behave differently on unseen or borderline </w:t>
+      </w:r>
+      <w:r>
+        <w:rPr>
+          <w:b/>
+        </w:rPr>
+        <w:t>input</w:t>
+      </w:r>
+      <w:r>
+        <w:rPr>
+          <w:b w:val="0"/>
+        </w:rPr>
+        <w:t>s.</w:t>
+      </w:r>
+    </w:p>
+    <w:p>
+      <w:pPr>
+        <w:spacing w:line="336" w:lineRule="auto" w:after="180"/>
+      </w:pPr>
+      <w:r>
+        <w:rPr>
+          <w:b w:val="0"/>
+        </w:rPr>
         <w:t>Draw a fresh example with all three stages:</w:t>
       </w:r>
     </w:p>
@@ -631,13 +1331,143 @@
       </w:r>
     </w:p>
     <w:p>
-      <w:r>
-        <w:t>For every record, first check that a height is present and its stated unit is cm. Then check that it is a whole number from 1 through 10. If any check fails, record no prediction and the reason, then stop processing that record. Do not continue into the threshold comparison.</w:t>
-      </w:r>
-    </w:p>
-    <w:p>
-      <w:r>
-        <w:t>If all checks pass, compare the height with 6. At least 6 gives the prediction tall; otherwise give short. Record the original input, model version Tower1 and the prediction. For a rejected record, record the original input, Tower1, no prediction and a reason. Tower1 identifies the intended model even when its threshold was not used.</w:t>
+      <w:pPr>
+        <w:spacing w:line="336" w:lineRule="auto" w:after="180"/>
+      </w:pPr>
+      <w:r>
+        <w:rPr>
+          <w:b w:val="0"/>
+        </w:rPr>
+        <w:t>For every record, first check that a height is present and its stated unit is cm. Then check that it is a whole number from 1 through 10.</w:t>
+      </w:r>
+    </w:p>
+    <w:p>
+      <w:pPr>
+        <w:spacing w:line="336" w:lineRule="auto" w:after="180"/>
+      </w:pPr>
+      <w:r>
+        <w:rPr>
+          <w:b w:val="0"/>
+        </w:rPr>
+        <w:t xml:space="preserve">If any check fails, record </w:t>
+      </w:r>
+      <w:r>
+        <w:rPr>
+          <w:b/>
+        </w:rPr>
+        <w:t>no prediction</w:t>
+      </w:r>
+      <w:r>
+        <w:rPr>
+          <w:b w:val="0"/>
+        </w:rPr>
+        <w:t xml:space="preserve"> and the reason, then stop </w:t>
+      </w:r>
+      <w:r>
+        <w:rPr>
+          <w:b/>
+        </w:rPr>
+        <w:t>process</w:t>
+      </w:r>
+      <w:r>
+        <w:rPr>
+          <w:b w:val="0"/>
+        </w:rPr>
+        <w:t>ing that record. Do not continue into the threshold comparison.</w:t>
+      </w:r>
+    </w:p>
+    <w:p>
+      <w:pPr>
+        <w:spacing w:line="336" w:lineRule="auto" w:after="180"/>
+      </w:pPr>
+      <w:r>
+        <w:rPr>
+          <w:b w:val="0"/>
+        </w:rPr>
+        <w:t xml:space="preserve">If all checks pass, compare the height with 6. At least 6 gives the </w:t>
+      </w:r>
+      <w:r>
+        <w:rPr>
+          <w:b/>
+        </w:rPr>
+        <w:t>prediction</w:t>
+      </w:r>
+      <w:r>
+        <w:rPr>
+          <w:b w:val="0"/>
+        </w:rPr>
+        <w:t xml:space="preserve"> tall; otherwise give short. Record the original </w:t>
+      </w:r>
+      <w:r>
+        <w:rPr>
+          <w:b/>
+        </w:rPr>
+        <w:t>input</w:t>
+      </w:r>
+      <w:r>
+        <w:rPr>
+          <w:b w:val="0"/>
+        </w:rPr>
+        <w:t xml:space="preserve">, </w:t>
+      </w:r>
+      <w:r>
+        <w:rPr>
+          <w:b/>
+        </w:rPr>
+        <w:t>model version</w:t>
+      </w:r>
+      <w:r>
+        <w:rPr>
+          <w:b w:val="0"/>
+        </w:rPr>
+        <w:t xml:space="preserve"> Tower1 and the </w:t>
+      </w:r>
+      <w:r>
+        <w:rPr>
+          <w:b/>
+        </w:rPr>
+        <w:t>prediction</w:t>
+      </w:r>
+      <w:r>
+        <w:rPr>
+          <w:b w:val="0"/>
+        </w:rPr>
+        <w:t>.</w:t>
+      </w:r>
+    </w:p>
+    <w:p>
+      <w:pPr>
+        <w:spacing w:line="336" w:lineRule="auto" w:after="180"/>
+      </w:pPr>
+      <w:r>
+        <w:rPr>
+          <w:b w:val="0"/>
+        </w:rPr>
+        <w:t xml:space="preserve">For a rejected record, record the original </w:t>
+      </w:r>
+      <w:r>
+        <w:rPr>
+          <w:b/>
+        </w:rPr>
+        <w:t>input</w:t>
+      </w:r>
+      <w:r>
+        <w:rPr>
+          <w:b w:val="0"/>
+        </w:rPr>
+        <w:t xml:space="preserve">, Tower1, </w:t>
+      </w:r>
+      <w:r>
+        <w:rPr>
+          <w:b/>
+        </w:rPr>
+        <w:t>no prediction</w:t>
+      </w:r>
+      <w:r>
+        <w:rPr>
+          <w:b w:val="0"/>
+        </w:rPr>
+        <w:t xml:space="preserve"> and a reason. Tower1 identifies the intended model even when its threshold was not used.</w:t>
       </w:r>
     </w:p>
     <w:p>
@@ -649,8 +1479,26 @@
       </w:r>
     </w:p>
     <w:p>
-      <w:r>
-        <w:t>Point to the input, the deciding step and the result in this week’s visual. Explain the same step in ordinary words. A picture helps when you can say what each part represents.</w:t>
+      <w:pPr>
+        <w:spacing w:line="336" w:lineRule="auto" w:after="180"/>
+      </w:pPr>
+      <w:r>
+        <w:rPr>
+          <w:b w:val="0"/>
+        </w:rPr>
+        <w:t xml:space="preserve">Point to the </w:t>
+      </w:r>
+      <w:r>
+        <w:rPr>
+          <w:b/>
+        </w:rPr>
+        <w:t>input</w:t>
+      </w:r>
+      <w:r>
+        <w:rPr>
+          <w:b w:val="0"/>
+        </w:rPr>
+        <w:t>, the deciding step and the result in this week’s visual. Explain the same step in ordinary words. A picture helps when you can say what each part represents.</w:t>
       </w:r>
     </w:p>
     <w:p>
@@ -663,6 +1511,17 @@
     </w:p>
     <w:p>
       <w:r>
+        <w:t>Compare the supplied cases for Build a Human Classifier. Identify the detail that changes the conclusion.</w:t>
+      </w:r>
+    </w:p>
+    <w:p>
+      <w:pPr>
+        <w:spacing w:line="336" w:lineRule="auto" w:after="180"/>
+      </w:pPr>
+      <w:r>
+        <w:rPr>
+          <w:b/>
+        </w:rPr>
         <w:t>PICTURE GALLERY</w:t>
       </w:r>
     </w:p>
@@ -675,8 +1534,26 @@
       </w:r>
     </w:p>
     <w:p>
-      <w:r>
-        <w:t>Use the visual cue, then read the evidence carefully.</w:t>
+      <w:pPr>
+        <w:spacing w:line="336" w:lineRule="auto" w:after="180"/>
+      </w:pPr>
+      <w:r>
+        <w:rPr>
+          <w:b w:val="0"/>
+        </w:rPr>
+        <w:t xml:space="preserve">Use the visual cue, then read the </w:t>
+      </w:r>
+      <w:r>
+        <w:rPr>
+          <w:b/>
+        </w:rPr>
+        <w:t>evidence</w:t>
+      </w:r>
+      <w:r>
+        <w:rPr>
+          <w:b w:val="0"/>
+        </w:rPr>
+        <w:t xml:space="preserve"> carefully.</w:t>
       </w:r>
     </w:p>
     <w:p>
@@ -824,56 +1701,249 @@
       </w:r>
     </w:p>
     <w:p>
-      <w:r>
-        <w:t>CASE 1 — Two antennae, many spots  Clue: far inside region A. Meaning: stable A prediction.</w:t>
-      </w:r>
-    </w:p>
-    <w:p>
-      <w:r>
-        <w:t>CASE 2 — No antennae, no spots  Clue: far inside region B. Meaning: stable B prediction.</w:t>
-      </w:r>
-    </w:p>
-    <w:p>
-      <w:r>
+      <w:pPr>
+        <w:pStyle w:val="Heading3"/>
+      </w:pPr>
+      <w:r>
+        <w:t>The case to investigate</w:t>
+      </w:r>
+    </w:p>
+    <w:p>
+      <w:pPr>
+        <w:spacing w:line="336" w:lineRule="auto" w:after="180"/>
+        <w:shd w:fill="F1F6FC"/>
+      </w:pPr>
+      <w:r>
+        <w:rPr>
+          <w:b w:val="0"/>
+        </w:rPr>
+        <w:t xml:space="preserve">CASE 1 — Two antennae, many spots  Clue: far inside region A. Meaning: stable A </w:t>
+      </w:r>
+      <w:r>
+        <w:rPr>
+          <w:b/>
+        </w:rPr>
+        <w:t>prediction</w:t>
+      </w:r>
+      <w:r>
+        <w:rPr>
+          <w:b w:val="0"/>
+        </w:rPr>
+        <w:t>.</w:t>
+      </w:r>
+    </w:p>
+    <w:p>
+      <w:pPr>
+        <w:pStyle w:val="Heading3"/>
+      </w:pPr>
+      <w:r>
+        <w:t>The case to investigate</w:t>
+      </w:r>
+    </w:p>
+    <w:p>
+      <w:pPr>
+        <w:spacing w:line="336" w:lineRule="auto" w:after="180"/>
+        <w:shd w:fill="F1F6FC"/>
+      </w:pPr>
+      <w:r>
+        <w:rPr>
+          <w:b w:val="0"/>
+        </w:rPr>
+        <w:t xml:space="preserve">CASE 2 — No antennae, no spots  Clue: far inside region B. Meaning: stable B </w:t>
+      </w:r>
+      <w:r>
+        <w:rPr>
+          <w:b/>
+        </w:rPr>
+        <w:t>prediction</w:t>
+      </w:r>
+      <w:r>
+        <w:rPr>
+          <w:b w:val="0"/>
+        </w:rPr>
+        <w:t>.</w:t>
+      </w:r>
+    </w:p>
+    <w:p>
+      <w:pPr>
+        <w:pStyle w:val="Heading3"/>
+      </w:pPr>
+      <w:r>
+        <w:t>The case to investigate</w:t>
+      </w:r>
+    </w:p>
+    <w:p>
+      <w:pPr>
+        <w:spacing w:line="336" w:lineRule="auto" w:after="180"/>
+        <w:shd w:fill="F1F6FC"/>
+      </w:pPr>
+      <w:r>
+        <w:rPr>
+          <w:b w:val="0"/>
+        </w:rPr>
         <w:t>CASE 3 — One antenna, some spots  Clue: near boundary. Meaning: uncertain.</w:t>
       </w:r>
     </w:p>
     <w:p>
-      <w:r>
+      <w:pPr>
+        <w:pStyle w:val="Heading3"/>
+      </w:pPr>
+      <w:r>
+        <w:t>The case to investigate</w:t>
+      </w:r>
+    </w:p>
+    <w:p>
+      <w:pPr>
+        <w:spacing w:line="336" w:lineRule="auto" w:after="180"/>
+        <w:shd w:fill="F1F6FC"/>
+      </w:pPr>
+      <w:r>
+        <w:rPr>
+          <w:b w:val="0"/>
+        </w:rPr>
         <w:t>CASE 4 — New wing feature  Clue: not represented on map. Meaning: boundary may be incomplete.</w:t>
       </w:r>
     </w:p>
     <w:p>
-      <w:r>
-        <w:t>BOUNDARY  A drawn boundary describes the classifier's decision, not a natural law about the objects.</w:t>
-      </w:r>
-    </w:p>
-    <w:p>
-      <w:r>
-        <w:t>Which two pictures are easiest to confuse? What evidence separates them?</w:t>
-      </w:r>
-    </w:p>
-    <w:p>
       <w:pPr>
         <w:pStyle w:val="Heading3"/>
       </w:pPr>
       <w:r>
+        <w:t>Keep this boundary clear</w:t>
+      </w:r>
+    </w:p>
+    <w:p>
+      <w:pPr>
+        <w:spacing w:line="336" w:lineRule="auto" w:after="180"/>
+        <w:shd w:fill="FFF5E6"/>
+      </w:pPr>
+      <w:r>
+        <w:rPr>
+          <w:b w:val="0"/>
+        </w:rPr>
+        <w:t xml:space="preserve">BOUNDARY  A drawn boundary describes the </w:t>
+      </w:r>
+      <w:r>
+        <w:rPr>
+          <w:b/>
+        </w:rPr>
+        <w:t>classifier</w:t>
+      </w:r>
+      <w:r>
+        <w:rPr>
+          <w:b w:val="0"/>
+        </w:rPr>
+        <w:t>'s decision, not a natural law about the objects.</w:t>
+      </w:r>
+    </w:p>
+    <w:p>
+      <w:pPr>
+        <w:spacing w:line="336" w:lineRule="auto" w:after="180"/>
+        <w:shd w:fill="F5F1FB"/>
+      </w:pPr>
+      <w:r>
+        <w:rPr>
+          <w:b w:val="0"/>
+        </w:rPr>
+        <w:t xml:space="preserve">Which two pictures are easiest to confuse? What </w:t>
+      </w:r>
+      <w:r>
+        <w:rPr>
+          <w:b/>
+        </w:rPr>
+        <w:t>evidence</w:t>
+      </w:r>
+      <w:r>
+        <w:rPr>
+          <w:b w:val="0"/>
+        </w:rPr>
+        <w:t xml:space="preserve"> separates them?</w:t>
+      </w:r>
+    </w:p>
+    <w:p>
+      <w:pPr>
+        <w:pStyle w:val="Heading3"/>
+      </w:pPr>
+      <w:r>
         <w:t>Change one thing in the pictured case</w:t>
       </w:r>
     </w:p>
     <w:p>
-      <w:r>
+      <w:pPr>
+        <w:pStyle w:val="Heading3"/>
+      </w:pPr>
+      <w:r>
+        <w:t>Change one thing</w:t>
+      </w:r>
+    </w:p>
+    <w:p>
+      <w:pPr>
+        <w:spacing w:line="336" w:lineRule="auto" w:after="180"/>
+        <w:shd w:fill="F5F1FB"/>
+      </w:pPr>
+      <w:r>
+        <w:rPr>
+          <w:b w:val="0"/>
+        </w:rPr>
         <w:t>Change: Provide length 9 with unit mm.</w:t>
       </w:r>
     </w:p>
     <w:p>
-      <w:r>
-        <w:t>Prediction: Request clarification rather than predicting long.</w:t>
-      </w:r>
-    </w:p>
-    <w:p>
-      <w:r>
-        <w:t>Reason: RibbonR requires cm; the unit mismatch fails its declared input contract.</w:t>
+      <w:pPr>
+        <w:pStyle w:val="Heading3"/>
+      </w:pPr>
+      <w:r>
+        <w:t>Predicted result</w:t>
+      </w:r>
+    </w:p>
+    <w:p>
+      <w:pPr>
+        <w:spacing w:line="336" w:lineRule="auto" w:after="180"/>
+        <w:shd w:fill="F1F6FC"/>
+      </w:pPr>
+      <w:r>
+        <w:rPr>
+          <w:b/>
+        </w:rPr>
+        <w:t>Prediction</w:t>
+      </w:r>
+      <w:r>
+        <w:rPr>
+          <w:b w:val="0"/>
+        </w:rPr>
+        <w:t>: Request clarification rather than predicting long.</w:t>
+      </w:r>
+    </w:p>
+    <w:p>
+      <w:pPr>
+        <w:pStyle w:val="Heading3"/>
+      </w:pPr>
+      <w:r>
+        <w:t>Why the result follows</w:t>
+      </w:r>
+    </w:p>
+    <w:p>
+      <w:pPr>
+        <w:spacing w:line="336" w:lineRule="auto" w:after="180"/>
+        <w:shd w:fill="F1F6FC"/>
+      </w:pPr>
+      <w:r>
+        <w:rPr>
+          <w:b w:val="0"/>
+        </w:rPr>
+        <w:t xml:space="preserve">Reason: RibbonR requires cm; the unit mismatch fails its declared </w:t>
+      </w:r>
+      <w:r>
+        <w:rPr>
+          <w:b/>
+        </w:rPr>
+        <w:t>input contract</w:t>
+      </w:r>
+      <w:r>
+        <w:rPr>
+          <w:b w:val="0"/>
+        </w:rPr>
+        <w:t>.</w:t>
       </w:r>
     </w:p>
     <w:p>
@@ -886,6 +1956,17 @@
     </w:p>
     <w:p>
       <w:r>
+        <w:t>Use the vocabulary of Build a Human Classifier to explain a concrete decision, rather than only memorising definitions.</w:t>
+      </w:r>
+    </w:p>
+    <w:p>
+      <w:pPr>
+        <w:spacing w:line="336" w:lineRule="auto" w:after="180"/>
+      </w:pPr>
+      <w:r>
+        <w:rPr>
+          <w:b/>
+        </w:rPr>
         <w:t>VOCABULARY</w:t>
       </w:r>
     </w:p>
@@ -898,7 +1979,13 @@
       </w:r>
     </w:p>
     <w:p>
-      <w:r>
+      <w:pPr>
+        <w:spacing w:line="336" w:lineRule="auto" w:after="180"/>
+      </w:pPr>
+      <w:r>
+        <w:rPr>
+          <w:b w:val="0"/>
+        </w:rPr>
         <w:t>The badge is a memory cue; the definition does the real thinking work.</w:t>
       </w:r>
     </w:p>
@@ -1222,17 +2309,57 @@
       </w:r>
     </w:p>
     <w:p>
-      <w:r>
+      <w:pPr>
+        <w:pStyle w:val="Heading3"/>
+      </w:pPr>
+      <w:r>
+        <w:t>Find the unsupported claim</w:t>
+      </w:r>
+    </w:p>
+    <w:p>
+      <w:pPr>
+        <w:spacing w:line="336" w:lineRule="auto" w:after="180"/>
+        <w:shd w:fill="F5F1FB"/>
+      </w:pPr>
+      <w:r>
+        <w:rPr>
+          <w:b w:val="0"/>
+        </w:rPr>
         <w:t>CLAIM TO REPAIR  Anything on the same side must truly belong to that category.</w:t>
       </w:r>
     </w:p>
     <w:p>
-      <w:r>
-        <w:t>Use one vocabulary word and one piece of evidence to repair it:</w:t>
-      </w:r>
-    </w:p>
-    <w:p>
-      <w:r>
+      <w:pPr>
+        <w:spacing w:line="336" w:lineRule="auto" w:after="180"/>
+      </w:pPr>
+      <w:r>
+        <w:rPr>
+          <w:b w:val="0"/>
+        </w:rPr>
+        <w:t xml:space="preserve">Use one vocabulary word and one piece of </w:t>
+      </w:r>
+      <w:r>
+        <w:rPr>
+          <w:b/>
+        </w:rPr>
+        <w:t>evidence</w:t>
+      </w:r>
+      <w:r>
+        <w:rPr>
+          <w:b w:val="0"/>
+        </w:rPr>
+        <w:t xml:space="preserve"> to repair it:</w:t>
+      </w:r>
+    </w:p>
+    <w:p>
+      <w:pPr>
+        <w:spacing w:line="336" w:lineRule="auto" w:after="180"/>
+        <w:shd w:fill="EDF7F3"/>
+      </w:pPr>
+      <w:r>
+        <w:rPr>
+          <w:b w:val="0"/>
+        </w:rPr>
         <w:t>WORD POWER  A strong definition helps you decide something in a new case.</w:t>
       </w:r>
     </w:p>
@@ -1378,6 +2505,17 @@
     </w:p>
     <w:p>
       <w:r>
+        <w:t>Follow the worked trace for Build a Human Classifier, predict a step, then compare with its explanation.</w:t>
+      </w:r>
+    </w:p>
+    <w:p>
+      <w:pPr>
+        <w:spacing w:line="336" w:lineRule="auto" w:after="180"/>
+      </w:pPr>
+      <w:r>
+        <w:rPr>
+          <w:b/>
+        </w:rPr>
         <w:t>WORKED EXAMPLE</w:t>
       </w:r>
     </w:p>
@@ -1390,8 +2528,26 @@
       </w:r>
     </w:p>
     <w:p>
-      <w:r>
-        <w:t>Every step connects a claim to observable evidence.</w:t>
+      <w:pPr>
+        <w:spacing w:line="336" w:lineRule="auto" w:after="180"/>
+      </w:pPr>
+      <w:r>
+        <w:rPr>
+          <w:b w:val="0"/>
+        </w:rPr>
+        <w:t xml:space="preserve">Every step connects a claim to observable </w:t>
+      </w:r>
+      <w:r>
+        <w:rPr>
+          <w:b/>
+        </w:rPr>
+        <w:t>evidence</w:t>
+      </w:r>
+      <w:r>
+        <w:rPr>
+          <w:b w:val="0"/>
+        </w:rPr>
+        <w:t>.</w:t>
       </w:r>
     </w:p>
     <w:p>
@@ -1431,38 +2587,171 @@
       </w:r>
     </w:p>
     <w:p>
-      <w:r>
+      <w:pPr>
+        <w:pStyle w:val="Heading3"/>
+      </w:pPr>
+      <w:r>
+        <w:t>The case to investigate</w:t>
+      </w:r>
+    </w:p>
+    <w:p>
+      <w:pPr>
+        <w:spacing w:line="336" w:lineRule="auto" w:after="180"/>
+        <w:shd w:fill="F1F6FC"/>
+      </w:pPr>
+      <w:r>
+        <w:rPr>
+          <w:b w:val="0"/>
+        </w:rPr>
         <w:t>CASE  Mystery creatures can be sorted using visible features such as antenna count and spot pattern, with the decision rule drawn on a feature map.</w:t>
       </w:r>
     </w:p>
     <w:p>
-      <w:r>
+      <w:pPr>
+        <w:pStyle w:val="Heading3"/>
+      </w:pPr>
+      <w:r>
+        <w:t>Step 1</w:t>
+      </w:r>
+    </w:p>
+    <w:p>
+      <w:pPr>
+        <w:spacing w:line="336" w:lineRule="auto" w:after="180"/>
+        <w:shd w:fill="F4F9FC"/>
+      </w:pPr>
+      <w:r>
+        <w:rPr>
+          <w:b w:val="0"/>
+        </w:rPr>
         <w:t>STEP 1 — OBSERVE  creature features</w:t>
       </w:r>
     </w:p>
     <w:p>
-      <w:r>
+      <w:pPr>
+        <w:pStyle w:val="Heading3"/>
+      </w:pPr>
+      <w:r>
+        <w:t>Step 2</w:t>
+      </w:r>
+    </w:p>
+    <w:p>
+      <w:pPr>
+        <w:spacing w:line="336" w:lineRule="auto" w:after="180"/>
+        <w:shd w:fill="F4F9FC"/>
+      </w:pPr>
+      <w:r>
+        <w:rPr>
+          <w:b w:val="0"/>
+        </w:rPr>
         <w:t>STEP 2 — TRACE  compare the feature point with a boundary</w:t>
       </w:r>
     </w:p>
     <w:p>
-      <w:r>
+      <w:pPr>
+        <w:pStyle w:val="Heading3"/>
+      </w:pPr>
+      <w:r>
+        <w:t>Step 3</w:t>
+      </w:r>
+    </w:p>
+    <w:p>
+      <w:pPr>
+        <w:spacing w:line="336" w:lineRule="auto" w:after="180"/>
+        <w:shd w:fill="F4F9FC"/>
+      </w:pPr>
+      <w:r>
+        <w:rPr>
+          <w:b w:val="0"/>
+        </w:rPr>
         <w:t>STEP 3 — CONCLUDE  category A, category B, or not sure</w:t>
       </w:r>
     </w:p>
     <w:p>
-      <w:r>
-        <w:t>MODEL REASONING  Plot each creature by the selected features and draw a line or rule separating labeled examples. Cases near the line are sensitive to small changes and should receive careful review or a not-sure output.</w:t>
-      </w:r>
-    </w:p>
-    <w:p>
-      <w:r>
-        <w:t>DO NOT OVERCLAIM  A drawn boundary describes the classifier's decision, not a natural law about the objects.</w:t>
-      </w:r>
-    </w:p>
-    <w:p>
-      <w:r>
-        <w:t>What new evidence could change this answer?</w:t>
+      <w:pPr>
+        <w:pStyle w:val="Heading3"/>
+      </w:pPr>
+      <w:r>
+        <w:t>Model answer</w:t>
+      </w:r>
+    </w:p>
+    <w:p>
+      <w:pPr>
+        <w:spacing w:line="336" w:lineRule="auto" w:after="180"/>
+        <w:shd w:fill="F1F6FC"/>
+      </w:pPr>
+      <w:r>
+        <w:rPr>
+          <w:b w:val="0"/>
+        </w:rPr>
+        <w:t xml:space="preserve">MODEL REASONING  Plot each creature by the selected features and draw a line or rule separating labeled examples. Cases near the line are sensitive to small changes and should receive careful review or a not-sure </w:t>
+      </w:r>
+      <w:r>
+        <w:rPr>
+          <w:b/>
+        </w:rPr>
+        <w:t>output</w:t>
+      </w:r>
+      <w:r>
+        <w:rPr>
+          <w:b w:val="0"/>
+        </w:rPr>
+        <w:t>.</w:t>
+      </w:r>
+    </w:p>
+    <w:p>
+      <w:pPr>
+        <w:pStyle w:val="Heading3"/>
+      </w:pPr>
+      <w:r>
+        <w:t>A claim to avoid</w:t>
+      </w:r>
+    </w:p>
+    <w:p>
+      <w:pPr>
+        <w:spacing w:line="336" w:lineRule="auto" w:after="180"/>
+        <w:shd w:fill="FFF5E6"/>
+      </w:pPr>
+      <w:r>
+        <w:rPr>
+          <w:b w:val="0"/>
+        </w:rPr>
+        <w:t xml:space="preserve">DO NOT OVERCLAIM  A drawn boundary describes the </w:t>
+      </w:r>
+      <w:r>
+        <w:rPr>
+          <w:b/>
+        </w:rPr>
+        <w:t>classifier</w:t>
+      </w:r>
+      <w:r>
+        <w:rPr>
+          <w:b w:val="0"/>
+        </w:rPr>
+        <w:t>'s decision, not a natural law about the objects.</w:t>
+      </w:r>
+    </w:p>
+    <w:p>
+      <w:pPr>
+        <w:spacing w:line="336" w:lineRule="auto" w:after="180"/>
+        <w:shd w:fill="F5F1FB"/>
+      </w:pPr>
+      <w:r>
+        <w:rPr>
+          <w:b w:val="0"/>
+        </w:rPr>
+        <w:t xml:space="preserve">What new </w:t>
+      </w:r>
+      <w:r>
+        <w:rPr>
+          <w:b/>
+        </w:rPr>
+        <w:t>evidence</w:t>
+      </w:r>
+      <w:r>
+        <w:rPr>
+          <w:b w:val="0"/>
+        </w:rPr>
+        <w:t xml:space="preserve"> could change this answer?</w:t>
       </w:r>
     </w:p>
     <w:p>
@@ -1713,13 +3002,109 @@
       </w:tr>
     </w:tbl>
     <w:p>
-      <w:r>
-        <w:t>A valid 9 cm input receives a tall prediction, but the input check does not establish that the prediction matches its comparison label. Validation checks the contract. Evaluation checks predictions against appropriate evidence. Keep these questions separate.</w:t>
-      </w:r>
-    </w:p>
-    <w:p>
-      <w:r>
-        <w:t>Sixty millimetres equals six centimetres, but this version accepts cm records only. It does not contain a conversion step. Ask for a correctly recorded cm measurement or deliberately design and check a conversion step in a new version. Do not silently treat the digits 60 as centimetres. A missing height must not become an invented zero either.</w:t>
+      <w:pPr>
+        <w:spacing w:line="336" w:lineRule="auto" w:after="180"/>
+      </w:pPr>
+      <w:r>
+        <w:rPr>
+          <w:b w:val="0"/>
+        </w:rPr>
+        <w:t xml:space="preserve">A valid 9 cm </w:t>
+      </w:r>
+      <w:r>
+        <w:rPr>
+          <w:b/>
+        </w:rPr>
+        <w:t>input</w:t>
+      </w:r>
+      <w:r>
+        <w:rPr>
+          <w:b w:val="0"/>
+        </w:rPr>
+        <w:t xml:space="preserve"> receives a tall </w:t>
+      </w:r>
+      <w:r>
+        <w:rPr>
+          <w:b/>
+        </w:rPr>
+        <w:t>prediction</w:t>
+      </w:r>
+      <w:r>
+        <w:rPr>
+          <w:b w:val="0"/>
+        </w:rPr>
+        <w:t xml:space="preserve">, but the </w:t>
+      </w:r>
+      <w:r>
+        <w:rPr>
+          <w:b/>
+        </w:rPr>
+        <w:t>input</w:t>
+      </w:r>
+      <w:r>
+        <w:rPr>
+          <w:b w:val="0"/>
+        </w:rPr>
+        <w:t xml:space="preserve"> check does not establish that the </w:t>
+      </w:r>
+      <w:r>
+        <w:rPr>
+          <w:b/>
+        </w:rPr>
+        <w:t>prediction</w:t>
+      </w:r>
+      <w:r>
+        <w:rPr>
+          <w:b w:val="0"/>
+        </w:rPr>
+        <w:t xml:space="preserve"> matches its comparison label. </w:t>
+      </w:r>
+      <w:r>
+        <w:rPr>
+          <w:b/>
+        </w:rPr>
+        <w:t>Validation</w:t>
+      </w:r>
+      <w:r>
+        <w:rPr>
+          <w:b w:val="0"/>
+        </w:rPr>
+        <w:t xml:space="preserve"> checks the contract.</w:t>
+      </w:r>
+    </w:p>
+    <w:p>
+      <w:pPr>
+        <w:spacing w:line="336" w:lineRule="auto" w:after="180"/>
+      </w:pPr>
+      <w:r>
+        <w:rPr>
+          <w:b w:val="0"/>
+        </w:rPr>
+        <w:t xml:space="preserve">Evaluation checks </w:t>
+      </w:r>
+      <w:r>
+        <w:rPr>
+          <w:b/>
+        </w:rPr>
+        <w:t>prediction</w:t>
+      </w:r>
+      <w:r>
+        <w:rPr>
+          <w:b w:val="0"/>
+        </w:rPr>
+        <w:t xml:space="preserve">s against appropriate </w:t>
+      </w:r>
+      <w:r>
+        <w:rPr>
+          <w:b/>
+        </w:rPr>
+        <w:t>evidence</w:t>
+      </w:r>
+      <w:r>
+        <w:rPr>
+          <w:b w:val="0"/>
+        </w:rPr>
+        <w:t>. Keep these questions separate.</w:t>
       </w:r>
     </w:p>
     <w:p>
@@ -1727,11 +3112,49 @@
         <w:pStyle w:val="Heading3"/>
       </w:pPr>
       <w:r>
+        <w:t>Worked explanation · Build a Human Classifier</w:t>
+      </w:r>
+    </w:p>
+    <w:p>
+      <w:pPr>
+        <w:spacing w:line="336" w:lineRule="auto" w:after="180"/>
+        <w:shd w:fill="F1F6FC"/>
+      </w:pPr>
+      <w:r>
+        <w:rPr>
+          <w:b w:val="0"/>
+        </w:rPr>
+        <w:t>Sixty millimetres equals six centimetres, but this version accepts cm records only. It does not contain a conversion step.</w:t>
+      </w:r>
+    </w:p>
+    <w:p>
+      <w:pPr>
+        <w:spacing w:line="336" w:lineRule="auto" w:after="180"/>
+        <w:shd w:fill="F1F6FC"/>
+      </w:pPr>
+      <w:r>
+        <w:rPr>
+          <w:b w:val="0"/>
+        </w:rPr>
+        <w:t>Ask for a correctly recorded cm measurement or deliberately design and check a conversion step in a new version. Do not silently treat the digits 60 as centimetres. A missing height must not become an invented zero either.</w:t>
+      </w:r>
+    </w:p>
+    <w:p>
+      <w:pPr>
+        <w:pStyle w:val="Heading3"/>
+      </w:pPr>
+      <w:r>
         <w:t>Learn from the worked case</w:t>
       </w:r>
     </w:p>
     <w:p>
-      <w:r>
+      <w:pPr>
+        <w:spacing w:line="336" w:lineRule="auto" w:after="180"/>
+      </w:pPr>
+      <w:r>
+        <w:rPr>
+          <w:b w:val="0"/>
+        </w:rPr>
         <w:t>Cover the result before checking it. Say what is given, choose the procedure, and follow one step at a time. Then uncover the result and explain your first mismatch. Ask why a step is allowed, not only what number it produces.</w:t>
       </w:r>
     </w:p>
@@ -1744,7 +3167,13 @@
       </w:r>
     </w:p>
     <w:p>
-      <w:r>
+      <w:pPr>
+        <w:spacing w:line="336" w:lineRule="auto" w:after="180"/>
+      </w:pPr>
+      <w:r>
+        <w:rPr>
+          <w:b w:val="0"/>
+        </w:rPr>
         <w:t>A fictional ribbon sorter uses a fixed instruction card called RibbonR.</w:t>
       </w:r>
     </w:p>
@@ -1757,12 +3186,54 @@
       </w:r>
     </w:p>
     <w:p>
-      <w:r>
-        <w:t>Valid input: whole-number length from 0 to 15 with unit cm.</w:t>
-      </w:r>
-    </w:p>
-    <w:p>
-      <w:r>
+      <w:pPr>
+        <w:pStyle w:val="Heading3"/>
+      </w:pPr>
+      <w:r>
+        <w:t>Supplied facts</w:t>
+      </w:r>
+    </w:p>
+    <w:p>
+      <w:pPr>
+        <w:spacing w:line="336" w:lineRule="auto" w:after="180"/>
+        <w:shd w:fill="F1F6FC"/>
+      </w:pPr>
+      <w:r>
+        <w:rPr>
+          <w:b w:val="0"/>
+        </w:rPr>
+        <w:t xml:space="preserve">Valid </w:t>
+      </w:r>
+      <w:r>
+        <w:rPr>
+          <w:b/>
+        </w:rPr>
+        <w:t>input</w:t>
+      </w:r>
+      <w:r>
+        <w:rPr>
+          <w:b w:val="0"/>
+        </w:rPr>
+        <w:t>: whole-number length from 0 to 15 with unit cm.</w:t>
+      </w:r>
+    </w:p>
+    <w:p>
+      <w:pPr>
+        <w:pStyle w:val="Heading3"/>
+      </w:pPr>
+      <w:r>
+        <w:t>Supplied facts</w:t>
+      </w:r>
+    </w:p>
+    <w:p>
+      <w:pPr>
+        <w:spacing w:line="336" w:lineRule="auto" w:after="180"/>
+        <w:shd w:fill="F1F6FC"/>
+      </w:pPr>
+      <w:r>
+        <w:rPr>
+          <w:b w:val="0"/>
+        </w:rPr>
         <w:t>Predict long at least 9 cm; otherwise short. Missing, wrong-unit or out-of-range values request clarification.</w:t>
       </w:r>
     </w:p>
@@ -1948,30 +3419,138 @@
       </w:r>
     </w:p>
     <w:p>
-      <w:r>
-        <w:t>A prediction boundary answers a different question from input validation. Length 9 passes the contract and meets the long boundary. Length 16 must not receive long merely because it exceeds 9: it violates the allowed range first. Zero is permitted and receives short.</w:t>
-      </w:r>
-    </w:p>
-    <w:p>
       <w:pPr>
         <w:pStyle w:val="Heading3"/>
       </w:pPr>
       <w:r>
+        <w:t>Why the result follows</w:t>
+      </w:r>
+    </w:p>
+    <w:p>
+      <w:pPr>
+        <w:spacing w:line="336" w:lineRule="auto" w:after="180"/>
+        <w:shd w:fill="F1F6FC"/>
+      </w:pPr>
+      <w:r>
+        <w:rPr>
+          <w:b w:val="0"/>
+        </w:rPr>
+        <w:t xml:space="preserve">A </w:t>
+      </w:r>
+      <w:r>
+        <w:rPr>
+          <w:b/>
+        </w:rPr>
+        <w:t>prediction</w:t>
+      </w:r>
+      <w:r>
+        <w:rPr>
+          <w:b w:val="0"/>
+        </w:rPr>
+        <w:t xml:space="preserve"> boundary answers a different question from </w:t>
+      </w:r>
+      <w:r>
+        <w:rPr>
+          <w:b/>
+        </w:rPr>
+        <w:t>input</w:t>
+      </w:r>
+      <w:r>
+        <w:rPr>
+          <w:b w:val="0"/>
+        </w:rPr>
+        <w:t xml:space="preserve"> </w:t>
+      </w:r>
+      <w:r>
+        <w:rPr>
+          <w:b/>
+        </w:rPr>
+        <w:t>validation</w:t>
+      </w:r>
+      <w:r>
+        <w:rPr>
+          <w:b w:val="0"/>
+        </w:rPr>
+        <w:t>. Length 9 passes the contract and meets the long boundary.</w:t>
+      </w:r>
+    </w:p>
+    <w:p>
+      <w:pPr>
+        <w:spacing w:line="336" w:lineRule="auto" w:after="180"/>
+        <w:shd w:fill="F1F6FC"/>
+      </w:pPr>
+      <w:r>
+        <w:rPr>
+          <w:b w:val="0"/>
+        </w:rPr>
+        <w:t>Length 16 must not receive long merely because it exceeds 9: it violates the allowed range first. Zero is permitted and receives short.</w:t>
+      </w:r>
+    </w:p>
+    <w:p>
+      <w:pPr>
+        <w:pStyle w:val="Heading3"/>
+      </w:pPr>
+      <w:r>
         <w:t>What this example does not establish</w:t>
       </w:r>
     </w:p>
     <w:p>
-      <w:r>
+      <w:pPr>
+        <w:pStyle w:val="Heading3"/>
+      </w:pPr>
+      <w:r>
+        <w:t>Keep the stated limit</w:t>
+      </w:r>
+    </w:p>
+    <w:p>
+      <w:pPr>
+        <w:spacing w:line="336" w:lineRule="auto" w:after="180"/>
+        <w:shd w:fill="FFF5E6"/>
+      </w:pPr>
+      <w:r>
+        <w:rPr>
+          <w:b w:val="0"/>
+        </w:rPr>
         <w:t>Contract validity does not prove the predicted category agrees with a checked reference label.</w:t>
       </w:r>
     </w:p>
     <w:p>
-      <w:r>
+      <w:pPr>
+        <w:pStyle w:val="Heading3"/>
+      </w:pPr>
+      <w:r>
+        <w:t>Keep the stated limit</w:t>
+      </w:r>
+    </w:p>
+    <w:p>
+      <w:pPr>
+        <w:spacing w:line="336" w:lineRule="auto" w:after="180"/>
+        <w:shd w:fill="FFF5E6"/>
+      </w:pPr>
+      <w:r>
+        <w:rPr>
+          <w:b w:val="0"/>
+        </w:rPr>
         <w:t>Read the labelled picture: Trace 0 cm and explain why clarification is different from predicting short.</w:t>
       </w:r>
     </w:p>
     <w:p>
-      <w:r>
+      <w:pPr>
+        <w:pStyle w:val="Heading3"/>
+      </w:pPr>
+      <w:r>
+        <w:t>Keep the stated limit</w:t>
+      </w:r>
+    </w:p>
+    <w:p>
+      <w:pPr>
+        <w:spacing w:line="336" w:lineRule="auto" w:after="180"/>
+        <w:shd w:fill="FFF5E6"/>
+      </w:pPr>
+      <w:r>
+        <w:rPr>
+          <w:b w:val="0"/>
+        </w:rPr>
         <w:t>Change one thing: Provide length 9 with unit mm. Predict the result before checking the explanation. What remains the same?</w:t>
       </w:r>
     </w:p>
@@ -1985,6 +3564,17 @@
     </w:p>
     <w:p>
       <w:r>
+        <w:t>Find the unsupported step in the Build a Human Classifier claim and explain a repair using the supplied evidence.</w:t>
+      </w:r>
+    </w:p>
+    <w:p>
+      <w:pPr>
+        <w:spacing w:line="336" w:lineRule="auto" w:after="180"/>
+      </w:pPr>
+      <w:r>
+        <w:rPr>
+          <w:b/>
+        </w:rPr>
         <w:t>COMPARE</w:t>
       </w:r>
     </w:p>
@@ -1997,7 +3587,13 @@
       </w:r>
     </w:p>
     <w:p>
-      <w:r>
+      <w:pPr>
+        <w:spacing w:line="336" w:lineRule="auto" w:after="180"/>
+      </w:pPr>
+      <w:r>
+        <w:rPr>
+          <w:b w:val="0"/>
+        </w:rPr>
         <w:t>A comparison helps reveal the true concept boundary.</w:t>
       </w:r>
     </w:p>
@@ -2185,53 +3781,244 @@
       </w:r>
     </w:p>
     <w:p>
-      <w:r>
+      <w:pPr>
+        <w:pStyle w:val="Heading3"/>
+      </w:pPr>
+      <w:r>
+        <w:t>Challenge claim A</w:t>
+      </w:r>
+    </w:p>
+    <w:p>
+      <w:pPr>
+        <w:spacing w:line="336" w:lineRule="auto" w:after="180"/>
+        <w:shd w:fill="F5F1FB"/>
+      </w:pPr>
+      <w:r>
+        <w:rPr>
+          <w:b w:val="0"/>
+        </w:rPr>
         <w:t>CLAIM A  Anything on the same side must truly belong to that category.</w:t>
       </w:r>
     </w:p>
     <w:p>
-      <w:r>
+      <w:pPr>
+        <w:spacing w:line="336" w:lineRule="auto" w:after="180"/>
+      </w:pPr>
+      <w:r>
+        <w:rPr>
+          <w:b w:val="0"/>
+        </w:rPr>
         <w:t>Repair:</w:t>
       </w:r>
     </w:p>
     <w:p>
-      <w:r>
+      <w:pPr>
+        <w:pStyle w:val="Heading3"/>
+      </w:pPr>
+      <w:r>
+        <w:t>Challenge claim B</w:t>
+      </w:r>
+    </w:p>
+    <w:p>
+      <w:pPr>
+        <w:spacing w:line="336" w:lineRule="auto" w:after="180"/>
+        <w:shd w:fill="F5F1FB"/>
+      </w:pPr>
+      <w:r>
+        <w:rPr>
+          <w:b w:val="0"/>
+        </w:rPr>
         <w:t>CLAIM B  Only one possible boundary can fit the examples.</w:t>
       </w:r>
     </w:p>
     <w:p>
-      <w:r>
+      <w:pPr>
+        <w:spacing w:line="336" w:lineRule="auto" w:after="180"/>
+      </w:pPr>
+      <w:r>
+        <w:rPr>
+          <w:b w:val="0"/>
+        </w:rPr>
         <w:t>Repair:</w:t>
       </w:r>
     </w:p>
     <w:p>
-      <w:r>
-        <w:t>STRONG ANSWER FRAME  I claim ______ because the evidence shows ______. The process is ______. One limit is ______.</w:t>
-      </w:r>
-    </w:p>
-    <w:p>
       <w:pPr>
         <w:pStyle w:val="Heading3"/>
       </w:pPr>
       <w:r>
+        <w:t>A frame for explaining</w:t>
+      </w:r>
+    </w:p>
+    <w:p>
+      <w:pPr>
+        <w:spacing w:line="336" w:lineRule="auto" w:after="180"/>
+        <w:shd w:fill="F1F6FC"/>
+      </w:pPr>
+      <w:r>
+        <w:rPr>
+          <w:b w:val="0"/>
+        </w:rPr>
+        <w:t xml:space="preserve">STRONG ANSWER FRAME  I claim ______ because the </w:t>
+      </w:r>
+      <w:r>
+        <w:rPr>
+          <w:b/>
+        </w:rPr>
+        <w:t>evidence</w:t>
+      </w:r>
+      <w:r>
+        <w:rPr>
+          <w:b w:val="0"/>
+        </w:rPr>
+        <w:t xml:space="preserve"> shows ______. The </w:t>
+      </w:r>
+      <w:r>
+        <w:rPr>
+          <w:b/>
+        </w:rPr>
+        <w:t>process</w:t>
+      </w:r>
+      <w:r>
+        <w:rPr>
+          <w:b w:val="0"/>
+        </w:rPr>
+        <w:t xml:space="preserve"> is ______. One limit is ______.</w:t>
+      </w:r>
+    </w:p>
+    <w:p>
+      <w:pPr>
+        <w:pStyle w:val="Heading3"/>
+      </w:pPr>
+      <w:r>
         <w:t>A closer explanation</w:t>
       </w:r>
     </w:p>
     <w:p>
-      <w:r>
-        <w:t>The classifier reports a prediction or no prediction. It does not decide what a person must do with a tower. A separate classroom procedure might ask someone to remeasure a rejected input or compare a prediction with a recorded label. Write that action separately from the predicted category.</w:t>
-      </w:r>
-    </w:p>
-    <w:p>
-      <w:r>
-        <w:t>No prediction is not a third tower size. It records that this procedure did not assign short or tall. Count and investigate such records when evaluating the whole system; hiding them could make a system look more useful than it is.</w:t>
-      </w:r>
-    </w:p>
-    <w:p>
       <w:pPr>
         <w:pStyle w:val="Heading3"/>
       </w:pPr>
       <w:r>
+        <w:t>Check the claim against the facts</w:t>
+      </w:r>
+    </w:p>
+    <w:p>
+      <w:pPr>
+        <w:spacing w:line="336" w:lineRule="auto" w:after="180"/>
+        <w:shd w:fill="FFF5E6"/>
+      </w:pPr>
+      <w:r>
+        <w:rPr>
+          <w:b w:val="0"/>
+        </w:rPr>
+        <w:t xml:space="preserve">The </w:t>
+      </w:r>
+      <w:r>
+        <w:rPr>
+          <w:b/>
+        </w:rPr>
+        <w:t>classifier</w:t>
+      </w:r>
+      <w:r>
+        <w:rPr>
+          <w:b w:val="0"/>
+        </w:rPr>
+        <w:t xml:space="preserve"> reports a </w:t>
+      </w:r>
+      <w:r>
+        <w:rPr>
+          <w:b/>
+        </w:rPr>
+        <w:t>prediction</w:t>
+      </w:r>
+      <w:r>
+        <w:rPr>
+          <w:b w:val="0"/>
+        </w:rPr>
+        <w:t xml:space="preserve"> or </w:t>
+      </w:r>
+      <w:r>
+        <w:rPr>
+          <w:b/>
+        </w:rPr>
+        <w:t>no prediction</w:t>
+      </w:r>
+      <w:r>
+        <w:rPr>
+          <w:b w:val="0"/>
+        </w:rPr>
+        <w:t>. It does not decide what a person must do with a tower.</w:t>
+      </w:r>
+    </w:p>
+    <w:p>
+      <w:pPr>
+        <w:spacing w:line="336" w:lineRule="auto" w:after="180"/>
+        <w:shd w:fill="FFF5E6"/>
+      </w:pPr>
+      <w:r>
+        <w:rPr>
+          <w:b w:val="0"/>
+        </w:rPr>
+        <w:t xml:space="preserve">A separate classroom procedure might ask someone to remeasure a rejected </w:t>
+      </w:r>
+      <w:r>
+        <w:rPr>
+          <w:b/>
+        </w:rPr>
+        <w:t>input</w:t>
+      </w:r>
+      <w:r>
+        <w:rPr>
+          <w:b w:val="0"/>
+        </w:rPr>
+        <w:t xml:space="preserve"> or compare a </w:t>
+      </w:r>
+      <w:r>
+        <w:rPr>
+          <w:b/>
+        </w:rPr>
+        <w:t>prediction</w:t>
+      </w:r>
+      <w:r>
+        <w:rPr>
+          <w:b w:val="0"/>
+        </w:rPr>
+        <w:t xml:space="preserve"> with a recorded label. Write that action separately from the predicted category.</w:t>
+      </w:r>
+    </w:p>
+    <w:p>
+      <w:pPr>
+        <w:spacing w:line="336" w:lineRule="auto" w:after="180"/>
+      </w:pPr>
+      <w:r>
+        <w:rPr>
+          <w:b/>
+        </w:rPr>
+        <w:t>No prediction</w:t>
+      </w:r>
+      <w:r>
+        <w:rPr>
+          <w:b w:val="0"/>
+        </w:rPr>
+        <w:t xml:space="preserve"> is not a third tower size. It records that this procedure did not assign short or tall.</w:t>
+      </w:r>
+    </w:p>
+    <w:p>
+      <w:pPr>
+        <w:spacing w:line="336" w:lineRule="auto" w:after="180"/>
+      </w:pPr>
+      <w:r>
+        <w:rPr>
+          <w:b w:val="0"/>
+        </w:rPr>
+        <w:t>Count and investigate such records when evaluating the whole system; hiding them could make a system look more useful than it is.</w:t>
+      </w:r>
+    </w:p>
+    <w:p>
+      <w:pPr>
+        <w:pStyle w:val="Heading3"/>
+      </w:pPr>
+      <w:r>
         <w:t>A classifier accepts 9 cm and predicts tall. A learner says the input passed, so the label is definitely right. Correct the claim. Then explain why reporting short for a blank height would violate the Tower1 procedure</w:t>
       </w:r>
     </w:p>
@@ -2265,6 +4052,17 @@
     </w:p>
     <w:p>
       <w:r>
+        <w:t>Practise Build a Human Classifier with support, then explain the deciding step in your own words.</w:t>
+      </w:r>
+    </w:p>
+    <w:p>
+      <w:pPr>
+        <w:spacing w:line="336" w:lineRule="auto" w:after="180"/>
+      </w:pPr>
+      <w:r>
+        <w:rPr>
+          <w:b/>
+        </w:rPr>
         <w:t>GUIDED PRACTICE</w:t>
       </w:r>
     </w:p>
@@ -2277,7 +4075,13 @@
       </w:r>
     </w:p>
     <w:p>
-      <w:r>
+      <w:pPr>
+        <w:spacing w:line="336" w:lineRule="auto" w:after="180"/>
+      </w:pPr>
+      <w:r>
+        <w:rPr>
+          <w:b w:val="0"/>
+        </w:rPr>
         <w:t>Use support now so you can succeed independently later.</w:t>
       </w:r>
     </w:p>
@@ -2318,46 +4122,180 @@
       </w:r>
     </w:p>
     <w:p>
-      <w:r>
-        <w:t>Explain how the picture story demonstrates this idea: Classification maps features to a category using a decision boundary.</w:t>
-      </w:r>
-    </w:p>
-    <w:p>
-      <w:r>
-        <w:t>Use a fresh example to explain classifier.</w:t>
-      </w:r>
-    </w:p>
-    <w:p>
-      <w:r>
-        <w:t>Trace a new input → process → output example.</w:t>
-      </w:r>
-    </w:p>
-    <w:p>
-      <w:r>
+      <w:pPr>
+        <w:spacing w:line="336" w:lineRule="auto" w:after="180"/>
+      </w:pPr>
+      <w:r>
+        <w:rPr>
+          <w:b w:val="0"/>
+        </w:rPr>
+        <w:t xml:space="preserve">Explain how the picture story demonstrates this idea: Classification maps features to a category using a </w:t>
+      </w:r>
+      <w:r>
+        <w:rPr>
+          <w:b/>
+        </w:rPr>
+        <w:t>decision boundary</w:t>
+      </w:r>
+      <w:r>
+        <w:rPr>
+          <w:b w:val="0"/>
+        </w:rPr>
+        <w:t>.</w:t>
+      </w:r>
+    </w:p>
+    <w:p>
+      <w:pPr>
+        <w:spacing w:line="336" w:lineRule="auto" w:after="180"/>
+      </w:pPr>
+      <w:r>
+        <w:rPr>
+          <w:b w:val="0"/>
+        </w:rPr>
+        <w:t xml:space="preserve">Use a fresh example to explain </w:t>
+      </w:r>
+      <w:r>
+        <w:rPr>
+          <w:b/>
+        </w:rPr>
+        <w:t>classifier</w:t>
+      </w:r>
+      <w:r>
+        <w:rPr>
+          <w:b w:val="0"/>
+        </w:rPr>
+        <w:t>.</w:t>
+      </w:r>
+    </w:p>
+    <w:p>
+      <w:pPr>
+        <w:spacing w:line="336" w:lineRule="auto" w:after="180"/>
+      </w:pPr>
+      <w:r>
+        <w:rPr>
+          <w:b w:val="0"/>
+        </w:rPr>
+        <w:t xml:space="preserve">Trace a new </w:t>
+      </w:r>
+      <w:r>
+        <w:rPr>
+          <w:b/>
+        </w:rPr>
+        <w:t>input</w:t>
+      </w:r>
+      <w:r>
+        <w:rPr>
+          <w:b w:val="0"/>
+        </w:rPr>
+        <w:t xml:space="preserve"> → </w:t>
+      </w:r>
+      <w:r>
+        <w:rPr>
+          <w:b/>
+        </w:rPr>
+        <w:t>process</w:t>
+      </w:r>
+      <w:r>
+        <w:rPr>
+          <w:b w:val="0"/>
+        </w:rPr>
+        <w:t xml:space="preserve"> → </w:t>
+      </w:r>
+      <w:r>
+        <w:rPr>
+          <w:b/>
+        </w:rPr>
+        <w:t>output</w:t>
+      </w:r>
+      <w:r>
+        <w:rPr>
+          <w:b w:val="0"/>
+        </w:rPr>
+        <w:t xml:space="preserve"> example.</w:t>
+      </w:r>
+    </w:p>
+    <w:p>
+      <w:pPr>
+        <w:spacing w:line="336" w:lineRule="auto" w:after="180"/>
+      </w:pPr>
+      <w:r>
+        <w:rPr>
+          <w:b w:val="0"/>
+        </w:rPr>
         <w:t>Find and repair the error in: Only one possible boundary can fit the examples.</w:t>
       </w:r>
     </w:p>
     <w:p>
-      <w:r>
+      <w:pPr>
+        <w:spacing w:line="336" w:lineRule="auto" w:after="180"/>
+      </w:pPr>
+      <w:r>
+        <w:rPr>
+          <w:b w:val="0"/>
+        </w:rPr>
         <w:t>Invent one edge case and name the safe response.</w:t>
       </w:r>
     </w:p>
     <w:p>
-      <w:r>
-        <w:t>PARTNER CHECK  Point to the evidence. Do not accept an answer that only repeats the vocabulary word.</w:t>
-      </w:r>
-    </w:p>
-    <w:p>
       <w:pPr>
         <w:pStyle w:val="Heading3"/>
       </w:pPr>
       <w:r>
+        <w:t>Check with a partner</w:t>
+      </w:r>
+    </w:p>
+    <w:p>
+      <w:pPr>
+        <w:spacing w:line="336" w:lineRule="auto" w:after="180"/>
+        <w:shd w:fill="F5F1FB"/>
+      </w:pPr>
+      <w:r>
+        <w:rPr>
+          <w:b w:val="0"/>
+        </w:rPr>
+        <w:t xml:space="preserve">PARTNER CHECK  Point to the </w:t>
+      </w:r>
+      <w:r>
+        <w:rPr>
+          <w:b/>
+        </w:rPr>
+        <w:t>evidence</w:t>
+      </w:r>
+      <w:r>
+        <w:rPr>
+          <w:b w:val="0"/>
+        </w:rPr>
+        <w:t>. Do not accept an answer that only repeats the vocabulary word.</w:t>
+      </w:r>
+    </w:p>
+    <w:p>
+      <w:pPr>
+        <w:pStyle w:val="Heading3"/>
+      </w:pPr>
+      <w:r>
         <w:t>A closer explanation</w:t>
       </w:r>
     </w:p>
     <w:p>
-      <w:r>
-        <w:t>Write the procedure as numbered steps or connected boxes with labelled branches. Give it to a partner who follows only what you wrote. The partner should record each check and stop point, including equality at the threshold and at both accepted range endpoints.</w:t>
+      <w:pPr>
+        <w:spacing w:line="336" w:lineRule="auto" w:after="180"/>
+      </w:pPr>
+      <w:r>
+        <w:rPr>
+          <w:b w:val="0"/>
+        </w:rPr>
+        <w:t>Write the procedure as numbered steps or connected boxes with labelled branches. Give it to a partner who follows only what you wrote.</w:t>
+      </w:r>
+    </w:p>
+    <w:p>
+      <w:pPr>
+        <w:spacing w:line="336" w:lineRule="auto" w:after="180"/>
+      </w:pPr>
+      <w:r>
+        <w:rPr>
+          <w:b w:val="0"/>
+        </w:rPr>
+        <w:t>The partner should record each check and stop point, including equality at the threshold and at both accepted range endpoints.</w:t>
       </w:r>
     </w:p>
     <w:p>
@@ -2404,8 +4342,25 @@
       </w:r>
     </w:p>
     <w:p>
-      <w:r>
-        <w:t>A partner finding an unclear branch gives useful design feedback. Revise the instruction and retrace the affected examples. Keep the model name and threshold visible so a change to the fitted rule is not confused with a correction to an instruction.</w:t>
+      <w:pPr>
+        <w:spacing w:line="336" w:lineRule="auto" w:after="180"/>
+      </w:pPr>
+      <w:r>
+        <w:rPr>
+          <w:b w:val="0"/>
+        </w:rPr>
+        <w:t>A partner finding an unclear branch gives useful design feedback. Revise the instruction and retrace the affected examples.</w:t>
+      </w:r>
+    </w:p>
+    <w:p>
+      <w:pPr>
+        <w:spacing w:line="336" w:lineRule="auto" w:after="180"/>
+      </w:pPr>
+      <w:r>
+        <w:rPr>
+          <w:b w:val="0"/>
+        </w:rPr>
+        <w:t>Keep the model name and threshold visible so a change to the fitted rule is not confused with a correction to an instruction.</w:t>
       </w:r>
     </w:p>
     <w:p>
@@ -2417,8 +4372,38 @@
       </w:r>
     </w:p>
     <w:p>
-      <w:r>
-        <w:t>Use workbook W2 for the connected example “Constructing a classifier”. First fill the input and rule boxes. Try the middle steps before asking for a hint. After a hint, try the next step yourself.</w:t>
+      <w:pPr>
+        <w:spacing w:line="336" w:lineRule="auto" w:after="180"/>
+      </w:pPr>
+      <w:r>
+        <w:rPr>
+          <w:b w:val="0"/>
+        </w:rPr>
+        <w:t xml:space="preserve">Use workbook W2 for the connected example “Constructing a </w:t>
+      </w:r>
+      <w:r>
+        <w:rPr>
+          <w:b/>
+        </w:rPr>
+        <w:t>classifier</w:t>
+      </w:r>
+      <w:r>
+        <w:rPr>
+          <w:b w:val="0"/>
+        </w:rPr>
+        <w:t xml:space="preserve">”. First fill the </w:t>
+      </w:r>
+      <w:r>
+        <w:rPr>
+          <w:b/>
+        </w:rPr>
+        <w:t>input</w:t>
+      </w:r>
+      <w:r>
+        <w:rPr>
+          <w:b w:val="0"/>
+        </w:rPr>
+        <w:t xml:space="preserve"> and rule boxes. Try the middle steps before asking for a hint. After a hint, try the next step yourself.</w:t>
       </w:r>
     </w:p>
     <w:tbl>
@@ -2501,7 +4486,13 @@
       </w:tr>
     </w:tbl>
     <w:p>
-      <w:r>
+      <w:pPr>
+        <w:spacing w:line="336" w:lineRule="auto" w:after="180"/>
+      </w:pPr>
+      <w:r>
+        <w:rPr>
+          <w:b w:val="0"/>
+        </w:rPr>
         <w:t>Explain your trace to a partner. Your partner points to one step to check. Swap roles on the next case. Each person writes their own explanation.</w:t>
       </w:r>
     </w:p>
@@ -2514,12 +4505,59 @@
       </w:r>
     </w:p>
     <w:p>
-      <w:r>
-        <w:t>Use the worked case for Constructing a classifier. Proposed explanation: “Any numeric input must receive a category”. Decide whether this explanation is supported. Point to the step or supplied fact that decides; explain your repair if needed.</w:t>
-      </w:r>
-    </w:p>
-    <w:p>
-      <w:r>
+      <w:pPr>
+        <w:spacing w:line="336" w:lineRule="auto" w:after="180"/>
+      </w:pPr>
+      <w:r>
+        <w:rPr>
+          <w:b w:val="0"/>
+        </w:rPr>
+        <w:t xml:space="preserve">Use the worked case for Constructing a </w:t>
+      </w:r>
+      <w:r>
+        <w:rPr>
+          <w:b/>
+        </w:rPr>
+        <w:t>classifier</w:t>
+      </w:r>
+      <w:r>
+        <w:rPr>
+          <w:b w:val="0"/>
+        </w:rPr>
+        <w:t xml:space="preserve">. Proposed explanation: “Any numeric </w:t>
+      </w:r>
+      <w:r>
+        <w:rPr>
+          <w:b/>
+        </w:rPr>
+        <w:t>input</w:t>
+      </w:r>
+      <w:r>
+        <w:rPr>
+          <w:b w:val="0"/>
+        </w:rPr>
+        <w:t xml:space="preserve"> must receive a category”. Decide whether this explanation is supported.</w:t>
+      </w:r>
+    </w:p>
+    <w:p>
+      <w:pPr>
+        <w:spacing w:line="336" w:lineRule="auto" w:after="180"/>
+      </w:pPr>
+      <w:r>
+        <w:rPr>
+          <w:b w:val="0"/>
+        </w:rPr>
+        <w:t>Point to the step or supplied fact that decides; explain your repair if needed.</w:t>
+      </w:r>
+    </w:p>
+    <w:p>
+      <w:pPr>
+        <w:spacing w:line="336" w:lineRule="auto" w:after="180"/>
+      </w:pPr>
+      <w:r>
+        <w:rPr>
+          <w:b w:val="0"/>
+        </w:rPr>
         <w:t>Answer on your own before discussion. If you are unsure, say which step you need help with.</w:t>
       </w:r>
     </w:p>
@@ -2532,7 +4570,13 @@
       </w:r>
     </w:p>
     <w:p>
-      <w:r>
+      <w:pPr>
+        <w:spacing w:line="336" w:lineRule="auto" w:after="180"/>
+      </w:pPr>
+      <w:r>
+        <w:rPr>
+          <w:b w:val="0"/>
+        </w:rPr>
         <w:t>Trace 0 cm and explain why clarification is different from predicting short.</w:t>
       </w:r>
     </w:p>
@@ -2565,7 +4609,13 @@
       </w:r>
     </w:p>
     <w:p>
-      <w:r>
+      <w:pPr>
+        <w:spacing w:line="336" w:lineRule="auto" w:after="180"/>
+      </w:pPr>
+      <w:r>
+        <w:rPr>
+          <w:b w:val="0"/>
+        </w:rPr>
         <w:t>This is supported practice. Keep the separately named independent case for an attempt before feedback.</w:t>
       </w:r>
     </w:p>
@@ -2579,6 +4629,17 @@
     </w:p>
     <w:p>
       <w:r>
+        <w:t>Investigate Build a Human Classifier. Record the prediction, actual observation or labelled paper trace, explanation and next test separately.</w:t>
+      </w:r>
+    </w:p>
+    <w:p>
+      <w:pPr>
+        <w:spacing w:line="336" w:lineRule="auto" w:after="180"/>
+      </w:pPr>
+      <w:r>
+        <w:rPr>
+          <w:b/>
+        </w:rPr>
         <w:t>EXPLORER LAB</w:t>
       </w:r>
     </w:p>
@@ -2591,8 +4652,26 @@
       </w:r>
     </w:p>
     <w:p>
-      <w:r>
-        <w:t>Predict first, test honestly, and explain what the evidence means.</w:t>
+      <w:pPr>
+        <w:spacing w:line="336" w:lineRule="auto" w:after="180"/>
+      </w:pPr>
+      <w:r>
+        <w:rPr>
+          <w:b w:val="0"/>
+        </w:rPr>
+        <w:t xml:space="preserve">Predict first, test honestly, and explain what the </w:t>
+      </w:r>
+      <w:r>
+        <w:rPr>
+          <w:b/>
+        </w:rPr>
+        <w:t>evidence</w:t>
+      </w:r>
+      <w:r>
+        <w:rPr>
+          <w:b w:val="0"/>
+        </w:rPr>
+        <w:t xml:space="preserve"> means.</w:t>
       </w:r>
     </w:p>
     <w:p>
@@ -2632,27 +4711,126 @@
       </w:r>
     </w:p>
     <w:p>
-      <w:r>
-        <w:t>State your prediction before the result is known.</w:t>
-      </w:r>
-    </w:p>
-    <w:p>
-      <w:r>
+      <w:pPr>
+        <w:pStyle w:val="Heading3"/>
+      </w:pPr>
+      <w:r>
+        <w:t>1. Predict</w:t>
+      </w:r>
+    </w:p>
+    <w:p>
+      <w:pPr>
+        <w:spacing w:line="336" w:lineRule="auto" w:after="180"/>
+        <w:shd w:fill="F4F9FC"/>
+      </w:pPr>
+      <w:r>
+        <w:rPr>
+          <w:b w:val="0"/>
+        </w:rPr>
+        <w:t xml:space="preserve">State your </w:t>
+      </w:r>
+      <w:r>
+        <w:rPr>
+          <w:b/>
+        </w:rPr>
+        <w:t>prediction</w:t>
+      </w:r>
+      <w:r>
+        <w:rPr>
+          <w:b w:val="0"/>
+        </w:rPr>
+        <w:t xml:space="preserve"> before the result is known.</w:t>
+      </w:r>
+    </w:p>
+    <w:p>
+      <w:pPr>
+        <w:pStyle w:val="Heading3"/>
+      </w:pPr>
+      <w:r>
+        <w:t>2. Investigate</w:t>
+      </w:r>
+    </w:p>
+    <w:p>
+      <w:pPr>
+        <w:spacing w:line="336" w:lineRule="auto" w:after="180"/>
+        <w:shd w:fill="F4F9FC"/>
+      </w:pPr>
+      <w:r>
+        <w:rPr>
+          <w:b w:val="0"/>
+        </w:rPr>
         <w:t>Complete the task: Classify mystery creatures and make the boundary visible.</w:t>
       </w:r>
     </w:p>
     <w:p>
-      <w:r>
+      <w:pPr>
+        <w:pStyle w:val="Heading3"/>
+      </w:pPr>
+      <w:r>
+        <w:t>3. Compare cases</w:t>
+      </w:r>
+    </w:p>
+    <w:p>
+      <w:pPr>
+        <w:spacing w:line="336" w:lineRule="auto" w:after="180"/>
+        <w:shd w:fill="F4F9FC"/>
+      </w:pPr>
+      <w:r>
+        <w:rPr>
+          <w:b w:val="0"/>
+        </w:rPr>
         <w:t>Keep a normal case and an edge case clearly separated.</w:t>
       </w:r>
     </w:p>
     <w:p>
-      <w:r>
-        <w:t>Record what happened—even when it does not match your prediction.</w:t>
-      </w:r>
-    </w:p>
-    <w:p>
-      <w:r>
+      <w:pPr>
+        <w:pStyle w:val="Heading3"/>
+      </w:pPr>
+      <w:r>
+        <w:t>4. Record honestly</w:t>
+      </w:r>
+    </w:p>
+    <w:p>
+      <w:pPr>
+        <w:spacing w:line="336" w:lineRule="auto" w:after="180"/>
+        <w:shd w:fill="F4F9FC"/>
+      </w:pPr>
+      <w:r>
+        <w:rPr>
+          <w:b w:val="0"/>
+        </w:rPr>
+        <w:t xml:space="preserve">Record what happened—even when it does not match your </w:t>
+      </w:r>
+      <w:r>
+        <w:rPr>
+          <w:b/>
+        </w:rPr>
+        <w:t>prediction</w:t>
+      </w:r>
+      <w:r>
+        <w:rPr>
+          <w:b w:val="0"/>
+        </w:rPr>
+        <w:t>.</w:t>
+      </w:r>
+    </w:p>
+    <w:p>
+      <w:pPr>
+        <w:pStyle w:val="Heading3"/>
+      </w:pPr>
+      <w:r>
+        <w:t>5. Explain and plan the next test</w:t>
+      </w:r>
+    </w:p>
+    <w:p>
+      <w:pPr>
+        <w:spacing w:line="336" w:lineRule="auto" w:after="180"/>
+        <w:shd w:fill="F4F9FC"/>
+      </w:pPr>
+      <w:r>
+        <w:rPr>
+          <w:b w:val="0"/>
+        </w:rPr>
         <w:t>Explain the result, one limitation, and the next useful test.</w:t>
       </w:r>
     </w:p>
@@ -2787,7 +4965,22 @@
       </w:tr>
     </w:tbl>
     <w:p>
-      <w:r>
+      <w:pPr>
+        <w:pStyle w:val="Heading3"/>
+      </w:pPr>
+      <w:r>
+        <w:t>Use a fresh case after support</w:t>
+      </w:r>
+    </w:p>
+    <w:p>
+      <w:pPr>
+        <w:spacing w:line="336" w:lineRule="auto" w:after="180"/>
+        <w:shd w:fill="FFF5E6"/>
+      </w:pPr>
+      <w:r>
+        <w:rPr>
+          <w:b w:val="0"/>
+        </w:rPr>
         <w:t>INDEPENDENCE  After support is removed, repeat the proof with a fresh case.</w:t>
       </w:r>
     </w:p>
@@ -2800,7 +4993,13 @@
       </w:r>
     </w:p>
     <w:p>
-      <w:r>
+      <w:pPr>
+        <w:spacing w:line="336" w:lineRule="auto" w:after="180"/>
+      </w:pPr>
+      <w:r>
+        <w:rPr>
+          <w:b w:val="0"/>
+        </w:rPr>
         <w:t>Before trying: what do I expect, and why? While trying: which step could first go wrong? Afterwards: what did I actually observe, and what should change? Keep “not run” if you only traced the procedure.</w:t>
       </w:r>
     </w:p>
@@ -2814,6 +5013,17 @@
     </w:p>
     <w:p>
       <w:r>
+        <w:t>Move from recall to tracing, diagnosis and transfer in Build a Human Classifier. Explain why each step is justified.</w:t>
+      </w:r>
+    </w:p>
+    <w:p>
+      <w:pPr>
+        <w:spacing w:line="336" w:lineRule="auto" w:after="180"/>
+      </w:pPr>
+      <w:r>
+        <w:rPr>
+          <w:b/>
+        </w:rPr>
         <w:t>PRACTICE LADDER</w:t>
       </w:r>
     </w:p>
@@ -2826,7 +5036,13 @@
       </w:r>
     </w:p>
     <w:p>
-      <w:r>
+      <w:pPr>
+        <w:spacing w:line="336" w:lineRule="auto" w:after="180"/>
+      </w:pPr>
+      <w:r>
+        <w:rPr>
+          <w:b w:val="0"/>
+        </w:rPr>
         <w:t>Each step asks for a stronger kind of understanding.</w:t>
       </w:r>
     </w:p>
@@ -2867,42 +5083,190 @@
       </w:r>
     </w:p>
     <w:p>
-      <w:r>
-        <w:t>RECALL  Define classifier.</w:t>
-      </w:r>
-    </w:p>
-    <w:p>
-      <w:r>
-        <w:t>EXPLAIN  Classification maps features to a category using a decision boundary.</w:t>
-      </w:r>
-    </w:p>
-    <w:p>
-      <w:r>
-        <w:t>TRACE  Show the input, process, and output.</w:t>
-      </w:r>
-    </w:p>
-    <w:p>
-      <w:r>
+      <w:pPr>
+        <w:spacing w:line="336" w:lineRule="auto" w:after="180"/>
+        <w:shd w:fill="F4F9FC"/>
+      </w:pPr>
+      <w:r>
+        <w:rPr>
+          <w:b w:val="0"/>
+        </w:rPr>
+        <w:t xml:space="preserve">RECALL  Define </w:t>
+      </w:r>
+      <w:r>
+        <w:rPr>
+          <w:b/>
+        </w:rPr>
+        <w:t>classifier</w:t>
+      </w:r>
+      <w:r>
+        <w:rPr>
+          <w:b w:val="0"/>
+        </w:rPr>
+        <w:t>.</w:t>
+      </w:r>
+    </w:p>
+    <w:p>
+      <w:pPr>
+        <w:spacing w:line="336" w:lineRule="auto" w:after="180"/>
+        <w:shd w:fill="F4F9FC"/>
+      </w:pPr>
+      <w:r>
+        <w:rPr>
+          <w:b w:val="0"/>
+        </w:rPr>
+        <w:t xml:space="preserve">EXPLAIN  Classification maps features to a category using a </w:t>
+      </w:r>
+      <w:r>
+        <w:rPr>
+          <w:b/>
+        </w:rPr>
+        <w:t>decision boundary</w:t>
+      </w:r>
+      <w:r>
+        <w:rPr>
+          <w:b w:val="0"/>
+        </w:rPr>
+        <w:t>.</w:t>
+      </w:r>
+    </w:p>
+    <w:p>
+      <w:pPr>
+        <w:spacing w:line="336" w:lineRule="auto" w:after="180"/>
+        <w:shd w:fill="F4F9FC"/>
+      </w:pPr>
+      <w:r>
+        <w:rPr>
+          <w:b w:val="0"/>
+        </w:rPr>
+        <w:t xml:space="preserve">TRACE  Show the </w:t>
+      </w:r>
+      <w:r>
+        <w:rPr>
+          <w:b/>
+        </w:rPr>
+        <w:t>input</w:t>
+      </w:r>
+      <w:r>
+        <w:rPr>
+          <w:b w:val="0"/>
+        </w:rPr>
+        <w:t xml:space="preserve">, </w:t>
+      </w:r>
+      <w:r>
+        <w:rPr>
+          <w:b/>
+        </w:rPr>
+        <w:t>process</w:t>
+      </w:r>
+      <w:r>
+        <w:rPr>
+          <w:b w:val="0"/>
+        </w:rPr>
+        <w:t xml:space="preserve">, and </w:t>
+      </w:r>
+      <w:r>
+        <w:rPr>
+          <w:b/>
+        </w:rPr>
+        <w:t>output</w:t>
+      </w:r>
+      <w:r>
+        <w:rPr>
+          <w:b w:val="0"/>
+        </w:rPr>
+        <w:t>.</w:t>
+      </w:r>
+    </w:p>
+    <w:p>
+      <w:pPr>
+        <w:spacing w:line="336" w:lineRule="auto" w:after="180"/>
+        <w:shd w:fill="F4F9FC"/>
+      </w:pPr>
+      <w:r>
+        <w:rPr>
+          <w:b w:val="0"/>
+        </w:rPr>
         <w:t>DIAGNOSE  Repair: Anything on the same side must truly belong to that category.</w:t>
       </w:r>
     </w:p>
     <w:p>
-      <w:r>
+      <w:pPr>
+        <w:spacing w:line="336" w:lineRule="auto" w:after="180"/>
+        <w:shd w:fill="F4F9FC"/>
+      </w:pPr>
+      <w:r>
+        <w:rPr>
+          <w:b w:val="0"/>
+        </w:rPr>
         <w:t>TRANSFER  Apply the idea to a new home or classroom case.</w:t>
       </w:r>
     </w:p>
     <w:p>
-      <w:r>
+      <w:pPr>
+        <w:spacing w:line="336" w:lineRule="auto" w:after="180"/>
+        <w:shd w:fill="F4F9FC"/>
+      </w:pPr>
+      <w:r>
+        <w:rPr>
+          <w:b w:val="0"/>
+        </w:rPr>
         <w:t>CREATE  Design one revealing test.</w:t>
       </w:r>
     </w:p>
     <w:p>
-      <w:r>
-        <w:t>DEFEND  Give a claim, evidence, mechanism, limit, and safe action.</w:t>
-      </w:r>
-    </w:p>
-    <w:p>
-      <w:r>
+      <w:pPr>
+        <w:spacing w:line="336" w:lineRule="auto" w:after="180"/>
+        <w:shd w:fill="F4F9FC"/>
+      </w:pPr>
+      <w:r>
+        <w:rPr>
+          <w:b w:val="0"/>
+        </w:rPr>
+        <w:t xml:space="preserve">DEFEND  Give a claim, </w:t>
+      </w:r>
+      <w:r>
+        <w:rPr>
+          <w:b/>
+        </w:rPr>
+        <w:t>evidence</w:t>
+      </w:r>
+      <w:r>
+        <w:rPr>
+          <w:b w:val="0"/>
+        </w:rPr>
+        <w:t xml:space="preserve">, </w:t>
+      </w:r>
+      <w:r>
+        <w:rPr>
+          <w:b/>
+        </w:rPr>
+        <w:t>mechanism</w:t>
+      </w:r>
+      <w:r>
+        <w:rPr>
+          <w:b w:val="0"/>
+        </w:rPr>
+        <w:t>, limit, and safe action.</w:t>
+      </w:r>
+    </w:p>
+    <w:p>
+      <w:pPr>
+        <w:pStyle w:val="Heading3"/>
+      </w:pPr>
+      <w:r>
+        <w:t>When to retry</w:t>
+      </w:r>
+    </w:p>
+    <w:p>
+      <w:pPr>
+        <w:spacing w:line="336" w:lineRule="auto" w:after="180"/>
+        <w:shd w:fill="F1F6F8"/>
+      </w:pPr>
+      <w:r>
+        <w:rPr>
+          <w:b w:val="0"/>
+        </w:rPr>
         <w:t>RETRY RULE  A coached answer becomes mastery only after you solve a different case independently.</w:t>
       </w:r>
     </w:p>
@@ -2916,6 +5280,17 @@
     </w:p>
     <w:p>
       <w:r>
+        <w:t>Apply this week’s idea to Helpful Classroom Sorter. Keep an annotated decision and the evidence supporting it.</w:t>
+      </w:r>
+    </w:p>
+    <w:p>
+      <w:pPr>
+        <w:spacing w:line="336" w:lineRule="auto" w:after="180"/>
+      </w:pPr>
+      <w:r>
+        <w:rPr>
+          <w:b/>
+        </w:rPr>
         <w:t>PROJECT</w:t>
       </w:r>
     </w:p>
@@ -2928,8 +5303,26 @@
       </w:r>
     </w:p>
     <w:p>
-      <w:r>
-        <w:t>Build one coherent system across the year, one evidence-based decision at a time.</w:t>
+      <w:pPr>
+        <w:spacing w:line="336" w:lineRule="auto" w:after="180"/>
+      </w:pPr>
+      <w:r>
+        <w:rPr>
+          <w:b w:val="0"/>
+        </w:rPr>
+        <w:t xml:space="preserve">Build one coherent system across the year, one </w:t>
+      </w:r>
+      <w:r>
+        <w:rPr>
+          <w:b/>
+        </w:rPr>
+        <w:t>evidence</w:t>
+      </w:r>
+      <w:r>
+        <w:rPr>
+          <w:b w:val="0"/>
+        </w:rPr>
+        <w:t>-based decision at a time.</w:t>
       </w:r>
     </w:p>
     <w:p>
@@ -2969,32 +5362,98 @@
       </w:r>
     </w:p>
     <w:p>
-      <w:r>
-        <w:t>THIS WEEK'S CHECKPOINT  Make the sorter's current decision boundary visible as a rule chart or feature map.</w:t>
-      </w:r>
-    </w:p>
-    <w:p>
-      <w:r>
+      <w:pPr>
+        <w:spacing w:line="336" w:lineRule="auto" w:after="180"/>
+        <w:shd w:fill="EDF7F3"/>
+      </w:pPr>
+      <w:r>
+        <w:rPr>
+          <w:b w:val="0"/>
+        </w:rPr>
+        <w:t xml:space="preserve">THIS WEEK'S CHECKPOINT  Make the sorter's current </w:t>
+      </w:r>
+      <w:r>
+        <w:rPr>
+          <w:b/>
+        </w:rPr>
+        <w:t>decision boundary</w:t>
+      </w:r>
+      <w:r>
+        <w:rPr>
+          <w:b w:val="0"/>
+        </w:rPr>
+        <w:t xml:space="preserve"> visible as a rule chart or feature map.</w:t>
+      </w:r>
+    </w:p>
+    <w:p>
+      <w:pPr>
+        <w:spacing w:line="336" w:lineRule="auto" w:after="180"/>
+        <w:shd w:fill="F5F1FB"/>
+      </w:pPr>
+      <w:r>
+        <w:rPr>
+          <w:b w:val="0"/>
+        </w:rPr>
         <w:t>What real classroom need does this serve?</w:t>
       </w:r>
     </w:p>
     <w:p>
-      <w:r>
+      <w:pPr>
+        <w:spacing w:line="336" w:lineRule="auto" w:after="180"/>
+        <w:shd w:fill="F5F1FB"/>
+      </w:pPr>
+      <w:r>
+        <w:rPr>
+          <w:b w:val="0"/>
+        </w:rPr>
         <w:t>What information is necessary—and what should stay private?</w:t>
       </w:r>
     </w:p>
     <w:p>
-      <w:r>
-        <w:t>What happens inside the process?</w:t>
-      </w:r>
-    </w:p>
-    <w:p>
-      <w:r>
+      <w:pPr>
+        <w:spacing w:line="336" w:lineRule="auto" w:after="180"/>
+        <w:shd w:fill="F5F1FB"/>
+      </w:pPr>
+      <w:r>
+        <w:rPr>
+          <w:b w:val="0"/>
+        </w:rPr>
+        <w:t xml:space="preserve">What happens inside the </w:t>
+      </w:r>
+      <w:r>
+        <w:rPr>
+          <w:b/>
+        </w:rPr>
+        <w:t>process</w:t>
+      </w:r>
+      <w:r>
+        <w:rPr>
+          <w:b w:val="0"/>
+        </w:rPr>
+        <w:t>?</w:t>
+      </w:r>
+    </w:p>
+    <w:p>
+      <w:pPr>
+        <w:spacing w:line="336" w:lineRule="auto" w:after="180"/>
+        <w:shd w:fill="F5F1FB"/>
+      </w:pPr>
+      <w:r>
+        <w:rPr>
+          <w:b w:val="0"/>
+        </w:rPr>
         <w:t>What normal and edge cases will you test?</w:t>
       </w:r>
     </w:p>
     <w:p>
-      <w:r>
+      <w:pPr>
+        <w:spacing w:line="336" w:lineRule="auto" w:after="180"/>
+        <w:shd w:fill="F5F1FB"/>
+      </w:pPr>
+      <w:r>
+        <w:rPr>
+          <w:b w:val="0"/>
+        </w:rPr>
         <w:t>When should it say not sure or ask a person?</w:t>
       </w:r>
     </w:p>
@@ -3035,12 +5494,45 @@
       </w:r>
     </w:p>
     <w:p>
-      <w:r>
-        <w:t>RESPONSIBLE DESIGN  A drawn boundary describes the classifier's decision, not a natural law about the objects.</w:t>
-      </w:r>
-    </w:p>
-    <w:p>
-      <w:r>
+      <w:pPr>
+        <w:pStyle w:val="Heading3"/>
+      </w:pPr>
+      <w:r>
+        <w:t>Responsible design</w:t>
+      </w:r>
+    </w:p>
+    <w:p>
+      <w:pPr>
+        <w:spacing w:line="336" w:lineRule="auto" w:after="180"/>
+        <w:shd w:fill="FFF5E6"/>
+      </w:pPr>
+      <w:r>
+        <w:rPr>
+          <w:b w:val="0"/>
+        </w:rPr>
+        <w:t xml:space="preserve">RESPONSIBLE DESIGN  A drawn boundary describes the </w:t>
+      </w:r>
+      <w:r>
+        <w:rPr>
+          <w:b/>
+        </w:rPr>
+        <w:t>classifier</w:t>
+      </w:r>
+      <w:r>
+        <w:rPr>
+          <w:b w:val="0"/>
+        </w:rPr>
+        <w:t>'s decision, not a natural law about the objects.</w:t>
+      </w:r>
+    </w:p>
+    <w:p>
+      <w:pPr>
+        <w:spacing w:line="336" w:lineRule="auto" w:after="180"/>
+      </w:pPr>
+      <w:r>
+        <w:rPr>
+          <w:b w:val="0"/>
+        </w:rPr>
         <w:t>My project decision:</w:t>
       </w:r>
     </w:p>
@@ -3053,7 +5545,13 @@
       </w:r>
     </w:p>
     <w:p>
-      <w:r>
+      <w:pPr>
+        <w:spacing w:line="336" w:lineRule="auto" w:after="180"/>
+      </w:pPr>
+      <w:r>
+        <w:rPr>
+          <w:b w:val="0"/>
+        </w:rPr>
         <w:t>Create a sorter instruction card covering valid values, equality, missing fields and who can resolve clarification requests.</w:t>
       </w:r>
     </w:p>
@@ -3067,6 +5565,17 @@
     </w:p>
     <w:p>
       <w:r>
+        <w:t>Use a genuinely new case for independent evidence. Previously discussed examples remain practice; use the separately named independent case before feedback.</w:t>
+      </w:r>
+    </w:p>
+    <w:p>
+      <w:pPr>
+        <w:spacing w:line="336" w:lineRule="auto" w:after="180"/>
+      </w:pPr>
+      <w:r>
+        <w:rPr>
+          <w:b/>
+        </w:rPr>
         <w:t>MASTERY</w:t>
       </w:r>
     </w:p>
@@ -3079,7 +5588,13 @@
       </w:r>
     </w:p>
     <w:p>
-      <w:r>
+      <w:pPr>
+        <w:spacing w:line="336" w:lineRule="auto" w:after="180"/>
+      </w:pPr>
+      <w:r>
+        <w:rPr>
+          <w:b w:val="0"/>
+        </w:rPr>
         <w:t>Complete this after teaching and guided practice have ended.</w:t>
       </w:r>
     </w:p>
@@ -3120,53 +5635,224 @@
       </w:r>
     </w:p>
     <w:p>
-      <w:r>
+      <w:pPr>
+        <w:pStyle w:val="Heading3"/>
+      </w:pPr>
+      <w:r>
+        <w:t>What success looks like</w:t>
+      </w:r>
+    </w:p>
+    <w:p>
+      <w:pPr>
+        <w:spacing w:line="336" w:lineRule="auto" w:after="180"/>
+        <w:shd w:fill="EDF7F3"/>
+      </w:pPr>
+      <w:r>
+        <w:rPr>
+          <w:b w:val="0"/>
+        </w:rPr>
         <w:t>REQUIRED PROOF  Classify mystery creatures, draw the boundary, and explain two cases whose category changes if the boundary moves.</w:t>
       </w:r>
     </w:p>
     <w:p>
-      <w:r>
+      <w:pPr>
+        <w:spacing w:line="336" w:lineRule="auto" w:after="180"/>
+      </w:pPr>
+      <w:r>
+        <w:rPr>
+          <w:b w:val="0"/>
+        </w:rPr>
         <w:t>□ Name or draw the fresh case.</w:t>
       </w:r>
     </w:p>
     <w:p>
-      <w:r>
-        <w:t>□ Trace input, process, and output.</w:t>
-      </w:r>
-    </w:p>
-    <w:p>
-      <w:r>
-        <w:t>□ State the conclusion and strongest evidence.</w:t>
-      </w:r>
-    </w:p>
-    <w:p>
-      <w:r>
+      <w:pPr>
+        <w:spacing w:line="336" w:lineRule="auto" w:after="180"/>
+      </w:pPr>
+      <w:r>
+        <w:rPr>
+          <w:b w:val="0"/>
+        </w:rPr>
+        <w:t xml:space="preserve">□ Trace </w:t>
+      </w:r>
+      <w:r>
+        <w:rPr>
+          <w:b/>
+        </w:rPr>
+        <w:t>input</w:t>
+      </w:r>
+      <w:r>
+        <w:rPr>
+          <w:b w:val="0"/>
+        </w:rPr>
+        <w:t xml:space="preserve">, </w:t>
+      </w:r>
+      <w:r>
+        <w:rPr>
+          <w:b/>
+        </w:rPr>
+        <w:t>process</w:t>
+      </w:r>
+      <w:r>
+        <w:rPr>
+          <w:b w:val="0"/>
+        </w:rPr>
+        <w:t xml:space="preserve">, and </w:t>
+      </w:r>
+      <w:r>
+        <w:rPr>
+          <w:b/>
+        </w:rPr>
+        <w:t>output</w:t>
+      </w:r>
+      <w:r>
+        <w:rPr>
+          <w:b w:val="0"/>
+        </w:rPr>
+        <w:t>.</w:t>
+      </w:r>
+    </w:p>
+    <w:p>
+      <w:pPr>
+        <w:spacing w:line="336" w:lineRule="auto" w:after="180"/>
+      </w:pPr>
+      <w:r>
+        <w:rPr>
+          <w:b w:val="0"/>
+        </w:rPr>
+        <w:t xml:space="preserve">□ State the conclusion and strongest </w:t>
+      </w:r>
+      <w:r>
+        <w:rPr>
+          <w:b/>
+        </w:rPr>
+        <w:t>evidence</w:t>
+      </w:r>
+      <w:r>
+        <w:rPr>
+          <w:b w:val="0"/>
+        </w:rPr>
+        <w:t>.</w:t>
+      </w:r>
+    </w:p>
+    <w:p>
+      <w:pPr>
+        <w:spacing w:line="336" w:lineRule="auto" w:after="180"/>
+      </w:pPr>
+      <w:r>
+        <w:rPr>
+          <w:b w:val="0"/>
+        </w:rPr>
         <w:t>□ Name one limit, failure, missing clue, or fairness/privacy concern.</w:t>
       </w:r>
     </w:p>
     <w:p>
-      <w:r>
+      <w:pPr>
+        <w:spacing w:line="336" w:lineRule="auto" w:after="180"/>
+      </w:pPr>
+      <w:r>
+        <w:rPr>
+          <w:b w:val="0"/>
+        </w:rPr>
         <w:t>□ Explain one safe next action or improvement.</w:t>
       </w:r>
     </w:p>
     <w:p>
-      <w:r>
-        <w:t>Independent evidence:</w:t>
-      </w:r>
-    </w:p>
-    <w:p>
-      <w:r>
-        <w:t>SELF-CHECK  Plot each creature by the selected features and draw a line or rule separating labeled examples. Cases near the line are sensitive to small changes and should receive careful review or a not-sure output.</w:t>
-      </w:r>
-    </w:p>
-    <w:p>
-      <w:r>
+      <w:pPr>
+        <w:spacing w:line="336" w:lineRule="auto" w:after="180"/>
+      </w:pPr>
+      <w:r>
+        <w:rPr>
+          <w:b w:val="0"/>
+        </w:rPr>
+        <w:t xml:space="preserve">Independent </w:t>
+      </w:r>
+      <w:r>
+        <w:rPr>
+          <w:b/>
+        </w:rPr>
+        <w:t>evidence</w:t>
+      </w:r>
+      <w:r>
+        <w:rPr>
+          <w:b w:val="0"/>
+        </w:rPr>
+        <w:t>:</w:t>
+      </w:r>
+    </w:p>
+    <w:p>
+      <w:pPr>
+        <w:pStyle w:val="Heading3"/>
+      </w:pPr>
+      <w:r>
+        <w:t>Check your explanation</w:t>
+      </w:r>
+    </w:p>
+    <w:p>
+      <w:pPr>
+        <w:spacing w:line="336" w:lineRule="auto" w:after="180"/>
+        <w:shd w:fill="F5F1FB"/>
+      </w:pPr>
+      <w:r>
+        <w:rPr>
+          <w:b w:val="0"/>
+        </w:rPr>
+        <w:t xml:space="preserve">SELF-CHECK  Plot each creature by the selected features and draw a line or rule separating labeled examples. Cases near the line are sensitive to small changes and should receive careful review or a not-sure </w:t>
+      </w:r>
+      <w:r>
+        <w:rPr>
+          <w:b/>
+        </w:rPr>
+        <w:t>output</w:t>
+      </w:r>
+      <w:r>
+        <w:rPr>
+          <w:b w:val="0"/>
+        </w:rPr>
+        <w:t>.</w:t>
+      </w:r>
+    </w:p>
+    <w:p>
+      <w:pPr>
+        <w:spacing w:line="336" w:lineRule="auto" w:after="180"/>
+      </w:pPr>
+      <w:r>
+        <w:rPr>
+          <w:b w:val="0"/>
+        </w:rPr>
         <w:t>My level:  □ Not yet  □ With one hint  □ Independently  □ I can teach it</w:t>
       </w:r>
     </w:p>
     <w:p>
-      <w:r>
-        <w:t>NEXT BRIDGE  Carry today's evidence habit into: Save New Examples for Testing.</w:t>
+      <w:pPr>
+        <w:pStyle w:val="Heading3"/>
+      </w:pPr>
+      <w:r>
+        <w:t>Connect to the next lesson</w:t>
+      </w:r>
+    </w:p>
+    <w:p>
+      <w:pPr>
+        <w:spacing w:line="336" w:lineRule="auto" w:after="180"/>
+        <w:shd w:fill="F1F6F8"/>
+      </w:pPr>
+      <w:r>
+        <w:rPr>
+          <w:b w:val="0"/>
+        </w:rPr>
+        <w:t xml:space="preserve">NEXT BRIDGE  Carry today's </w:t>
+      </w:r>
+      <w:r>
+        <w:rPr>
+          <w:b/>
+        </w:rPr>
+        <w:t>evidence</w:t>
+      </w:r>
+      <w:r>
+        <w:rPr>
+          <w:b w:val="0"/>
+        </w:rPr>
+        <w:t xml:space="preserve"> habit into: Save New Examples for Testing.</w:t>
       </w:r>
     </w:p>
     <w:p>
@@ -3178,6 +5864,11 @@
       </w:r>
     </w:p>
     <w:p>
+      <w:r>
+        <w:t>Revisit the complete Build a Human Classifier case for supported practice. Repeated examples do not become fresh assessments.</w:t>
+      </w:r>
+    </w:p>
+    <w:p>
       <w:pPr>
         <w:pStyle w:val="Heading3"/>
       </w:pPr>
@@ -3186,7 +5877,13 @@
       </w:r>
     </w:p>
     <w:p>
-      <w:r>
+      <w:pPr>
+        <w:spacing w:line="336" w:lineRule="auto" w:after="180"/>
+      </w:pPr>
+      <w:r>
+        <w:rPr>
+          <w:b w:val="0"/>
+        </w:rPr>
         <w:t>Use the supplied details to practise the weekly concept before attempting the independent question. This case extends the illustrated lesson.</w:t>
       </w:r>
     </w:p>
@@ -3199,8 +5896,26 @@
       </w:r>
     </w:p>
     <w:p>
-      <w:r>
-        <w:t>A human classifier uses has wheels means vehicle on a bicycle, wheelchair, toy car and boat.</w:t>
+      <w:pPr>
+        <w:spacing w:line="336" w:lineRule="auto" w:after="180"/>
+      </w:pPr>
+      <w:r>
+        <w:rPr>
+          <w:b w:val="0"/>
+        </w:rPr>
+        <w:t xml:space="preserve">A human </w:t>
+      </w:r>
+      <w:r>
+        <w:rPr>
+          <w:b/>
+        </w:rPr>
+        <w:t>classifier</w:t>
+      </w:r>
+      <w:r>
+        <w:rPr>
+          <w:b w:val="0"/>
+        </w:rPr>
+        <w:t xml:space="preserve"> uses has wheels means vehicle on a bicycle, wheelchair, toy car and boat.</w:t>
       </w:r>
     </w:p>
     <w:p>
@@ -3212,7 +5927,13 @@
       </w:r>
     </w:p>
     <w:p>
-      <w:r>
+      <w:pPr>
+        <w:spacing w:line="336" w:lineRule="auto" w:after="180"/>
+      </w:pPr>
+      <w:r>
+        <w:rPr>
+          <w:b w:val="0"/>
+        </w:rPr>
         <w:t>Apply the rule and identify a limitation.</w:t>
       </w:r>
     </w:p>
@@ -3225,8 +5946,26 @@
       </w:r>
     </w:p>
     <w:p>
-      <w:r>
-        <w:t>The first three receive vehicle; the boat does not. If the intended category includes boats, the rule misses them. Define the category independently of the prediction rule.</w:t>
+      <w:pPr>
+        <w:spacing w:line="336" w:lineRule="auto" w:after="180"/>
+      </w:pPr>
+      <w:r>
+        <w:rPr>
+          <w:b w:val="0"/>
+        </w:rPr>
+        <w:t xml:space="preserve">The first three receive vehicle; the boat does not. If the intended category includes boats, the rule misses them. Define the category independently of the </w:t>
+      </w:r>
+      <w:r>
+        <w:rPr>
+          <w:b/>
+        </w:rPr>
+        <w:t>prediction</w:t>
+      </w:r>
+      <w:r>
+        <w:rPr>
+          <w:b w:val="0"/>
+        </w:rPr>
+        <w:t xml:space="preserve"> rule.</w:t>
       </w:r>
     </w:p>
     <w:p>
@@ -3238,7 +5977,14 @@
       </w:r>
     </w:p>
     <w:p>
-      <w:r>
+      <w:pPr>
+        <w:spacing w:line="336" w:lineRule="auto" w:after="180"/>
+        <w:shd w:fill="F5F1FB"/>
+      </w:pPr>
+      <w:r>
+        <w:rPr>
+          <w:b w:val="0"/>
+        </w:rPr>
         <w:t>Which detail supports the answer, and why does it matter?</w:t>
       </w:r>
     </w:p>
@@ -3416,18 +6162,60 @@
       </w:tr>
     </w:tbl>
     <w:p>
-      <w:r>
-        <w:t>A human classifier uses has wheels means vehicle on a bicycle, wheelchair, toy car and boat.</w:t>
-      </w:r>
-    </w:p>
-    <w:p>
-      <w:r>
+      <w:pPr>
+        <w:spacing w:line="336" w:lineRule="auto" w:after="180"/>
+      </w:pPr>
+      <w:r>
+        <w:rPr>
+          <w:b w:val="0"/>
+        </w:rPr>
+        <w:t xml:space="preserve">A human </w:t>
+      </w:r>
+      <w:r>
+        <w:rPr>
+          <w:b/>
+        </w:rPr>
+        <w:t>classifier</w:t>
+      </w:r>
+      <w:r>
+        <w:rPr>
+          <w:b w:val="0"/>
+        </w:rPr>
+        <w:t xml:space="preserve"> uses has wheels means vehicle on a bicycle, wheelchair, toy car and boat.</w:t>
+      </w:r>
+    </w:p>
+    <w:p>
+      <w:pPr>
+        <w:spacing w:line="336" w:lineRule="auto" w:after="180"/>
+      </w:pPr>
+      <w:r>
+        <w:rPr>
+          <w:b w:val="0"/>
+        </w:rPr>
         <w:t>Apply the rule and identify a limitation.</w:t>
       </w:r>
     </w:p>
     <w:p>
-      <w:r>
-        <w:t>The first three receive vehicle; the boat does not. If the intended category includes boats, the rule misses them. Define the category independently of the prediction rule.</w:t>
+      <w:pPr>
+        <w:spacing w:line="336" w:lineRule="auto" w:after="180"/>
+      </w:pPr>
+      <w:r>
+        <w:rPr>
+          <w:b w:val="0"/>
+        </w:rPr>
+        <w:t xml:space="preserve">The first three receive vehicle; the boat does not. If the intended category includes boats, the rule misses them. Define the category independently of the </w:t>
+      </w:r>
+      <w:r>
+        <w:rPr>
+          <w:b/>
+        </w:rPr>
+        <w:t>prediction</w:t>
+      </w:r>
+      <w:r>
+        <w:rPr>
+          <w:b w:val="0"/>
+        </w:rPr>
+        <w:t xml:space="preserve"> rule.</w:t>
       </w:r>
     </w:p>
     <w:p>
@@ -3439,6 +6227,11 @@
       </w:r>
     </w:p>
     <w:p>
+      <w:r>
+        <w:t>Attempt the reserved new case before feedback. Record support; the earlier examples below remain additional practice.</w:t>
+      </w:r>
+    </w:p>
+    <w:p>
       <w:pPr>
         <w:pStyle w:val="Heading3"/>
       </w:pPr>
@@ -3447,8 +6240,49 @@
       </w:r>
     </w:p>
     <w:p>
-      <w:r>
-        <w:t>Design Ribbon1 for ribbon lengths recorded as whole centimetres from 1 through 12 inclusive, with unit cm required. Predict long at 8 cm or more and short otherwise. Write complete instructions and trace 7 cm, 8 cm, a blank length and 13 cm. Include reasons for no prediction and the model version in each record.</w:t>
+      <w:pPr>
+        <w:spacing w:line="336" w:lineRule="auto" w:after="180"/>
+      </w:pPr>
+      <w:r>
+        <w:rPr>
+          <w:b w:val="0"/>
+        </w:rPr>
+        <w:t>Design Ribbon1 for ribbon lengths recorded as whole centimetres from 1 through 12 inclusive, with unit cm required. Predict long at 8 cm or more and short otherwise.</w:t>
+      </w:r>
+    </w:p>
+    <w:p>
+      <w:pPr>
+        <w:spacing w:line="336" w:lineRule="auto" w:after="180"/>
+      </w:pPr>
+      <w:r>
+        <w:rPr>
+          <w:b w:val="0"/>
+        </w:rPr>
+        <w:t xml:space="preserve">Write complete instructions and trace 7 cm, 8 cm, a blank length and 13 cm. Include reasons for </w:t>
+      </w:r>
+      <w:r>
+        <w:rPr>
+          <w:b/>
+        </w:rPr>
+        <w:t>no prediction</w:t>
+      </w:r>
+      <w:r>
+        <w:rPr>
+          <w:b w:val="0"/>
+        </w:rPr>
+        <w:t xml:space="preserve"> and the </w:t>
+      </w:r>
+      <w:r>
+        <w:rPr>
+          <w:b/>
+        </w:rPr>
+        <w:t>model version</w:t>
+      </w:r>
+      <w:r>
+        <w:rPr>
+          <w:b w:val="0"/>
+        </w:rPr>
+        <w:t xml:space="preserve"> in each record.</w:t>
       </w:r>
     </w:p>
     <w:p>
@@ -3495,7 +6329,13 @@
       </w:r>
     </w:p>
     <w:p>
-      <w:r>
+      <w:pPr>
+        <w:spacing w:line="336" w:lineRule="auto" w:after="180"/>
+      </w:pPr>
+      <w:r>
+        <w:rPr>
+          <w:b w:val="0"/>
+        </w:rPr>
         <w:t>Attempt this case before feedback. Record any help. Earlier examples below are further practice; a case already practised with feedback cannot establish fresh transfer.</w:t>
       </w:r>
     </w:p>
@@ -3508,18 +6348,55 @@
       </w:r>
     </w:p>
     <w:p>
-      <w:r>
+      <w:pPr>
+        <w:spacing w:line="336" w:lineRule="auto" w:after="180"/>
+      </w:pPr>
+      <w:r>
+        <w:rPr>
+          <w:b w:val="0"/>
+        </w:rPr>
         <w:t>Close the worked explanation. Apply the idea to this different question without copying.</w:t>
       </w:r>
     </w:p>
     <w:p>
-      <w:r>
-        <w:t>Use a human classifier: three sides means triangle; four equal sides means square. Classify a three-sided card and a card whose corner is hidden. When should you pause?</w:t>
-      </w:r>
-    </w:p>
-    <w:p>
-      <w:r>
-        <w:t>My answer, with a trace, calculation or supporting evidence</w:t>
+      <w:pPr>
+        <w:spacing w:line="336" w:lineRule="auto" w:after="180"/>
+        <w:shd w:fill="F5F1FB"/>
+      </w:pPr>
+      <w:r>
+        <w:rPr>
+          <w:b w:val="0"/>
+        </w:rPr>
+        <w:t xml:space="preserve">Use a human </w:t>
+      </w:r>
+      <w:r>
+        <w:rPr>
+          <w:b/>
+        </w:rPr>
+        <w:t>classifier</w:t>
+      </w:r>
+      <w:r>
+        <w:rPr>
+          <w:b w:val="0"/>
+        </w:rPr>
+        <w:t>: three sides means triangle; four equal sides means square. Classify a three-sided card and a card whose corner is hidden. When should you pause?</w:t>
+      </w:r>
+    </w:p>
+    <w:p>
+      <w:pPr>
+        <w:spacing w:line="336" w:lineRule="auto" w:after="180"/>
+      </w:pPr>
+      <w:r>
+        <w:rPr>
+          <w:b w:val="0"/>
+        </w:rPr>
+        <w:t xml:space="preserve">My answer, with a trace, calculation or supporting </w:t>
+      </w:r>
+      <w:r>
+        <w:rPr>
+          <w:b/>
+        </w:rPr>
+        <w:t>evidence</w:t>
       </w:r>
     </w:p>
     <w:p>
@@ -3564,13 +6441,37 @@
       </w:r>
     </w:p>
     <w:p>
-      <w:r>
+      <w:pPr>
+        <w:spacing w:line="336" w:lineRule="auto" w:after="180"/>
+      </w:pPr>
+      <w:r>
+        <w:rPr>
+          <w:b w:val="0"/>
+        </w:rPr>
         <w:t>Change one relevant detail. Predict the result before testing. Include a boundary or missing-information case when it helps reveal a limit.</w:t>
       </w:r>
     </w:p>
     <w:p>
-      <w:r>
-        <w:t>My changed input and expected result</w:t>
+      <w:pPr>
+        <w:spacing w:line="336" w:lineRule="auto" w:after="180"/>
+      </w:pPr>
+      <w:r>
+        <w:rPr>
+          <w:b w:val="0"/>
+        </w:rPr>
+        <w:t xml:space="preserve">My changed </w:t>
+      </w:r>
+      <w:r>
+        <w:rPr>
+          <w:b/>
+        </w:rPr>
+        <w:t>input</w:t>
+      </w:r>
+      <w:r>
+        <w:rPr>
+          <w:b w:val="0"/>
+        </w:rPr>
+        <w:t xml:space="preserve"> and expected result</w:t>
       </w:r>
     </w:p>
     <w:p>
@@ -3615,13 +6516,49 @@
       </w:r>
     </w:p>
     <w:p>
-      <w:r>
-        <w:t>Make the sorter's current decision boundary visible as a rule chart or feature map.</w:t>
-      </w:r>
-    </w:p>
-    <w:p>
-      <w:r>
-        <w:t>The evidence I will keep</w:t>
+      <w:pPr>
+        <w:spacing w:line="336" w:lineRule="auto" w:after="180"/>
+      </w:pPr>
+      <w:r>
+        <w:rPr>
+          <w:b w:val="0"/>
+        </w:rPr>
+        <w:t xml:space="preserve">Make the sorter's current </w:t>
+      </w:r>
+      <w:r>
+        <w:rPr>
+          <w:b/>
+        </w:rPr>
+        <w:t>decision boundary</w:t>
+      </w:r>
+      <w:r>
+        <w:rPr>
+          <w:b w:val="0"/>
+        </w:rPr>
+        <w:t xml:space="preserve"> visible as a rule chart or feature map.</w:t>
+      </w:r>
+    </w:p>
+    <w:p>
+      <w:pPr>
+        <w:spacing w:line="336" w:lineRule="auto" w:after="180"/>
+      </w:pPr>
+      <w:r>
+        <w:rPr>
+          <w:b w:val="0"/>
+        </w:rPr>
+        <w:t xml:space="preserve">The </w:t>
+      </w:r>
+      <w:r>
+        <w:rPr>
+          <w:b/>
+        </w:rPr>
+        <w:t>evidence</w:t>
+      </w:r>
+      <w:r>
+        <w:rPr>
+          <w:b w:val="0"/>
+        </w:rPr>
+        <w:t xml:space="preserve"> I will keep</w:t>
       </w:r>
     </w:p>
     <w:p>
@@ -3658,8 +6595,26 @@
       </w:r>
     </w:p>
     <w:p>
-      <w:r>
-        <w:t>Your teacher has the independent answer and scoring criteria. Complete the matching workbook week to keep your practice evidence together.</w:t>
+      <w:pPr>
+        <w:spacing w:line="336" w:lineRule="auto" w:after="180"/>
+      </w:pPr>
+      <w:r>
+        <w:rPr>
+          <w:b w:val="0"/>
+        </w:rPr>
+        <w:t xml:space="preserve">Your teacher has the independent answer and scoring criteria. Complete the matching workbook week to keep your practice </w:t>
+      </w:r>
+      <w:r>
+        <w:rPr>
+          <w:b/>
+        </w:rPr>
+        <w:t>evidence</w:t>
+      </w:r>
+      <w:r>
+        <w:rPr>
+          <w:b w:val="0"/>
+        </w:rPr>
+        <w:t xml:space="preserve"> together.</w:t>
       </w:r>
     </w:p>
     <w:p>
@@ -3671,7 +6626,13 @@
       </w:r>
     </w:p>
     <w:p>
-      <w:r>
+      <w:pPr>
+        <w:spacing w:line="336" w:lineRule="auto" w:after="180"/>
+      </w:pPr>
+      <w:r>
+        <w:rPr>
+          <w:b w:val="0"/>
+        </w:rPr>
         <w:t>A classroom rule labels anything with wings as a bird. Test a bat, a penguin and a toy aeroplane. Define the target independently, then propose a next step without pretending one visual clue solves biology.</w:t>
       </w:r>
     </w:p>
@@ -3727,8 +6688,25 @@
       </w:r>
     </w:p>
     <w:p>
-      <w:r>
-        <w:t>Attempt the independent case before hints. Record whether you worked alone, used a hint or followed a model. After feedback, fix the first unsupported step and explain why it changed. A later check uses a changed case, not a copied answer.</w:t>
+      <w:pPr>
+        <w:spacing w:line="336" w:lineRule="auto" w:after="180"/>
+      </w:pPr>
+      <w:r>
+        <w:rPr>
+          <w:b w:val="0"/>
+        </w:rPr>
+        <w:t>Attempt the independent case before hints. Record whether you worked alone, used a hint or followed a model. After feedback, fix the first unsupported step and explain why it changed.</w:t>
+      </w:r>
+    </w:p>
+    <w:p>
+      <w:pPr>
+        <w:spacing w:line="336" w:lineRule="auto" w:after="180"/>
+      </w:pPr>
+      <w:r>
+        <w:rPr>
+          <w:b w:val="0"/>
+        </w:rPr>
+        <w:t>A later check uses a changed case, not a copied answer.</w:t>
       </w:r>
     </w:p>
     <w:p>
@@ -3741,6 +6719,17 @@
     </w:p>
     <w:p>
       <w:r>
+        <w:t>Use this map to navigate Build a Human Classifier, connect the goals to tasks and keep one evidence record for each attempt.</w:t>
+      </w:r>
+    </w:p>
+    <w:p>
+      <w:pPr>
+        <w:spacing w:line="336" w:lineRule="auto" w:after="180"/>
+      </w:pPr>
+      <w:r>
+        <w:rPr>
+          <w:b w:val="0"/>
+        </w:rPr>
         <w:t>Start with this question: A fictional ribbon sorter uses a fixed instruction card called RibbonR.</w:t>
       </w:r>
     </w:p>
@@ -3847,13 +6836,61 @@
       </w:tr>
     </w:tbl>
     <w:p>
-      <w:r>
-        <w:t>Remember → watch and explain → try with help → investigate → try independently → keep project evidence. Your teacher may spread this lesson across several classes.</w:t>
-      </w:r>
-    </w:p>
-    <w:p>
-      <w:r>
-        <w:t>Keep your first prediction. Compare it with what the evidence shows and explain any change.</w:t>
+      <w:pPr>
+        <w:spacing w:line="336" w:lineRule="auto" w:after="180"/>
+      </w:pPr>
+      <w:r>
+        <w:rPr>
+          <w:b w:val="0"/>
+        </w:rPr>
+        <w:t xml:space="preserve">Remember → watch and explain → try with help → investigate → try independently → keep project </w:t>
+      </w:r>
+      <w:r>
+        <w:rPr>
+          <w:b/>
+        </w:rPr>
+        <w:t>evidence</w:t>
+      </w:r>
+      <w:r>
+        <w:rPr>
+          <w:b w:val="0"/>
+        </w:rPr>
+        <w:t>. Your teacher may spread this lesson across several classes.</w:t>
+      </w:r>
+    </w:p>
+    <w:p>
+      <w:pPr>
+        <w:spacing w:line="336" w:lineRule="auto" w:after="180"/>
+      </w:pPr>
+      <w:r>
+        <w:rPr>
+          <w:b w:val="0"/>
+        </w:rPr>
+        <w:t xml:space="preserve">Keep your first </w:t>
+      </w:r>
+      <w:r>
+        <w:rPr>
+          <w:b/>
+        </w:rPr>
+        <w:t>prediction</w:t>
+      </w:r>
+      <w:r>
+        <w:rPr>
+          <w:b w:val="0"/>
+        </w:rPr>
+        <w:t xml:space="preserve">. Compare it with what the </w:t>
+      </w:r>
+      <w:r>
+        <w:rPr>
+          <w:b/>
+        </w:rPr>
+        <w:t>evidence</w:t>
+      </w:r>
+      <w:r>
+        <w:rPr>
+          <w:b w:val="0"/>
+        </w:rPr>
+        <w:t xml:space="preserve"> shows and explain any change.</w:t>
       </w:r>
     </w:p>
     <w:p>
@@ -3866,7 +6903,48 @@
     </w:p>
     <w:p>
       <w:r>
-        <w:t>Close your notes. Explain this goal in your own words: Construct a classifier with a stated input format, selected rule and recorded output</w:t>
+        <w:t>Explain Build a Human Classifier without notes, identify a remaining question and plan a later check with a changed case.</w:t>
+      </w:r>
+    </w:p>
+    <w:p>
+      <w:pPr>
+        <w:spacing w:line="336" w:lineRule="auto" w:after="180"/>
+      </w:pPr>
+      <w:r>
+        <w:rPr>
+          <w:b w:val="0"/>
+        </w:rPr>
+        <w:t xml:space="preserve">Close your notes. Explain this goal in your own words: Construct a </w:t>
+      </w:r>
+      <w:r>
+        <w:rPr>
+          <w:b/>
+        </w:rPr>
+        <w:t>classifier</w:t>
+      </w:r>
+      <w:r>
+        <w:rPr>
+          <w:b w:val="0"/>
+        </w:rPr>
+        <w:t xml:space="preserve"> with a stated </w:t>
+      </w:r>
+      <w:r>
+        <w:rPr>
+          <w:b/>
+        </w:rPr>
+        <w:t>input</w:t>
+      </w:r>
+      <w:r>
+        <w:rPr>
+          <w:b w:val="0"/>
+        </w:rPr>
+        <w:t xml:space="preserve"> format, selected rule and recorded </w:t>
+      </w:r>
+      <w:r>
+        <w:rPr>
+          <w:b/>
+        </w:rPr>
+        <w:t>output</w:t>
       </w:r>
     </w:p>
     <w:p>
@@ -3903,13 +6981,61 @@
       </w:r>
     </w:p>
     <w:p>
-      <w:r>
-        <w:t>If you are unsure, return to the worked picture and explain one arrow. If you are ready, change an input or assumption and justify your prediction.</w:t>
-      </w:r>
-    </w:p>
-    <w:p>
-      <w:r>
-        <w:t>Save your workbook evidence. At the next review, try a different case before opening your old answer.</w:t>
+      <w:pPr>
+        <w:spacing w:line="336" w:lineRule="auto" w:after="180"/>
+      </w:pPr>
+      <w:r>
+        <w:rPr>
+          <w:b w:val="0"/>
+        </w:rPr>
+        <w:t xml:space="preserve">If you are unsure, return to the worked picture and explain one arrow. If you are ready, change an </w:t>
+      </w:r>
+      <w:r>
+        <w:rPr>
+          <w:b/>
+        </w:rPr>
+        <w:t>input</w:t>
+      </w:r>
+      <w:r>
+        <w:rPr>
+          <w:b w:val="0"/>
+        </w:rPr>
+        <w:t xml:space="preserve"> or assumption and justify your </w:t>
+      </w:r>
+      <w:r>
+        <w:rPr>
+          <w:b/>
+        </w:rPr>
+        <w:t>prediction</w:t>
+      </w:r>
+      <w:r>
+        <w:rPr>
+          <w:b w:val="0"/>
+        </w:rPr>
+        <w:t>.</w:t>
+      </w:r>
+    </w:p>
+    <w:p>
+      <w:pPr>
+        <w:spacing w:line="336" w:lineRule="auto" w:after="180"/>
+      </w:pPr>
+      <w:r>
+        <w:rPr>
+          <w:b w:val="0"/>
+        </w:rPr>
+        <w:t xml:space="preserve">Save your workbook </w:t>
+      </w:r>
+      <w:r>
+        <w:rPr>
+          <w:b/>
+        </w:rPr>
+        <w:t>evidence</w:t>
+      </w:r>
+      <w:r>
+        <w:rPr>
+          <w:b w:val="0"/>
+        </w:rPr>
+        <w:t>. At the next review, try a different case before opening your old answer.</w:t>
       </w:r>
     </w:p>
     <w:p>
@@ -3922,11 +7048,28 @@
     </w:p>
     <w:p>
       <w:r>
+        <w:t>Attempt supported questions before using hints or feedback. Review a missing building block, then keep the completed work.</w:t>
+      </w:r>
+    </w:p>
+    <w:p>
+      <w:pPr>
+        <w:spacing w:line="336" w:lineRule="auto" w:after="180"/>
+      </w:pPr>
+      <w:r>
+        <w:rPr>
+          <w:b w:val="0"/>
+        </w:rPr>
         <w:t>Use this supported practice once, in the browser or on paper. Keep the reserved independent assessment for a separate first attempt before teacher feedback.</w:t>
       </w:r>
     </w:p>
     <w:p>
-      <w:r>
+      <w:pPr>
+        <w:spacing w:line="336" w:lineRule="auto" w:after="180"/>
+      </w:pPr>
+      <w:r>
+        <w:rPr>
+          <w:b w:val="0"/>
+        </w:rPr>
         <w:t>A fictional ribbon sorter uses a fixed instruction card called RibbonR.</w:t>
       </w:r>
     </w:p>
@@ -3939,27 +7082,91 @@
       </w:r>
     </w:p>
     <w:p>
-      <w:r>
-        <w:t>Which labelled step matches this detail? Store input, contract result, rule version and prediction.</w:t>
-      </w:r>
-    </w:p>
-    <w:p>
-      <w:r>
+      <w:pPr>
+        <w:spacing w:line="336" w:lineRule="auto" w:after="180"/>
+      </w:pPr>
+      <w:r>
+        <w:rPr>
+          <w:b w:val="0"/>
+        </w:rPr>
+        <w:t xml:space="preserve">Which labelled step matches this detail? Store </w:t>
+      </w:r>
+      <w:r>
+        <w:rPr>
+          <w:b/>
+        </w:rPr>
+        <w:t>input</w:t>
+      </w:r>
+      <w:r>
+        <w:rPr>
+          <w:b w:val="0"/>
+        </w:rPr>
+        <w:t xml:space="preserve">, contract result, rule version and </w:t>
+      </w:r>
+      <w:r>
+        <w:rPr>
+          <w:b/>
+        </w:rPr>
+        <w:t>prediction</w:t>
+      </w:r>
+      <w:r>
+        <w:rPr>
+          <w:b w:val="0"/>
+        </w:rPr>
+        <w:t>.</w:t>
+      </w:r>
+    </w:p>
+    <w:p>
+      <w:pPr>
+        <w:spacing w:line="336" w:lineRule="auto" w:after="180"/>
+        <w:shd w:fill="F4F9FC"/>
+      </w:pPr>
+      <w:r>
+        <w:rPr>
+          <w:b w:val="0"/>
+        </w:rPr>
         <w:t>1. Invalid cases</w:t>
       </w:r>
     </w:p>
     <w:p>
-      <w:r>
-        <w:t>2. Input contract</w:t>
-      </w:r>
-    </w:p>
-    <w:p>
-      <w:r>
+      <w:pPr>
+        <w:spacing w:line="336" w:lineRule="auto" w:after="180"/>
+        <w:shd w:fill="F4F9FC"/>
+      </w:pPr>
+      <w:r>
+        <w:rPr>
+          <w:b w:val="0"/>
+        </w:rPr>
+        <w:t xml:space="preserve">2. </w:t>
+      </w:r>
+      <w:r>
+        <w:rPr>
+          <w:b/>
+        </w:rPr>
+        <w:t>Input contract</w:t>
+      </w:r>
+    </w:p>
+    <w:p>
+      <w:pPr>
+        <w:spacing w:line="336" w:lineRule="auto" w:after="180"/>
+        <w:shd w:fill="F4F9FC"/>
+      </w:pPr>
+      <w:r>
+        <w:rPr>
+          <w:b w:val="0"/>
+        </w:rPr>
         <w:t>3. Keep records</w:t>
       </w:r>
     </w:p>
     <w:p>
-      <w:r>
+      <w:pPr>
+        <w:spacing w:line="336" w:lineRule="auto" w:after="180"/>
+        <w:shd w:fill="F4F9FC"/>
+      </w:pPr>
+      <w:r>
+        <w:rPr>
+          <w:b w:val="0"/>
+        </w:rPr>
         <w:t>4. Valid cases</w:t>
       </w:r>
     </w:p>
@@ -3997,41 +7204,203 @@
       </w:r>
     </w:p>
     <w:p>
-      <w:r>
+      <w:pPr>
+        <w:pStyle w:val="Heading3"/>
+      </w:pPr>
+      <w:r>
+        <w:t>Hint · try first</w:t>
+      </w:r>
+    </w:p>
+    <w:p>
+      <w:pPr>
+        <w:spacing w:line="336" w:lineRule="auto" w:after="180"/>
+        <w:shd w:fill="F1F6F8"/>
+      </w:pPr>
+      <w:r>
+        <w:rPr>
+          <w:b w:val="0"/>
+        </w:rPr>
         <w:t>Hint if needed: Read the steps in the pictorial case. Match the supplied detail to the stage that performs or records it.</w:t>
       </w:r>
     </w:p>
     <w:p>
-      <w:r>
-        <w:t>After your attempt, compare with the supported explanation: Keep records Store input, contract result, rule version and prediction. A prediction boundary answers a different question from input validation. Length 9 passes the contract and meets the long boundary. Length 16 must not receive long merely because it exceeds 9: it violates the allowed range first. Zero is permitted and receives short.</w:t>
-      </w:r>
-    </w:p>
-    <w:p>
       <w:pPr>
         <w:pStyle w:val="Heading3"/>
       </w:pPr>
       <w:r>
+        <w:t>Feedback · compare after trying</w:t>
+      </w:r>
+    </w:p>
+    <w:p>
+      <w:pPr>
+        <w:spacing w:line="336" w:lineRule="auto" w:after="180"/>
+        <w:shd w:fill="F1F6FC"/>
+      </w:pPr>
+      <w:r>
+        <w:rPr>
+          <w:b w:val="0"/>
+        </w:rPr>
+        <w:t xml:space="preserve">After your attempt, compare with the supported explanation: Keep records Store </w:t>
+      </w:r>
+      <w:r>
+        <w:rPr>
+          <w:b/>
+        </w:rPr>
+        <w:t>input</w:t>
+      </w:r>
+      <w:r>
+        <w:rPr>
+          <w:b w:val="0"/>
+        </w:rPr>
+        <w:t xml:space="preserve">, contract result, rule version and </w:t>
+      </w:r>
+      <w:r>
+        <w:rPr>
+          <w:b/>
+        </w:rPr>
+        <w:t>prediction</w:t>
+      </w:r>
+      <w:r>
+        <w:rPr>
+          <w:b w:val="0"/>
+        </w:rPr>
+        <w:t xml:space="preserve">. A </w:t>
+      </w:r>
+      <w:r>
+        <w:rPr>
+          <w:b/>
+        </w:rPr>
+        <w:t>prediction</w:t>
+      </w:r>
+      <w:r>
+        <w:rPr>
+          <w:b w:val="0"/>
+        </w:rPr>
+        <w:t xml:space="preserve"> boundary answers a different question from </w:t>
+      </w:r>
+      <w:r>
+        <w:rPr>
+          <w:b/>
+        </w:rPr>
+        <w:t>input</w:t>
+      </w:r>
+      <w:r>
+        <w:rPr>
+          <w:b w:val="0"/>
+        </w:rPr>
+        <w:t xml:space="preserve"> </w:t>
+      </w:r>
+      <w:r>
+        <w:rPr>
+          <w:b/>
+        </w:rPr>
+        <w:t>validation</w:t>
+      </w:r>
+      <w:r>
+        <w:rPr>
+          <w:b w:val="0"/>
+        </w:rPr>
+        <w:t>.</w:t>
+      </w:r>
+    </w:p>
+    <w:p>
+      <w:pPr>
+        <w:spacing w:line="336" w:lineRule="auto" w:after="180"/>
+        <w:shd w:fill="F1F6FC"/>
+      </w:pPr>
+      <w:r>
+        <w:rPr>
+          <w:b w:val="0"/>
+        </w:rPr>
+        <w:t>Length 9 passes the contract and meets the long boundary. Length 16 must not receive long merely because it exceeds 9: it violates the allowed range first. Zero is permitted and receives short.</w:t>
+      </w:r>
+    </w:p>
+    <w:p>
+      <w:pPr>
+        <w:pStyle w:val="Heading3"/>
+      </w:pPr>
+      <w:r>
         <w:t>Practice 2: explain the deciding evidence</w:t>
       </w:r>
     </w:p>
     <w:p>
-      <w:r>
+      <w:pPr>
+        <w:pStyle w:val="Heading3"/>
+      </w:pPr>
+      <w:r>
+        <w:t>Changed case · predict first</w:t>
+      </w:r>
+    </w:p>
+    <w:p>
+      <w:pPr>
+        <w:spacing w:line="336" w:lineRule="auto" w:after="180"/>
+        <w:shd w:fill="F5F1FB"/>
+      </w:pPr>
+      <w:r>
+        <w:rPr>
+          <w:b w:val="0"/>
+        </w:rPr>
         <w:t>Changed-case practice: Provide length 9 with unit mm. Which conclusion is supported by the supplied facts?</w:t>
       </w:r>
     </w:p>
     <w:p>
-      <w:r>
+      <w:pPr>
+        <w:spacing w:line="336" w:lineRule="auto" w:after="180"/>
+        <w:shd w:fill="F4F9FC"/>
+      </w:pPr>
+      <w:r>
+        <w:rPr>
+          <w:b w:val="0"/>
+        </w:rPr>
         <w:t>1. Request clarification rather than predicting long.</w:t>
       </w:r>
     </w:p>
     <w:p>
-      <w:r>
-        <w:t>2. This one example guarantees correct results for every future input.</w:t>
-      </w:r>
-    </w:p>
-    <w:p>
-      <w:r>
-        <w:t>3. We can decide the result without examining the changed input or the procedure.</w:t>
+      <w:pPr>
+        <w:spacing w:line="336" w:lineRule="auto" w:after="180"/>
+        <w:shd w:fill="F4F9FC"/>
+      </w:pPr>
+      <w:r>
+        <w:rPr>
+          <w:b w:val="0"/>
+        </w:rPr>
+        <w:t xml:space="preserve">2. This one example guarantees correct results for every future </w:t>
+      </w:r>
+      <w:r>
+        <w:rPr>
+          <w:b/>
+        </w:rPr>
+        <w:t>input</w:t>
+      </w:r>
+      <w:r>
+        <w:rPr>
+          <w:b w:val="0"/>
+        </w:rPr>
+        <w:t>.</w:t>
+      </w:r>
+    </w:p>
+    <w:p>
+      <w:pPr>
+        <w:spacing w:line="336" w:lineRule="auto" w:after="180"/>
+        <w:shd w:fill="F4F9FC"/>
+      </w:pPr>
+      <w:r>
+        <w:rPr>
+          <w:b w:val="0"/>
+        </w:rPr>
+        <w:t xml:space="preserve">3. We can decide the result without examining the changed </w:t>
+      </w:r>
+      <w:r>
+        <w:rPr>
+          <w:b/>
+        </w:rPr>
+        <w:t>input</w:t>
+      </w:r>
+      <w:r>
+        <w:rPr>
+          <w:b w:val="0"/>
+        </w:rPr>
+        <w:t xml:space="preserve"> or the procedure.</w:t>
       </w:r>
     </w:p>
     <w:p>
@@ -4068,36 +7437,153 @@
       </w:r>
     </w:p>
     <w:p>
-      <w:r>
+      <w:pPr>
+        <w:pStyle w:val="Heading3"/>
+      </w:pPr>
+      <w:r>
+        <w:t>Hint · try first</w:t>
+      </w:r>
+    </w:p>
+    <w:p>
+      <w:pPr>
+        <w:spacing w:line="336" w:lineRule="auto" w:after="180"/>
+        <w:shd w:fill="F1F6F8"/>
+      </w:pPr>
+      <w:r>
+        <w:rPr>
+          <w:b w:val="0"/>
+        </w:rPr>
         <w:t>Hint if needed: Use the changed condition and the deciding step in the pictorial trace. The answer must say what follows from those facts.</w:t>
       </w:r>
     </w:p>
     <w:p>
-      <w:r>
-        <w:t>After your attempt, compare with the supported explanation: Request clarification rather than predicting long. RibbonR requires cm; the unit mismatch fails its declared input contract.</w:t>
-      </w:r>
-    </w:p>
-    <w:p>
       <w:pPr>
         <w:pStyle w:val="Heading3"/>
       </w:pPr>
       <w:r>
+        <w:t>Feedback · compare after trying</w:t>
+      </w:r>
+    </w:p>
+    <w:p>
+      <w:pPr>
+        <w:spacing w:line="336" w:lineRule="auto" w:after="180"/>
+        <w:shd w:fill="F1F6FC"/>
+      </w:pPr>
+      <w:r>
+        <w:rPr>
+          <w:b w:val="0"/>
+        </w:rPr>
+        <w:t xml:space="preserve">After your attempt, compare with the supported explanation: Request clarification rather than predicting long. RibbonR requires cm; the unit mismatch fails its declared </w:t>
+      </w:r>
+      <w:r>
+        <w:rPr>
+          <w:b/>
+        </w:rPr>
+        <w:t>input contract</w:t>
+      </w:r>
+      <w:r>
+        <w:rPr>
+          <w:b w:val="0"/>
+        </w:rPr>
+        <w:t>.</w:t>
+      </w:r>
+    </w:p>
+    <w:p>
+      <w:pPr>
+        <w:pStyle w:val="Heading3"/>
+      </w:pPr>
+      <w:r>
         <w:t>Repair a missing building block</w:t>
       </w:r>
     </w:p>
     <w:p>
-      <w:r>
-        <w:t>Review Learning from Examples (ai-1/13). Goal: Fit a threshold by tracing predictions and counting disagreements for every candidate. Short practice: Which new measured length would reveal disagreement between the candidates?. Return to this week and explain what you changed.</w:t>
-      </w:r>
-    </w:p>
-    <w:p>
-      <w:r>
-        <w:t>Review Repeating Efficiently (ai-1/11). Goal: Trace a loop by testing its condition before every repetition. Short practice: Trace a fresh start of 9. How many additions occur, and must the report equal 10?. Return to this week and explain what you changed.</w:t>
-      </w:r>
-    </w:p>
-    <w:p>
-      <w:r>
-        <w:t>Review Features: Useful Clues (ai-1/8). Goal: Choose recorded properties that preserve distinctions needed for a stated task. Short practice: Point to the pair that tests pattern, then explain why the sticker is a bad early input.. Return to this week and explain what you changed.</w:t>
+      <w:pPr>
+        <w:spacing w:line="336" w:lineRule="auto" w:after="180"/>
+      </w:pPr>
+      <w:r>
+        <w:rPr>
+          <w:b w:val="0"/>
+        </w:rPr>
+        <w:t xml:space="preserve">Review Learning from Examples (ai-1/13). Goal: Fit a threshold by tracing </w:t>
+      </w:r>
+      <w:r>
+        <w:rPr>
+          <w:b/>
+        </w:rPr>
+        <w:t>prediction</w:t>
+      </w:r>
+      <w:r>
+        <w:rPr>
+          <w:b w:val="0"/>
+        </w:rPr>
+        <w:t>s and counting disagreements for every candidate. Short practice: Which new measured length would reveal disagreement between the candidates?.</w:t>
+      </w:r>
+    </w:p>
+    <w:p>
+      <w:pPr>
+        <w:spacing w:line="336" w:lineRule="auto" w:after="180"/>
+      </w:pPr>
+      <w:r>
+        <w:rPr>
+          <w:b w:val="0"/>
+        </w:rPr>
+        <w:t>Return to this week and explain what you changed.</w:t>
+      </w:r>
+    </w:p>
+    <w:p>
+      <w:pPr>
+        <w:spacing w:line="336" w:lineRule="auto" w:after="180"/>
+      </w:pPr>
+      <w:r>
+        <w:rPr>
+          <w:b w:val="0"/>
+        </w:rPr>
+        <w:t>Review Repeating Efficiently (ai-1/11). Goal: Trace a loop by testing its condition before every repetition. Short practice: Trace a fresh start of 9. How many additions occur, and must the report equal 10?.</w:t>
+      </w:r>
+    </w:p>
+    <w:p>
+      <w:pPr>
+        <w:spacing w:line="336" w:lineRule="auto" w:after="180"/>
+      </w:pPr>
+      <w:r>
+        <w:rPr>
+          <w:b w:val="0"/>
+        </w:rPr>
+        <w:t>Return to this week and explain what you changed.</w:t>
+      </w:r>
+    </w:p>
+    <w:p>
+      <w:pPr>
+        <w:spacing w:line="336" w:lineRule="auto" w:after="180"/>
+      </w:pPr>
+      <w:r>
+        <w:rPr>
+          <w:b w:val="0"/>
+        </w:rPr>
+        <w:t>Review Features: Useful Clues (ai-1/8). Goal: Choose recorded properties that preserve distinctions needed for a stated task.</w:t>
+      </w:r>
+    </w:p>
+    <w:p>
+      <w:pPr>
+        <w:spacing w:line="336" w:lineRule="auto" w:after="180"/>
+      </w:pPr>
+      <w:r>
+        <w:rPr>
+          <w:b w:val="0"/>
+        </w:rPr>
+        <w:t xml:space="preserve">Short practice: Point to the pair that tests pattern, then explain why the sticker is a bad early </w:t>
+      </w:r>
+      <w:r>
+        <w:rPr>
+          <w:b/>
+        </w:rPr>
+        <w:t>input</w:t>
+      </w:r>
+      <w:r>
+        <w:rPr>
+          <w:b w:val="0"/>
+        </w:rPr>
+        <w:t>.. Return to this week and explain what you changed.</w:t>
       </w:r>
     </w:p>
     <w:p>
@@ -4109,8 +7595,686 @@
       </w:r>
     </w:p>
     <w:p>
-      <w:r>
-        <w:t>Use Download completed work in the hosted lesson to export your answers, reflections, practice feedback and code-run evidence. Open the HTML copy to read or print it. Drafts stay in this browser when storage is available; clear drafts on a shared device.</w:t>
+      <w:pPr>
+        <w:spacing w:line="336" w:lineRule="auto" w:after="180"/>
+      </w:pPr>
+      <w:r>
+        <w:rPr>
+          <w:b w:val="0"/>
+        </w:rPr>
+        <w:t xml:space="preserve">Use Download completed work in the hosted lesson to export your answers, reflections, practice feedback and code-run </w:t>
+      </w:r>
+      <w:r>
+        <w:rPr>
+          <w:b/>
+        </w:rPr>
+        <w:t>evidence</w:t>
+      </w:r>
+      <w:r>
+        <w:rPr>
+          <w:b w:val="0"/>
+        </w:rPr>
+        <w:t>. Open the HTML copy to read or print it.</w:t>
+      </w:r>
+    </w:p>
+    <w:p>
+      <w:pPr>
+        <w:spacing w:line="336" w:lineRule="auto" w:after="180"/>
+      </w:pPr>
+      <w:r>
+        <w:rPr>
+          <w:b w:val="0"/>
+        </w:rPr>
+        <w:t>Drafts stay in this browser when storage is available; clear drafts on a shared device.</w:t>
+      </w:r>
+    </w:p>
+    <w:p>
+      <w:pPr>
+        <w:pStyle w:val="Heading1"/>
+      </w:pPr>
+      <w:r>
+        <w:t>18. Visual concept journey</w:t>
+      </w:r>
+    </w:p>
+    <w:p>
+      <w:r>
+        <w:t>Explain each Build a Human Classifier graphic using its labels, deciding evidence and relevant limitation.</w:t>
+      </w:r>
+    </w:p>
+    <w:p>
+      <w:pPr>
+        <w:pStyle w:val="Heading3"/>
+      </w:pPr>
+      <w:r>
+        <w:t>01. Build a Human Classifier: the case</w:t>
+      </w:r>
+    </w:p>
+    <w:p>
+      <w:r>
+        <w:drawing>
+          <wp:inline xmlns:a="http://schemas.openxmlformats.org/drawingml/2006/main" xmlns:pic="http://schemas.openxmlformats.org/drawingml/2006/picture">
+            <wp:extent cx="5486400" cy="2840736"/>
+            <wp:docPr id="22" name="Picture 22" descr="A fictional ribbon sorter uses a fixed instruction card called RibbonR. Supplied facts: Valid input: whole-number length from 0 to 15 with unit cm. Predict long at least 9 cm; otherwise short. Missing, wrong-unit or out-of-range values request clarification."/>
+            <wp:cNvGraphicFramePr>
+              <a:graphicFrameLocks noChangeAspect="1"/>
+            </wp:cNvGraphicFramePr>
+            <a:graphic>
+              <a:graphicData uri="http://schemas.openxmlformats.org/drawingml/2006/picture">
+                <pic:pic>
+                  <pic:nvPicPr>
+                    <pic:cNvPr id="0" name="academy-story-ai-1-14-01.png"/>
+                    <pic:cNvPicPr/>
+                  </pic:nvPicPr>
+                  <pic:blipFill>
+                    <a:blip r:embed="rId30"/>
+                    <a:stretch>
+                      <a:fillRect/>
+                    </a:stretch>
+                  </pic:blipFill>
+                  <pic:spPr>
+                    <a:xfrm>
+                      <a:off x="0" y="0"/>
+                      <a:ext cx="5486400" cy="2840736"/>
+                    </a:xfrm>
+                    <a:prstGeom prst="rect"/>
+                  </pic:spPr>
+                </pic:pic>
+              </a:graphicData>
+            </a:graphic>
+          </wp:inline>
+        </w:drawing>
+      </w:r>
+    </w:p>
+    <w:p>
+      <w:pPr>
+        <w:spacing w:line="336" w:lineRule="auto" w:after="180"/>
+      </w:pPr>
+      <w:r>
+        <w:rPr>
+          <w:b w:val="0"/>
+        </w:rPr>
+        <w:t xml:space="preserve">A fictional ribbon sorter uses a fixed instruction card called RibbonR. Supplied facts: Valid </w:t>
+      </w:r>
+      <w:r>
+        <w:rPr>
+          <w:b/>
+        </w:rPr>
+        <w:t>input</w:t>
+      </w:r>
+      <w:r>
+        <w:rPr>
+          <w:b w:val="0"/>
+        </w:rPr>
+        <w:t>: whole-number length from 0 to 15 with unit cm. Predict long at least 9 cm; otherwise short.</w:t>
+      </w:r>
+    </w:p>
+    <w:p>
+      <w:pPr>
+        <w:spacing w:line="336" w:lineRule="auto" w:after="180"/>
+      </w:pPr>
+      <w:r>
+        <w:rPr>
+          <w:b w:val="0"/>
+        </w:rPr>
+        <w:t>Missing, wrong-unit or out-of-range values request clarification.</w:t>
+      </w:r>
+    </w:p>
+    <w:p>
+      <w:pPr>
+        <w:spacing w:line="336" w:lineRule="auto" w:after="180"/>
+        <w:shd w:fill="F5F1FB"/>
+      </w:pPr>
+      <w:r>
+        <w:rPr>
+          <w:b w:val="0"/>
+        </w:rPr>
+        <w:t>Point to the given fact that matters most. Explain why it matters.</w:t>
+      </w:r>
+    </w:p>
+    <w:p>
+      <w:pPr>
+        <w:pStyle w:val="Heading3"/>
+      </w:pPr>
+      <w:r>
+        <w:t>02. Follow the deciding steps</w:t>
+      </w:r>
+    </w:p>
+    <w:p>
+      <w:r>
+        <w:drawing>
+          <wp:inline xmlns:a="http://schemas.openxmlformats.org/drawingml/2006/main" xmlns:pic="http://schemas.openxmlformats.org/drawingml/2006/picture">
+            <wp:extent cx="5486400" cy="4005072"/>
+            <wp:docPr id="23" name="Picture 23" descr="Input contract: Check that length is present, whole, within 0–15, and in cm. → Valid cases: 8 cm → short; 9 cm → long. → Invalid cases: 16 cm and blank length → clarification, not a forced label. → Keep records: Store input, contract result, rule version and prediction."/>
+            <wp:cNvGraphicFramePr>
+              <a:graphicFrameLocks noChangeAspect="1"/>
+            </wp:cNvGraphicFramePr>
+            <a:graphic>
+              <a:graphicData uri="http://schemas.openxmlformats.org/drawingml/2006/picture">
+                <pic:pic>
+                  <pic:nvPicPr>
+                    <pic:cNvPr id="0" name="academy-story-ai-1-14-02.png"/>
+                    <pic:cNvPicPr/>
+                  </pic:nvPicPr>
+                  <pic:blipFill>
+                    <a:blip r:embed="rId31"/>
+                    <a:stretch>
+                      <a:fillRect/>
+                    </a:stretch>
+                  </pic:blipFill>
+                  <pic:spPr>
+                    <a:xfrm>
+                      <a:off x="0" y="0"/>
+                      <a:ext cx="5486400" cy="4005072"/>
+                    </a:xfrm>
+                    <a:prstGeom prst="rect"/>
+                  </pic:spPr>
+                </pic:pic>
+              </a:graphicData>
+            </a:graphic>
+          </wp:inline>
+        </w:drawing>
+      </w:r>
+    </w:p>
+    <w:p>
+      <w:pPr>
+        <w:spacing w:line="336" w:lineRule="auto" w:after="180"/>
+      </w:pPr>
+      <w:r>
+        <w:rPr>
+          <w:b/>
+        </w:rPr>
+        <w:t>Input contract</w:t>
+      </w:r>
+      <w:r>
+        <w:rPr>
+          <w:b w:val="0"/>
+        </w:rPr>
+        <w:t xml:space="preserve">: Check that length is present, whole, within 0–15, and in cm. → Valid cases: 8 cm → short; 9 cm → long. → Invalid cases: 16 cm and blank length → clarification, not a forced label. → Keep records: Store </w:t>
+      </w:r>
+      <w:r>
+        <w:rPr>
+          <w:b/>
+        </w:rPr>
+        <w:t>input</w:t>
+      </w:r>
+      <w:r>
+        <w:rPr>
+          <w:b w:val="0"/>
+        </w:rPr>
+        <w:t xml:space="preserve">, contract result, rule version and </w:t>
+      </w:r>
+      <w:r>
+        <w:rPr>
+          <w:b/>
+        </w:rPr>
+        <w:t>prediction</w:t>
+      </w:r>
+      <w:r>
+        <w:rPr>
+          <w:b w:val="0"/>
+        </w:rPr>
+        <w:t>.</w:t>
+      </w:r>
+    </w:p>
+    <w:p>
+      <w:pPr>
+        <w:spacing w:line="336" w:lineRule="auto" w:after="180"/>
+        <w:shd w:fill="F5F1FB"/>
+      </w:pPr>
+      <w:r>
+        <w:rPr>
+          <w:b w:val="0"/>
+        </w:rPr>
+        <w:t xml:space="preserve">Point to each numbered stage and explain which recorded </w:t>
+      </w:r>
+      <w:r>
+        <w:rPr>
+          <w:b/>
+        </w:rPr>
+        <w:t>input</w:t>
+      </w:r>
+      <w:r>
+        <w:rPr>
+          <w:b w:val="0"/>
+        </w:rPr>
+        <w:t xml:space="preserve"> it uses.</w:t>
+      </w:r>
+    </w:p>
+    <w:p>
+      <w:pPr>
+        <w:pStyle w:val="Heading3"/>
+      </w:pPr>
+      <w:r>
+        <w:t>03. Three records through the Tower1 classifier</w:t>
+      </w:r>
+    </w:p>
+    <w:p>
+      <w:r>
+        <w:drawing>
+          <wp:inline xmlns:a="http://schemas.openxmlformats.org/drawingml/2006/main" xmlns:pic="http://schemas.openxmlformats.org/drawingml/2006/picture">
+            <wp:extent cx="5486400" cy="2834640"/>
+            <wp:docPr id="24" name="Picture 24" descr="Three records through the Tower1 classifier. 5 cm | Accepted; 5 is below 6 | Tower1 predicts short. 6 cm | Accepted; 6 is at least 6 | Tower1 predicts tall. Height blank | Missing height; stop before rule | Tower1; no prediction"/>
+            <wp:cNvGraphicFramePr>
+              <a:graphicFrameLocks noChangeAspect="1"/>
+            </wp:cNvGraphicFramePr>
+            <a:graphic>
+              <a:graphicData uri="http://schemas.openxmlformats.org/drawingml/2006/picture">
+                <pic:pic>
+                  <pic:nvPicPr>
+                    <pic:cNvPr id="0" name="academy-story-ai-1-14-03.png"/>
+                    <pic:cNvPicPr/>
+                  </pic:nvPicPr>
+                  <pic:blipFill>
+                    <a:blip r:embed="rId32"/>
+                    <a:stretch>
+                      <a:fillRect/>
+                    </a:stretch>
+                  </pic:blipFill>
+                  <pic:spPr>
+                    <a:xfrm>
+                      <a:off x="0" y="0"/>
+                      <a:ext cx="5486400" cy="2834640"/>
+                    </a:xfrm>
+                    <a:prstGeom prst="rect"/>
+                  </pic:spPr>
+                </pic:pic>
+              </a:graphicData>
+            </a:graphic>
+          </wp:inline>
+        </w:drawing>
+      </w:r>
+    </w:p>
+    <w:p>
+      <w:pPr>
+        <w:spacing w:line="336" w:lineRule="auto" w:after="180"/>
+      </w:pPr>
+      <w:r>
+        <w:rPr>
+          <w:b w:val="0"/>
+        </w:rPr>
+        <w:t xml:space="preserve">Three records through the Tower1 </w:t>
+      </w:r>
+      <w:r>
+        <w:rPr>
+          <w:b/>
+        </w:rPr>
+        <w:t>classifier</w:t>
+      </w:r>
+      <w:r>
+        <w:rPr>
+          <w:b w:val="0"/>
+        </w:rPr>
+        <w:t>. 5 cm | Accepted; 5 is below 6 | Tower1 predicts short. 6 cm | Accepted; 6 is at least 6 | Tower1 predicts tall.</w:t>
+      </w:r>
+    </w:p>
+    <w:p>
+      <w:pPr>
+        <w:spacing w:line="336" w:lineRule="auto" w:after="180"/>
+      </w:pPr>
+      <w:r>
+        <w:rPr>
+          <w:b w:val="0"/>
+        </w:rPr>
+        <w:t xml:space="preserve">Height blank | Missing height; stop before rule | Tower1; </w:t>
+      </w:r>
+      <w:r>
+        <w:rPr>
+          <w:b/>
+        </w:rPr>
+        <w:t>no prediction</w:t>
+      </w:r>
+    </w:p>
+    <w:p>
+      <w:pPr>
+        <w:spacing w:line="336" w:lineRule="auto" w:after="180"/>
+        <w:shd w:fill="F5F1FB"/>
+      </w:pPr>
+      <w:r>
+        <w:rPr>
+          <w:b w:val="0"/>
+        </w:rPr>
+        <w:t>Read the labels and values. Explain the relationship the model shows.</w:t>
+      </w:r>
+    </w:p>
+    <w:p>
+      <w:pPr>
+        <w:pStyle w:val="Heading3"/>
+      </w:pPr>
+      <w:r>
+        <w:t>04. Change one thing. Trace what follows.</w:t>
+      </w:r>
+    </w:p>
+    <w:p>
+      <w:r>
+        <w:drawing>
+          <wp:inline xmlns:a="http://schemas.openxmlformats.org/drawingml/2006/main" xmlns:pic="http://schemas.openxmlformats.org/drawingml/2006/picture">
+            <wp:extent cx="5486400" cy="3026664"/>
+            <wp:docPr id="25" name="Picture 25" descr="Original case: Store input, contract result, rule version and prediction. Changed condition: Provide length 9 with unit mm. Expected result: Request clarification rather than predicting long. Reason: RibbonR requires cm; the unit mismatch fails its declared input contract."/>
+            <wp:cNvGraphicFramePr>
+              <a:graphicFrameLocks noChangeAspect="1"/>
+            </wp:cNvGraphicFramePr>
+            <a:graphic>
+              <a:graphicData uri="http://schemas.openxmlformats.org/drawingml/2006/picture">
+                <pic:pic>
+                  <pic:nvPicPr>
+                    <pic:cNvPr id="0" name="academy-story-ai-1-14-04.png"/>
+                    <pic:cNvPicPr/>
+                  </pic:nvPicPr>
+                  <pic:blipFill>
+                    <a:blip r:embed="rId33"/>
+                    <a:stretch>
+                      <a:fillRect/>
+                    </a:stretch>
+                  </pic:blipFill>
+                  <pic:spPr>
+                    <a:xfrm>
+                      <a:off x="0" y="0"/>
+                      <a:ext cx="5486400" cy="3026664"/>
+                    </a:xfrm>
+                    <a:prstGeom prst="rect"/>
+                  </pic:spPr>
+                </pic:pic>
+              </a:graphicData>
+            </a:graphic>
+          </wp:inline>
+        </w:drawing>
+      </w:r>
+    </w:p>
+    <w:p>
+      <w:pPr>
+        <w:spacing w:line="336" w:lineRule="auto" w:after="180"/>
+      </w:pPr>
+      <w:r>
+        <w:rPr>
+          <w:b w:val="0"/>
+        </w:rPr>
+        <w:t xml:space="preserve">Original case: Store </w:t>
+      </w:r>
+      <w:r>
+        <w:rPr>
+          <w:b/>
+        </w:rPr>
+        <w:t>input</w:t>
+      </w:r>
+      <w:r>
+        <w:rPr>
+          <w:b w:val="0"/>
+        </w:rPr>
+        <w:t xml:space="preserve">, contract result, rule version and </w:t>
+      </w:r>
+      <w:r>
+        <w:rPr>
+          <w:b/>
+        </w:rPr>
+        <w:t>prediction</w:t>
+      </w:r>
+      <w:r>
+        <w:rPr>
+          <w:b w:val="0"/>
+        </w:rPr>
+        <w:t>. Changed condition: Provide length 9 with unit mm. Expected result: Request clarification rather than predicting long.</w:t>
+      </w:r>
+    </w:p>
+    <w:p>
+      <w:pPr>
+        <w:spacing w:line="336" w:lineRule="auto" w:after="180"/>
+      </w:pPr>
+      <w:r>
+        <w:rPr>
+          <w:b w:val="0"/>
+        </w:rPr>
+        <w:t xml:space="preserve">Reason: RibbonR requires cm; the unit mismatch fails its declared </w:t>
+      </w:r>
+      <w:r>
+        <w:rPr>
+          <w:b/>
+        </w:rPr>
+        <w:t>input contract</w:t>
+      </w:r>
+      <w:r>
+        <w:rPr>
+          <w:b w:val="0"/>
+        </w:rPr>
+        <w:t>.</w:t>
+      </w:r>
+    </w:p>
+    <w:p>
+      <w:pPr>
+        <w:spacing w:line="336" w:lineRule="auto" w:after="180"/>
+        <w:shd w:fill="F5F1FB"/>
+      </w:pPr>
+      <w:r>
+        <w:rPr>
+          <w:b w:val="0"/>
+        </w:rPr>
+        <w:t>Predict before checking the worked changed-case result. Name what changed and what the supplied facts allow you to conclude.</w:t>
+      </w:r>
+    </w:p>
+    <w:p>
+      <w:pPr>
+        <w:pStyle w:val="Heading3"/>
+      </w:pPr>
+      <w:r>
+        <w:t>05. Connect the explanation to its limit</w:t>
+      </w:r>
+    </w:p>
+    <w:p>
+      <w:r>
+        <w:drawing>
+          <wp:inline xmlns:a="http://schemas.openxmlformats.org/drawingml/2006/main" xmlns:pic="http://schemas.openxmlformats.org/drawingml/2006/picture">
+            <wp:extent cx="5486400" cy="2834640"/>
+            <wp:docPr id="26" name="Picture 26" descr="A prediction boundary answers a different question from input validation. Length 9 passes the contract and meets the long boundary. Length 16 must not receive long merely because it exceeds 9: it violates the allowed range first. Zero is permitted and receives short. Limit: Contract validity does not prove the predicted category agrees with a checked reference label."/>
+            <wp:cNvGraphicFramePr>
+              <a:graphicFrameLocks noChangeAspect="1"/>
+            </wp:cNvGraphicFramePr>
+            <a:graphic>
+              <a:graphicData uri="http://schemas.openxmlformats.org/drawingml/2006/picture">
+                <pic:pic>
+                  <pic:nvPicPr>
+                    <pic:cNvPr id="0" name="academy-story-ai-1-14-05.png"/>
+                    <pic:cNvPicPr/>
+                  </pic:nvPicPr>
+                  <pic:blipFill>
+                    <a:blip r:embed="rId34"/>
+                    <a:stretch>
+                      <a:fillRect/>
+                    </a:stretch>
+                  </pic:blipFill>
+                  <pic:spPr>
+                    <a:xfrm>
+                      <a:off x="0" y="0"/>
+                      <a:ext cx="5486400" cy="2834640"/>
+                    </a:xfrm>
+                    <a:prstGeom prst="rect"/>
+                  </pic:spPr>
+                </pic:pic>
+              </a:graphicData>
+            </a:graphic>
+          </wp:inline>
+        </w:drawing>
+      </w:r>
+    </w:p>
+    <w:p>
+      <w:pPr>
+        <w:spacing w:line="336" w:lineRule="auto" w:after="180"/>
+      </w:pPr>
+      <w:r>
+        <w:rPr>
+          <w:b w:val="0"/>
+        </w:rPr>
+        <w:t xml:space="preserve">A </w:t>
+      </w:r>
+      <w:r>
+        <w:rPr>
+          <w:b/>
+        </w:rPr>
+        <w:t>prediction</w:t>
+      </w:r>
+      <w:r>
+        <w:rPr>
+          <w:b w:val="0"/>
+        </w:rPr>
+        <w:t xml:space="preserve"> boundary answers a different question from </w:t>
+      </w:r>
+      <w:r>
+        <w:rPr>
+          <w:b/>
+        </w:rPr>
+        <w:t>input</w:t>
+      </w:r>
+      <w:r>
+        <w:rPr>
+          <w:b w:val="0"/>
+        </w:rPr>
+        <w:t xml:space="preserve"> </w:t>
+      </w:r>
+      <w:r>
+        <w:rPr>
+          <w:b/>
+        </w:rPr>
+        <w:t>validation</w:t>
+      </w:r>
+      <w:r>
+        <w:rPr>
+          <w:b w:val="0"/>
+        </w:rPr>
+        <w:t>. Length 9 passes the contract and meets the long boundary.</w:t>
+      </w:r>
+    </w:p>
+    <w:p>
+      <w:pPr>
+        <w:spacing w:line="336" w:lineRule="auto" w:after="180"/>
+      </w:pPr>
+      <w:r>
+        <w:rPr>
+          <w:b w:val="0"/>
+        </w:rPr>
+        <w:t>Length 16 must not receive long merely because it exceeds 9: it violates the allowed range first. Zero is permitted and receives short.</w:t>
+      </w:r>
+    </w:p>
+    <w:p>
+      <w:pPr>
+        <w:spacing w:line="336" w:lineRule="auto" w:after="180"/>
+      </w:pPr>
+      <w:r>
+        <w:rPr>
+          <w:b w:val="0"/>
+        </w:rPr>
+        <w:t>Limit: Contract validity does not prove the predicted category agrees with a checked reference label.</w:t>
+      </w:r>
+    </w:p>
+    <w:p>
+      <w:pPr>
+        <w:spacing w:line="336" w:lineRule="auto" w:after="180"/>
+        <w:shd w:fill="F5F1FB"/>
+      </w:pPr>
+      <w:r>
+        <w:rPr>
+          <w:b w:val="0"/>
+        </w:rPr>
+        <w:t>Explain the case, then point to a limit on the claim.</w:t>
+      </w:r>
+    </w:p>
+    <w:p>
+      <w:pPr>
+        <w:pStyle w:val="Heading3"/>
+      </w:pPr>
+      <w:r>
+        <w:t>06. Make the idea visible in your project</w:t>
+      </w:r>
+    </w:p>
+    <w:p>
+      <w:r>
+        <w:drawing>
+          <wp:inline xmlns:a="http://schemas.openxmlformats.org/drawingml/2006/main" xmlns:pic="http://schemas.openxmlformats.org/drawingml/2006/picture">
+            <wp:extent cx="5486400" cy="3380232"/>
+            <wp:docPr id="27" name="Picture 27" descr="Create a sorter instruction card covering valid values, equality, missing fields and who can resolve clarification requests. Draw your input, deciding step, result and limit. Supported question: Trace 0 cm and explain why clarification is different from predicting short."/>
+            <wp:cNvGraphicFramePr>
+              <a:graphicFrameLocks noChangeAspect="1"/>
+            </wp:cNvGraphicFramePr>
+            <a:graphic>
+              <a:graphicData uri="http://schemas.openxmlformats.org/drawingml/2006/picture">
+                <pic:pic>
+                  <pic:nvPicPr>
+                    <pic:cNvPr id="0" name="academy-story-ai-1-14-06.png"/>
+                    <pic:cNvPicPr/>
+                  </pic:nvPicPr>
+                  <pic:blipFill>
+                    <a:blip r:embed="rId35"/>
+                    <a:stretch>
+                      <a:fillRect/>
+                    </a:stretch>
+                  </pic:blipFill>
+                  <pic:spPr>
+                    <a:xfrm>
+                      <a:off x="0" y="0"/>
+                      <a:ext cx="5486400" cy="3380232"/>
+                    </a:xfrm>
+                    <a:prstGeom prst="rect"/>
+                  </pic:spPr>
+                </pic:pic>
+              </a:graphicData>
+            </a:graphic>
+          </wp:inline>
+        </w:drawing>
+      </w:r>
+    </w:p>
+    <w:p>
+      <w:pPr>
+        <w:spacing w:line="336" w:lineRule="auto" w:after="180"/>
+      </w:pPr>
+      <w:r>
+        <w:rPr>
+          <w:b w:val="0"/>
+        </w:rPr>
+        <w:t xml:space="preserve">Create a sorter instruction card covering valid values, equality, missing fields and who can resolve clarification requests. Draw your </w:t>
+      </w:r>
+      <w:r>
+        <w:rPr>
+          <w:b/>
+        </w:rPr>
+        <w:t>input</w:t>
+      </w:r>
+      <w:r>
+        <w:rPr>
+          <w:b w:val="0"/>
+        </w:rPr>
+        <w:t>, deciding step, result and limit.</w:t>
+      </w:r>
+    </w:p>
+    <w:p>
+      <w:pPr>
+        <w:spacing w:line="336" w:lineRule="auto" w:after="180"/>
+      </w:pPr>
+      <w:r>
+        <w:rPr>
+          <w:b w:val="0"/>
+        </w:rPr>
+        <w:t>Supported question: Trace 0 cm and explain why clarification is different from predicting short.</w:t>
+      </w:r>
+    </w:p>
+    <w:p>
+      <w:pPr>
+        <w:spacing w:line="336" w:lineRule="auto" w:after="180"/>
+        <w:shd w:fill="F5F1FB"/>
+      </w:pPr>
+      <w:r>
+        <w:rPr>
+          <w:b w:val="0"/>
+        </w:rPr>
+        <w:t xml:space="preserve">Draw your project trace and justify the deciding step using </w:t>
+      </w:r>
+      <w:r>
+        <w:rPr>
+          <w:b/>
+        </w:rPr>
+        <w:t>evidence</w:t>
+      </w:r>
+      <w:r>
+        <w:rPr>
+          <w:b w:val="0"/>
+        </w:rPr>
+        <w:t>.</w:t>
       </w:r>
     </w:p>
     <w:sectPr>

--- a/downloads/student/ai-1-week-14.docx
+++ b/downloads/student/ai-1-week-14.docx
@@ -6379,7 +6379,7 @@
         <w:rPr>
           <w:b w:val="0"/>
         </w:rPr>
-        <w:t>: three sides means triangle; four equal sides means square. Classify a three-sided card and a card whose corner is hidden. When should you pause?</w:t>
+        <w:t>: three straight sides forming a closed shape means triangle; four equal straight sides and four right angles forming a closed shape means square. Classify a three-sided card and a card whose corner is hidden. When should you pause?</w:t>
       </w:r>
     </w:p>
     <w:p>
